--- a/Docs/03_[KLTN - 86] UserStory.docx
+++ b/Docs/03_[KLTN - 86] UserStory.docx
@@ -1075,10 +1075,10 @@
             <w:r>
               <w:rPr>
                 <w:rFonts w:ascii="Times New Roman" w:hAnsi="Times New Roman" w:cs="Times New Roman"/>
-                <w:sz w:val="24"/>
-                <w:szCs w:val="24"/>
-              </w:rPr>
-              <w:t>12/03/2026</w:t>
+                <w:sz w:val="26"/>
+                <w:szCs w:val="26"/>
+              </w:rPr>
+              <w:t>17/03/2026</w:t>
             </w:r>
           </w:p>
         </w:tc>
@@ -1126,10 +1126,10 @@
             <w:r>
               <w:rPr>
                 <w:rFonts w:ascii="Times New Roman" w:hAnsi="Times New Roman" w:cs="Times New Roman"/>
-                <w:sz w:val="24"/>
-                <w:szCs w:val="24"/>
-              </w:rPr>
-              <w:t>15/05/2026</w:t>
+                <w:sz w:val="26"/>
+                <w:szCs w:val="26"/>
+              </w:rPr>
+              <w:t>17/03/2026</w:t>
             </w:r>
           </w:p>
         </w:tc>
@@ -1236,15 +1236,7 @@
                 <w:sz w:val="26"/>
                 <w:szCs w:val="26"/>
               </w:rPr>
-              <w:t xml:space="preserve">ThS. </w:t>
-            </w:r>
-            <w:r>
-              <w:rPr>
-                <w:rFonts w:ascii="Times New Roman" w:hAnsi="Times New Roman" w:cs="Times New Roman"/>
-                <w:sz w:val="24"/>
-                <w:szCs w:val="24"/>
-              </w:rPr>
-              <w:t>Trần Bàn Thạch</w:t>
+              <w:t>ThS. Trần Bàn Thạch</w:t>
             </w:r>
           </w:p>
           <w:p>
@@ -1369,8 +1361,8 @@
             <w:r>
               <w:rPr>
                 <w:rFonts w:ascii="Times New Roman" w:hAnsi="Times New Roman" w:cs="Times New Roman"/>
-                <w:sz w:val="24"/>
-                <w:szCs w:val="24"/>
+                <w:sz w:val="26"/>
+                <w:szCs w:val="26"/>
               </w:rPr>
               <w:t>Trần Bàn Thạch</w:t>
             </w:r>
@@ -1477,16 +1469,16 @@
             <w:r>
               <w:rPr>
                 <w:rFonts w:ascii="Times New Roman" w:hAnsi="Times New Roman" w:cs="Times New Roman"/>
-                <w:sz w:val="24"/>
-                <w:szCs w:val="24"/>
+                <w:sz w:val="26"/>
+                <w:szCs w:val="26"/>
               </w:rPr>
               <w:t>Nguyễn</w:t>
             </w:r>
             <w:r>
               <w:rPr>
                 <w:rFonts w:ascii="Times New Roman" w:hAnsi="Times New Roman" w:cs="Times New Roman"/>
-                <w:sz w:val="24"/>
-                <w:szCs w:val="24"/>
+                <w:sz w:val="26"/>
+                <w:szCs w:val="26"/>
                 <w:lang w:val="vi-VN"/>
               </w:rPr>
               <w:t xml:space="preserve"> Nhật Hoàng</w:t>
@@ -1510,8 +1502,8 @@
             <w:r>
               <w:rPr>
                 <w:rFonts w:ascii="Times New Roman" w:hAnsi="Times New Roman" w:cs="Times New Roman"/>
-                <w:sz w:val="24"/>
-                <w:szCs w:val="24"/>
+                <w:sz w:val="26"/>
+                <w:szCs w:val="26"/>
               </w:rPr>
               <w:t>hoangnguyenggggg11@gmail.com</w:t>
             </w:r>
@@ -1534,8 +1526,8 @@
             <w:r>
               <w:rPr>
                 <w:rFonts w:ascii="Times New Roman" w:hAnsi="Times New Roman" w:cs="Times New Roman"/>
-                <w:sz w:val="24"/>
-                <w:szCs w:val="24"/>
+                <w:sz w:val="26"/>
+                <w:szCs w:val="26"/>
               </w:rPr>
               <w:t>0372659323</w:t>
             </w:r>
@@ -1586,16 +1578,16 @@
             <w:r>
               <w:rPr>
                 <w:rFonts w:ascii="Times New Roman" w:hAnsi="Times New Roman" w:cs="Times New Roman"/>
-                <w:sz w:val="24"/>
-                <w:szCs w:val="24"/>
+                <w:sz w:val="26"/>
+                <w:szCs w:val="26"/>
               </w:rPr>
               <w:t>Nguyễn</w:t>
             </w:r>
             <w:r>
               <w:rPr>
                 <w:rFonts w:ascii="Times New Roman" w:hAnsi="Times New Roman" w:cs="Times New Roman"/>
-                <w:sz w:val="24"/>
-                <w:szCs w:val="24"/>
+                <w:sz w:val="26"/>
+                <w:szCs w:val="26"/>
                 <w:lang w:val="vi-VN"/>
               </w:rPr>
               <w:t xml:space="preserve"> Thị Thu Hà</w:t>
@@ -1618,8 +1610,8 @@
             <w:r>
               <w:rPr>
                 <w:rFonts w:ascii="Times New Roman" w:hAnsi="Times New Roman" w:cs="Times New Roman"/>
-                <w:sz w:val="24"/>
-                <w:szCs w:val="24"/>
+                <w:sz w:val="26"/>
+                <w:szCs w:val="26"/>
               </w:rPr>
               <w:t>haathu33@gmail.com</w:t>
             </w:r>
@@ -1641,8 +1633,8 @@
             <w:r>
               <w:rPr>
                 <w:rFonts w:ascii="Times New Roman" w:hAnsi="Times New Roman" w:cs="Times New Roman"/>
-                <w:sz w:val="24"/>
-                <w:szCs w:val="24"/>
+                <w:sz w:val="26"/>
+                <w:szCs w:val="26"/>
               </w:rPr>
               <w:t>0869766309</w:t>
             </w:r>
@@ -1683,16 +1675,16 @@
             <w:r>
               <w:rPr>
                 <w:rFonts w:ascii="Times New Roman" w:hAnsi="Times New Roman" w:cs="Times New Roman"/>
-                <w:sz w:val="24"/>
-                <w:szCs w:val="24"/>
+                <w:sz w:val="26"/>
+                <w:szCs w:val="26"/>
               </w:rPr>
               <w:t>Nguyễn</w:t>
             </w:r>
             <w:r>
               <w:rPr>
                 <w:rFonts w:ascii="Times New Roman" w:hAnsi="Times New Roman" w:cs="Times New Roman"/>
-                <w:sz w:val="24"/>
-                <w:szCs w:val="24"/>
+                <w:sz w:val="26"/>
+                <w:szCs w:val="26"/>
                 <w:lang w:val="vi-VN"/>
               </w:rPr>
               <w:t xml:space="preserve"> Đắc Hải</w:t>
@@ -1715,8 +1707,8 @@
             <w:r>
               <w:rPr>
                 <w:rFonts w:ascii="Times New Roman" w:hAnsi="Times New Roman" w:cs="Times New Roman"/>
-                <w:sz w:val="24"/>
-                <w:szCs w:val="24"/>
+                <w:sz w:val="26"/>
+                <w:szCs w:val="26"/>
               </w:rPr>
               <w:t>ndachai2003@gmail.com</w:t>
             </w:r>
@@ -1738,8 +1730,8 @@
             <w:r>
               <w:rPr>
                 <w:rFonts w:ascii="Times New Roman" w:hAnsi="Times New Roman" w:cs="Times New Roman"/>
-                <w:sz w:val="24"/>
-                <w:szCs w:val="24"/>
+                <w:sz w:val="26"/>
+                <w:szCs w:val="26"/>
               </w:rPr>
               <w:t>0866983360</w:t>
             </w:r>
@@ -1780,16 +1772,16 @@
             <w:r>
               <w:rPr>
                 <w:rFonts w:ascii="Times New Roman" w:hAnsi="Times New Roman" w:cs="Times New Roman"/>
-                <w:sz w:val="24"/>
-                <w:szCs w:val="24"/>
+                <w:sz w:val="26"/>
+                <w:szCs w:val="26"/>
               </w:rPr>
               <w:t>Dương</w:t>
             </w:r>
             <w:r>
               <w:rPr>
                 <w:rFonts w:ascii="Times New Roman" w:hAnsi="Times New Roman" w:cs="Times New Roman"/>
-                <w:sz w:val="24"/>
-                <w:szCs w:val="24"/>
+                <w:sz w:val="26"/>
+                <w:szCs w:val="26"/>
                 <w:lang w:val="vi-VN"/>
               </w:rPr>
               <w:t xml:space="preserve"> Thanh Khải</w:t>
@@ -1812,8 +1804,8 @@
             <w:r>
               <w:rPr>
                 <w:rFonts w:ascii="Times New Roman" w:hAnsi="Times New Roman" w:cs="Times New Roman"/>
-                <w:sz w:val="24"/>
-                <w:szCs w:val="24"/>
+                <w:sz w:val="26"/>
+                <w:szCs w:val="26"/>
               </w:rPr>
               <w:t>thanhkhai600@gmail.com</w:t>
             </w:r>
@@ -1835,8 +1827,8 @@
             <w:r>
               <w:rPr>
                 <w:rFonts w:ascii="Times New Roman" w:hAnsi="Times New Roman" w:cs="Times New Roman"/>
-                <w:sz w:val="24"/>
-                <w:szCs w:val="24"/>
+                <w:sz w:val="26"/>
+                <w:szCs w:val="26"/>
               </w:rPr>
               <w:t>0962056510</w:t>
             </w:r>
@@ -1877,16 +1869,16 @@
             <w:r>
               <w:rPr>
                 <w:rFonts w:ascii="Times New Roman" w:hAnsi="Times New Roman" w:cs="Times New Roman"/>
-                <w:sz w:val="24"/>
-                <w:szCs w:val="24"/>
+                <w:sz w:val="26"/>
+                <w:szCs w:val="26"/>
               </w:rPr>
               <w:t>Trần</w:t>
             </w:r>
             <w:r>
               <w:rPr>
                 <w:rFonts w:ascii="Times New Roman" w:hAnsi="Times New Roman" w:cs="Times New Roman"/>
-                <w:sz w:val="24"/>
-                <w:szCs w:val="24"/>
+                <w:sz w:val="26"/>
+                <w:szCs w:val="26"/>
                 <w:lang w:val="vi-VN"/>
               </w:rPr>
               <w:t xml:space="preserve"> Duy Phước</w:t>
@@ -1909,8 +1901,8 @@
             <w:r>
               <w:rPr>
                 <w:rFonts w:ascii="Times New Roman" w:hAnsi="Times New Roman" w:cs="Times New Roman"/>
-                <w:sz w:val="24"/>
-                <w:szCs w:val="24"/>
+                <w:sz w:val="26"/>
+                <w:szCs w:val="26"/>
               </w:rPr>
               <w:t>phuocbeo321@gmail.com</w:t>
             </w:r>
@@ -1932,8 +1924,8 @@
             <w:r>
               <w:rPr>
                 <w:rFonts w:ascii="Times New Roman" w:hAnsi="Times New Roman" w:cs="Times New Roman"/>
-                <w:sz w:val="24"/>
-                <w:szCs w:val="24"/>
+                <w:sz w:val="26"/>
+                <w:szCs w:val="26"/>
               </w:rPr>
               <w:t>0389807747</w:t>
             </w:r>
@@ -2384,31 +2376,7 @@
                 <w:sz w:val="26"/>
                 <w:szCs w:val="26"/>
               </w:rPr>
-              <w:t>01</w:t>
-            </w:r>
-            <w:r>
-              <w:rPr>
-                <w:rFonts w:ascii="Times New Roman" w:hAnsi="Times New Roman" w:cs="Times New Roman"/>
-                <w:sz w:val="26"/>
-                <w:szCs w:val="26"/>
-              </w:rPr>
-              <w:t>/0</w:t>
-            </w:r>
-            <w:r>
-              <w:rPr>
-                <w:rFonts w:ascii="Times New Roman" w:hAnsi="Times New Roman" w:cs="Times New Roman"/>
-                <w:sz w:val="26"/>
-                <w:szCs w:val="26"/>
-              </w:rPr>
-              <w:t>4</w:t>
-            </w:r>
-            <w:r>
-              <w:rPr>
-                <w:rFonts w:ascii="Times New Roman" w:hAnsi="Times New Roman" w:cs="Times New Roman"/>
-                <w:sz w:val="26"/>
-                <w:szCs w:val="26"/>
-              </w:rPr>
-              <w:t>/2026</w:t>
+              <w:t>17/03/2026</w:t>
             </w:r>
           </w:p>
         </w:tc>
@@ -2424,8 +2392,26 @@
                 <w:rFonts w:ascii="Times New Roman" w:hAnsi="Times New Roman" w:cs="Times New Roman"/>
                 <w:sz w:val="26"/>
                 <w:szCs w:val="26"/>
-              </w:rPr>
-            </w:pPr>
+                <w:lang w:val="vi-VN"/>
+              </w:rPr>
+            </w:pPr>
+            <w:r>
+              <w:rPr>
+                <w:rFonts w:ascii="Times New Roman" w:hAnsi="Times New Roman" w:cs="Times New Roman"/>
+                <w:sz w:val="26"/>
+                <w:szCs w:val="26"/>
+              </w:rPr>
+              <w:t>Tạo</w:t>
+            </w:r>
+            <w:r>
+              <w:rPr>
+                <w:rFonts w:ascii="Times New Roman" w:hAnsi="Times New Roman" w:cs="Times New Roman"/>
+                <w:sz w:val="26"/>
+                <w:szCs w:val="26"/>
+                <w:lang w:val="vi-VN"/>
+              </w:rPr>
+              <w:t xml:space="preserve"> tài liệu</w:t>
+            </w:r>
           </w:p>
         </w:tc>
       </w:tr>
@@ -2512,6 +2498,14 @@
                 <w:szCs w:val="26"/>
               </w:rPr>
             </w:pPr>
+            <w:r>
+              <w:rPr>
+                <w:rFonts w:ascii="Times New Roman" w:hAnsi="Times New Roman" w:cs="Times New Roman"/>
+                <w:sz w:val="26"/>
+                <w:szCs w:val="26"/>
+              </w:rPr>
+              <w:t>17/03/2026</w:t>
+            </w:r>
           </w:p>
         </w:tc>
         <w:tc>
@@ -2526,8 +2520,26 @@
                 <w:rFonts w:ascii="Times New Roman" w:hAnsi="Times New Roman" w:cs="Times New Roman"/>
                 <w:sz w:val="26"/>
                 <w:szCs w:val="26"/>
-              </w:rPr>
-            </w:pPr>
+                <w:lang w:val="vi-VN"/>
+              </w:rPr>
+            </w:pPr>
+            <w:r>
+              <w:rPr>
+                <w:rFonts w:ascii="Times New Roman" w:hAnsi="Times New Roman" w:cs="Times New Roman"/>
+                <w:sz w:val="26"/>
+                <w:szCs w:val="26"/>
+              </w:rPr>
+              <w:t>Chỉnh</w:t>
+            </w:r>
+            <w:r>
+              <w:rPr>
+                <w:rFonts w:ascii="Times New Roman" w:hAnsi="Times New Roman" w:cs="Times New Roman"/>
+                <w:sz w:val="26"/>
+                <w:szCs w:val="26"/>
+                <w:lang w:val="vi-VN"/>
+              </w:rPr>
+              <w:t xml:space="preserve"> sửa tài liệu</w:t>
+            </w:r>
           </w:p>
         </w:tc>
       </w:tr>
@@ -2770,13 +2782,23 @@
                 <w:szCs w:val="26"/>
               </w:rPr>
             </w:pPr>
-            <w:r>
-              <w:rPr>
-                <w:rFonts w:ascii="Times New Roman" w:hAnsi="Times New Roman" w:cs="Times New Roman"/>
-                <w:sz w:val="26"/>
-                <w:szCs w:val="26"/>
-              </w:rPr>
-              <w:t>…./…./2026</w:t>
+            <w:proofErr w:type="gramStart"/>
+            <w:r>
+              <w:rPr>
+                <w:rFonts w:ascii="Times New Roman" w:hAnsi="Times New Roman" w:cs="Times New Roman"/>
+                <w:sz w:val="26"/>
+                <w:szCs w:val="26"/>
+              </w:rPr>
+              <w:t>…./…./</w:t>
+            </w:r>
+            <w:proofErr w:type="gramEnd"/>
+            <w:r>
+              <w:rPr>
+                <w:rFonts w:ascii="Times New Roman" w:hAnsi="Times New Roman" w:cs="Times New Roman"/>
+                <w:sz w:val="26"/>
+                <w:szCs w:val="26"/>
+              </w:rPr>
+              <w:t>2026</w:t>
             </w:r>
           </w:p>
         </w:tc>
@@ -2956,13 +2978,23 @@
                 <w:szCs w:val="26"/>
               </w:rPr>
             </w:pPr>
-            <w:r>
-              <w:rPr>
-                <w:rFonts w:ascii="Times New Roman" w:hAnsi="Times New Roman" w:cs="Times New Roman"/>
-                <w:sz w:val="26"/>
-                <w:szCs w:val="26"/>
-              </w:rPr>
-              <w:t>…./…./2026</w:t>
+            <w:proofErr w:type="gramStart"/>
+            <w:r>
+              <w:rPr>
+                <w:rFonts w:ascii="Times New Roman" w:hAnsi="Times New Roman" w:cs="Times New Roman"/>
+                <w:sz w:val="26"/>
+                <w:szCs w:val="26"/>
+              </w:rPr>
+              <w:t>…./…./</w:t>
+            </w:r>
+            <w:proofErr w:type="gramEnd"/>
+            <w:r>
+              <w:rPr>
+                <w:rFonts w:ascii="Times New Roman" w:hAnsi="Times New Roman" w:cs="Times New Roman"/>
+                <w:sz w:val="26"/>
+                <w:szCs w:val="26"/>
+              </w:rPr>
+              <w:t>2026</w:t>
             </w:r>
           </w:p>
         </w:tc>
@@ -3151,13 +3183,23 @@
                 <w:szCs w:val="26"/>
               </w:rPr>
             </w:pPr>
-            <w:r>
-              <w:rPr>
-                <w:rFonts w:ascii="Times New Roman" w:hAnsi="Times New Roman" w:cs="Times New Roman"/>
-                <w:sz w:val="26"/>
-                <w:szCs w:val="26"/>
-              </w:rPr>
-              <w:t>…./…./2026</w:t>
+            <w:proofErr w:type="gramStart"/>
+            <w:r>
+              <w:rPr>
+                <w:rFonts w:ascii="Times New Roman" w:hAnsi="Times New Roman" w:cs="Times New Roman"/>
+                <w:sz w:val="26"/>
+                <w:szCs w:val="26"/>
+              </w:rPr>
+              <w:t>…./…./</w:t>
+            </w:r>
+            <w:proofErr w:type="gramEnd"/>
+            <w:r>
+              <w:rPr>
+                <w:rFonts w:ascii="Times New Roman" w:hAnsi="Times New Roman" w:cs="Times New Roman"/>
+                <w:sz w:val="26"/>
+                <w:szCs w:val="26"/>
+              </w:rPr>
+              <w:t>2026</w:t>
             </w:r>
           </w:p>
         </w:tc>
@@ -3346,13 +3388,23 @@
                 <w:szCs w:val="26"/>
               </w:rPr>
             </w:pPr>
-            <w:r>
-              <w:rPr>
-                <w:rFonts w:ascii="Times New Roman" w:hAnsi="Times New Roman" w:cs="Times New Roman"/>
-                <w:sz w:val="26"/>
-                <w:szCs w:val="26"/>
-              </w:rPr>
-              <w:t>…./…./2026</w:t>
+            <w:proofErr w:type="gramStart"/>
+            <w:r>
+              <w:rPr>
+                <w:rFonts w:ascii="Times New Roman" w:hAnsi="Times New Roman" w:cs="Times New Roman"/>
+                <w:sz w:val="26"/>
+                <w:szCs w:val="26"/>
+              </w:rPr>
+              <w:t>…./…./</w:t>
+            </w:r>
+            <w:proofErr w:type="gramEnd"/>
+            <w:r>
+              <w:rPr>
+                <w:rFonts w:ascii="Times New Roman" w:hAnsi="Times New Roman" w:cs="Times New Roman"/>
+                <w:sz w:val="26"/>
+                <w:szCs w:val="26"/>
+              </w:rPr>
+              <w:t>2026</w:t>
             </w:r>
           </w:p>
         </w:tc>
@@ -3530,13 +3582,23 @@
                 <w:szCs w:val="26"/>
               </w:rPr>
             </w:pPr>
-            <w:r>
-              <w:rPr>
-                <w:rFonts w:ascii="Times New Roman" w:hAnsi="Times New Roman" w:cs="Times New Roman"/>
-                <w:sz w:val="26"/>
-                <w:szCs w:val="26"/>
-              </w:rPr>
-              <w:t>…./…./2026</w:t>
+            <w:proofErr w:type="gramStart"/>
+            <w:r>
+              <w:rPr>
+                <w:rFonts w:ascii="Times New Roman" w:hAnsi="Times New Roman" w:cs="Times New Roman"/>
+                <w:sz w:val="26"/>
+                <w:szCs w:val="26"/>
+              </w:rPr>
+              <w:t>…./…./</w:t>
+            </w:r>
+            <w:proofErr w:type="gramEnd"/>
+            <w:r>
+              <w:rPr>
+                <w:rFonts w:ascii="Times New Roman" w:hAnsi="Times New Roman" w:cs="Times New Roman"/>
+                <w:sz w:val="26"/>
+                <w:szCs w:val="26"/>
+              </w:rPr>
+              <w:t>2026</w:t>
             </w:r>
           </w:p>
         </w:tc>
@@ -3705,13 +3767,23 @@
                 <w:szCs w:val="26"/>
               </w:rPr>
             </w:pPr>
-            <w:r>
-              <w:rPr>
-                <w:rFonts w:ascii="Times New Roman" w:hAnsi="Times New Roman" w:cs="Times New Roman"/>
-                <w:sz w:val="26"/>
-                <w:szCs w:val="26"/>
-              </w:rPr>
-              <w:t>…./…./2026</w:t>
+            <w:proofErr w:type="gramStart"/>
+            <w:r>
+              <w:rPr>
+                <w:rFonts w:ascii="Times New Roman" w:hAnsi="Times New Roman" w:cs="Times New Roman"/>
+                <w:sz w:val="26"/>
+                <w:szCs w:val="26"/>
+              </w:rPr>
+              <w:t>…./…./</w:t>
+            </w:r>
+            <w:proofErr w:type="gramEnd"/>
+            <w:r>
+              <w:rPr>
+                <w:rFonts w:ascii="Times New Roman" w:hAnsi="Times New Roman" w:cs="Times New Roman"/>
+                <w:sz w:val="26"/>
+                <w:szCs w:val="26"/>
+              </w:rPr>
+              <w:t>2026</w:t>
             </w:r>
           </w:p>
         </w:tc>
@@ -3892,13 +3964,23 @@
                 <w:szCs w:val="26"/>
               </w:rPr>
             </w:pPr>
-            <w:r>
-              <w:rPr>
-                <w:rFonts w:ascii="Times New Roman" w:hAnsi="Times New Roman" w:cs="Times New Roman"/>
-                <w:sz w:val="26"/>
-                <w:szCs w:val="26"/>
-              </w:rPr>
-              <w:t>…./…./2026</w:t>
+            <w:proofErr w:type="gramStart"/>
+            <w:r>
+              <w:rPr>
+                <w:rFonts w:ascii="Times New Roman" w:hAnsi="Times New Roman" w:cs="Times New Roman"/>
+                <w:sz w:val="26"/>
+                <w:szCs w:val="26"/>
+              </w:rPr>
+              <w:t>…./…./</w:t>
+            </w:r>
+            <w:proofErr w:type="gramEnd"/>
+            <w:r>
+              <w:rPr>
+                <w:rFonts w:ascii="Times New Roman" w:hAnsi="Times New Roman" w:cs="Times New Roman"/>
+                <w:sz w:val="26"/>
+                <w:szCs w:val="26"/>
+              </w:rPr>
+              <w:t>2026</w:t>
             </w:r>
           </w:p>
         </w:tc>
@@ -4129,7 +4211,7 @@
                 <w:sz w:val="24"/>
                 <w:szCs w:val="24"/>
               </w:rPr>
-              <w:t>2</w:t>
+              <w:t>3</w:t>
             </w:r>
             <w:r>
               <w:rPr>
@@ -4246,7 +4328,7 @@
                 <w:sz w:val="24"/>
                 <w:szCs w:val="24"/>
               </w:rPr>
-              <w:t>2</w:t>
+              <w:t>3</w:t>
             </w:r>
             <w:r>
               <w:rPr>
@@ -4363,7 +4445,7 @@
                 <w:sz w:val="24"/>
                 <w:szCs w:val="24"/>
               </w:rPr>
-              <w:t>2</w:t>
+              <w:t>3</w:t>
             </w:r>
             <w:r>
               <w:rPr>
@@ -4480,7 +4562,7 @@
                 <w:sz w:val="24"/>
                 <w:szCs w:val="24"/>
               </w:rPr>
-              <w:t>2</w:t>
+              <w:t>3</w:t>
             </w:r>
             <w:r>
               <w:rPr>
@@ -4597,7 +4679,7 @@
                 <w:sz w:val="24"/>
                 <w:szCs w:val="24"/>
               </w:rPr>
-              <w:t>3</w:t>
+              <w:t>4</w:t>
             </w:r>
             <w:r>
               <w:rPr>
@@ -4718,7 +4800,7 @@
                 <w:sz w:val="24"/>
                 <w:szCs w:val="24"/>
               </w:rPr>
-              <w:t>3</w:t>
+              <w:t>4</w:t>
             </w:r>
             <w:r>
               <w:rPr>
@@ -4839,7 +4921,7 @@
                 <w:sz w:val="24"/>
                 <w:szCs w:val="24"/>
               </w:rPr>
-              <w:t>3</w:t>
+              <w:t>4</w:t>
             </w:r>
             <w:r>
               <w:rPr>
@@ -4973,7 +5055,7 @@
                 <w:sz w:val="24"/>
                 <w:szCs w:val="24"/>
               </w:rPr>
-              <w:t>3</w:t>
+              <w:t>4</w:t>
             </w:r>
             <w:r>
               <w:rPr>
@@ -5094,7 +5176,7 @@
                 <w:sz w:val="24"/>
                 <w:szCs w:val="24"/>
               </w:rPr>
-              <w:t>4</w:t>
+              <w:t>5</w:t>
             </w:r>
             <w:r>
               <w:rPr>
@@ -5215,7 +5297,7 @@
                 <w:sz w:val="24"/>
                 <w:szCs w:val="24"/>
               </w:rPr>
-              <w:t>4</w:t>
+              <w:t>5</w:t>
             </w:r>
             <w:r>
               <w:rPr>
@@ -5336,7 +5418,7 @@
                 <w:sz w:val="24"/>
                 <w:szCs w:val="24"/>
               </w:rPr>
-              <w:t>5</w:t>
+              <w:t>6</w:t>
             </w:r>
             <w:r>
               <w:rPr>
@@ -5457,7 +5539,7 @@
                 <w:sz w:val="24"/>
                 <w:szCs w:val="24"/>
               </w:rPr>
-              <w:t>5</w:t>
+              <w:t>6</w:t>
             </w:r>
             <w:r>
               <w:rPr>
@@ -5578,7 +5660,7 @@
                 <w:sz w:val="24"/>
                 <w:szCs w:val="24"/>
               </w:rPr>
-              <w:t>6</w:t>
+              <w:t>7</w:t>
             </w:r>
             <w:r>
               <w:rPr>
@@ -5699,7 +5781,7 @@
                 <w:sz w:val="24"/>
                 <w:szCs w:val="24"/>
               </w:rPr>
-              <w:t>6</w:t>
+              <w:t>7</w:t>
             </w:r>
             <w:r>
               <w:rPr>
@@ -5820,7 +5902,7 @@
                 <w:sz w:val="24"/>
                 <w:szCs w:val="24"/>
               </w:rPr>
-              <w:t>7</w:t>
+              <w:t>8</w:t>
             </w:r>
             <w:r>
               <w:rPr>
@@ -5941,7 +6023,7 @@
                 <w:sz w:val="24"/>
                 <w:szCs w:val="24"/>
               </w:rPr>
-              <w:t>7</w:t>
+              <w:t>8</w:t>
             </w:r>
             <w:r>
               <w:rPr>
@@ -6062,7 +6144,7 @@
                 <w:sz w:val="24"/>
                 <w:szCs w:val="24"/>
               </w:rPr>
-              <w:t>8</w:t>
+              <w:t>9</w:t>
             </w:r>
             <w:r>
               <w:rPr>
@@ -6183,7 +6265,7 @@
                 <w:sz w:val="24"/>
                 <w:szCs w:val="24"/>
               </w:rPr>
-              <w:t>8</w:t>
+              <w:t>9</w:t>
             </w:r>
             <w:r>
               <w:rPr>
@@ -6304,7 +6386,7 @@
                 <w:sz w:val="24"/>
                 <w:szCs w:val="24"/>
               </w:rPr>
-              <w:t>9</w:t>
+              <w:t>10</w:t>
             </w:r>
             <w:r>
               <w:rPr>
@@ -6425,7 +6507,7 @@
                 <w:sz w:val="24"/>
                 <w:szCs w:val="24"/>
               </w:rPr>
-              <w:t>9</w:t>
+              <w:t>10</w:t>
             </w:r>
             <w:r>
               <w:rPr>
@@ -6546,7 +6628,7 @@
                 <w:sz w:val="24"/>
                 <w:szCs w:val="24"/>
               </w:rPr>
-              <w:t>10</w:t>
+              <w:t>11</w:t>
             </w:r>
             <w:r>
               <w:rPr>
@@ -6667,7 +6749,7 @@
                 <w:sz w:val="24"/>
                 <w:szCs w:val="24"/>
               </w:rPr>
-              <w:t>10</w:t>
+              <w:t>11</w:t>
             </w:r>
             <w:r>
               <w:rPr>
@@ -6786,7 +6868,7 @@
                 <w:sz w:val="24"/>
                 <w:szCs w:val="24"/>
               </w:rPr>
-              <w:t>10</w:t>
+              <w:t>11</w:t>
             </w:r>
             <w:r>
               <w:rPr>
@@ -6905,7 +6987,7 @@
                 <w:sz w:val="24"/>
                 <w:szCs w:val="24"/>
               </w:rPr>
-              <w:t>11</w:t>
+              <w:t>12</w:t>
             </w:r>
             <w:r>
               <w:rPr>
@@ -7024,7 +7106,7 @@
                 <w:sz w:val="24"/>
                 <w:szCs w:val="24"/>
               </w:rPr>
-              <w:t>11</w:t>
+              <w:t>12</w:t>
             </w:r>
             <w:r>
               <w:rPr>
@@ -7143,7 +7225,7 @@
                 <w:sz w:val="24"/>
                 <w:szCs w:val="24"/>
               </w:rPr>
-              <w:t>12</w:t>
+              <w:t>13</w:t>
             </w:r>
             <w:r>
               <w:rPr>
@@ -7262,7 +7344,7 @@
                 <w:sz w:val="24"/>
                 <w:szCs w:val="24"/>
               </w:rPr>
-              <w:t>12</w:t>
+              <w:t>13</w:t>
             </w:r>
             <w:r>
               <w:rPr>
@@ -7381,7 +7463,7 @@
                 <w:sz w:val="24"/>
                 <w:szCs w:val="24"/>
               </w:rPr>
-              <w:t>13</w:t>
+              <w:t>14</w:t>
             </w:r>
             <w:r>
               <w:rPr>
@@ -7500,7 +7582,7 @@
                 <w:sz w:val="24"/>
                 <w:szCs w:val="24"/>
               </w:rPr>
-              <w:t>13</w:t>
+              <w:t>14</w:t>
             </w:r>
             <w:r>
               <w:rPr>
@@ -7619,7 +7701,7 @@
                 <w:sz w:val="24"/>
                 <w:szCs w:val="24"/>
               </w:rPr>
-              <w:t>14</w:t>
+              <w:t>15</w:t>
             </w:r>
             <w:r>
               <w:rPr>
@@ -7738,7 +7820,7 @@
                 <w:sz w:val="24"/>
                 <w:szCs w:val="24"/>
               </w:rPr>
-              <w:t>14</w:t>
+              <w:t>15</w:t>
             </w:r>
             <w:r>
               <w:rPr>
@@ -7857,7 +7939,7 @@
                 <w:sz w:val="24"/>
                 <w:szCs w:val="24"/>
               </w:rPr>
-              <w:t>14</w:t>
+              <w:t>15</w:t>
             </w:r>
             <w:r>
               <w:rPr>
@@ -7988,7 +8070,7 @@
                 <w:sz w:val="24"/>
                 <w:szCs w:val="24"/>
               </w:rPr>
-              <w:t>15</w:t>
+              <w:t>16</w:t>
             </w:r>
             <w:r>
               <w:rPr>
@@ -8107,7 +8189,7 @@
                 <w:sz w:val="24"/>
                 <w:szCs w:val="24"/>
               </w:rPr>
-              <w:t>15</w:t>
+              <w:t>16</w:t>
             </w:r>
             <w:r>
               <w:rPr>
@@ -8226,7 +8308,7 @@
                 <w:sz w:val="24"/>
                 <w:szCs w:val="24"/>
               </w:rPr>
-              <w:t>16</w:t>
+              <w:t>17</w:t>
             </w:r>
             <w:r>
               <w:rPr>
@@ -8345,7 +8427,7 @@
                 <w:sz w:val="24"/>
                 <w:szCs w:val="24"/>
               </w:rPr>
-              <w:t>16</w:t>
+              <w:t>17</w:t>
             </w:r>
             <w:r>
               <w:rPr>
@@ -8464,7 +8546,7 @@
                 <w:sz w:val="24"/>
                 <w:szCs w:val="24"/>
               </w:rPr>
-              <w:t>17</w:t>
+              <w:t>18</w:t>
             </w:r>
             <w:r>
               <w:rPr>
@@ -8583,7 +8665,7 @@
                 <w:sz w:val="24"/>
                 <w:szCs w:val="24"/>
               </w:rPr>
-              <w:t>17</w:t>
+              <w:t>18</w:t>
             </w:r>
             <w:r>
               <w:rPr>
@@ -8702,7 +8784,7 @@
                 <w:sz w:val="24"/>
                 <w:szCs w:val="24"/>
               </w:rPr>
-              <w:t>17</w:t>
+              <w:t>18</w:t>
             </w:r>
             <w:r>
               <w:rPr>
@@ -8821,7 +8903,7 @@
                 <w:sz w:val="24"/>
                 <w:szCs w:val="24"/>
               </w:rPr>
-              <w:t>18</w:t>
+              <w:t>19</w:t>
             </w:r>
             <w:r>
               <w:rPr>
@@ -8940,7 +9022,7 @@
                 <w:sz w:val="24"/>
                 <w:szCs w:val="24"/>
               </w:rPr>
-              <w:t>18</w:t>
+              <w:t>19</w:t>
             </w:r>
             <w:r>
               <w:rPr>
@@ -9059,7 +9141,7 @@
                 <w:sz w:val="24"/>
                 <w:szCs w:val="24"/>
               </w:rPr>
-              <w:t>19</w:t>
+              <w:t>20</w:t>
             </w:r>
             <w:r>
               <w:rPr>
@@ -9178,7 +9260,7 @@
                 <w:sz w:val="24"/>
                 <w:szCs w:val="24"/>
               </w:rPr>
-              <w:t>19</w:t>
+              <w:t>20</w:t>
             </w:r>
             <w:r>
               <w:rPr>
@@ -9308,7 +9390,7 @@
                 <w:sz w:val="24"/>
                 <w:szCs w:val="24"/>
               </w:rPr>
-              <w:t>19</w:t>
+              <w:t>20</w:t>
             </w:r>
             <w:r>
               <w:rPr>
@@ -9427,7 +9509,7 @@
                 <w:sz w:val="24"/>
                 <w:szCs w:val="24"/>
               </w:rPr>
-              <w:t>20</w:t>
+              <w:t>21</w:t>
             </w:r>
             <w:r>
               <w:rPr>
@@ -9546,7 +9628,7 @@
                 <w:sz w:val="24"/>
                 <w:szCs w:val="24"/>
               </w:rPr>
-              <w:t>20</w:t>
+              <w:t>21</w:t>
             </w:r>
             <w:r>
               <w:rPr>
@@ -9686,7 +9768,7 @@
                 <w:sz w:val="24"/>
                 <w:szCs w:val="24"/>
               </w:rPr>
-              <w:t>21</w:t>
+              <w:t>22</w:t>
             </w:r>
             <w:r>
               <w:rPr>

--- a/Docs/03_[KLTN - 86] UserStory.docx
+++ b/Docs/03_[KLTN - 86] UserStory.docx
@@ -826,7 +826,6 @@
           <w:lang w:val="vi-VN"/>
         </w:rPr>
         <w:sectPr>
-          <w:footerReference w:type="default" r:id="rId9"/>
           <w:pgSz w:w="11907" w:h="16839" w:code="9"/>
           <w:pgMar w:top="1134" w:right="851" w:bottom="1134" w:left="1701" w:header="720" w:footer="720" w:gutter="0"/>
           <w:cols w:space="720"/>
@@ -4017,8 +4016,8 @@
           <w:szCs w:val="26"/>
         </w:rPr>
         <w:sectPr>
-          <w:headerReference w:type="default" r:id="rId10"/>
-          <w:footerReference w:type="default" r:id="rId11"/>
+          <w:headerReference w:type="default" r:id="rId9"/>
+          <w:footerReference w:type="default" r:id="rId10"/>
           <w:pgSz w:w="11907" w:h="16839" w:code="9"/>
           <w:pgMar w:top="1134" w:right="851" w:bottom="1134" w:left="1701" w:header="567" w:footer="680" w:gutter="0"/>
           <w:pgNumType w:start="1"/>
@@ -4039,11 +4038,9 @@
       <w:sdtPr>
         <w:rPr>
           <w:rFonts w:ascii="Times New Roman" w:eastAsiaTheme="minorHAnsi" w:hAnsi="Times New Roman" w:cs="Times New Roman"/>
-          <w:b w:val="0"/>
-          <w:bCs w:val="0"/>
           <w:color w:val="auto"/>
-          <w:sz w:val="22"/>
-          <w:szCs w:val="22"/>
+          <w:sz w:val="32"/>
+          <w:szCs w:val="32"/>
           <w:lang w:eastAsia="en-US"/>
         </w:rPr>
         <w:id w:val="-1771300197"/>
@@ -4054,13 +4051,18 @@
       </w:sdtPr>
       <w:sdtEndPr>
         <w:rPr>
+          <w:b w:val="0"/>
+          <w:bCs w:val="0"/>
           <w:noProof/>
+          <w:sz w:val="26"/>
+          <w:szCs w:val="26"/>
         </w:rPr>
       </w:sdtEndPr>
       <w:sdtContent>
         <w:p>
           <w:pPr>
             <w:pStyle w:val="TOCHeading"/>
+            <w:spacing w:before="0" w:line="360" w:lineRule="auto"/>
             <w:jc w:val="center"/>
             <w:rPr>
               <w:rFonts w:ascii="Times New Roman" w:hAnsi="Times New Roman" w:cs="Times New Roman"/>
@@ -4093,12 +4095,13 @@
         <w:p>
           <w:pPr>
             <w:pStyle w:val="TOC1"/>
+            <w:spacing w:after="0" w:line="360" w:lineRule="auto"/>
             <w:rPr>
               <w:rFonts w:ascii="Times New Roman" w:eastAsiaTheme="minorEastAsia" w:hAnsi="Times New Roman" w:cs="Times New Roman"/>
               <w:noProof/>
               <w:kern w:val="2"/>
-              <w:sz w:val="24"/>
-              <w:szCs w:val="24"/>
+              <w:sz w:val="26"/>
+              <w:szCs w:val="26"/>
               <w:lang w:eastAsia="zh-CN"/>
               <w14:ligatures w14:val="standardContextual"/>
             </w:rPr>
@@ -4106,29 +4109,35 @@
           <w:r>
             <w:rPr>
               <w:rFonts w:ascii="Times New Roman" w:hAnsi="Times New Roman" w:cs="Times New Roman"/>
+              <w:sz w:val="26"/>
+              <w:szCs w:val="26"/>
             </w:rPr>
             <w:fldChar w:fldCharType="begin"/>
           </w:r>
           <w:r>
             <w:rPr>
               <w:rFonts w:ascii="Times New Roman" w:hAnsi="Times New Roman" w:cs="Times New Roman"/>
+              <w:sz w:val="26"/>
+              <w:szCs w:val="26"/>
             </w:rPr>
             <w:instrText xml:space="preserve"> TOC \o "1-3" \h \z \u </w:instrText>
           </w:r>
           <w:r>
             <w:rPr>
               <w:rFonts w:ascii="Times New Roman" w:hAnsi="Times New Roman" w:cs="Times New Roman"/>
+              <w:sz w:val="26"/>
+              <w:szCs w:val="26"/>
             </w:rPr>
             <w:fldChar w:fldCharType="separate"/>
           </w:r>
-          <w:hyperlink w:anchor="_Toc228375892" w:history="1">
+          <w:hyperlink w:anchor="_Toc229230336" w:history="1">
             <w:r>
               <w:rPr>
                 <w:rStyle w:val="Hyperlink"/>
                 <w:rFonts w:ascii="Times New Roman" w:hAnsi="Times New Roman" w:cs="Times New Roman"/>
                 <w:noProof/>
-                <w:sz w:val="24"/>
-                <w:szCs w:val="24"/>
+                <w:sz w:val="26"/>
+                <w:szCs w:val="26"/>
               </w:rPr>
               <w:t>1.</w:t>
             </w:r>
@@ -4137,8 +4146,8 @@
                 <w:rFonts w:ascii="Times New Roman" w:eastAsiaTheme="minorEastAsia" w:hAnsi="Times New Roman" w:cs="Times New Roman"/>
                 <w:noProof/>
                 <w:kern w:val="2"/>
-                <w:sz w:val="24"/>
-                <w:szCs w:val="24"/>
+                <w:sz w:val="26"/>
+                <w:szCs w:val="26"/>
                 <w:lang w:eastAsia="zh-CN"/>
                 <w14:ligatures w14:val="standardContextual"/>
               </w:rPr>
@@ -4149,8 +4158,8 @@
                 <w:rStyle w:val="Hyperlink"/>
                 <w:rFonts w:ascii="Times New Roman" w:hAnsi="Times New Roman" w:cs="Times New Roman"/>
                 <w:noProof/>
-                <w:sz w:val="24"/>
-                <w:szCs w:val="24"/>
+                <w:sz w:val="26"/>
+                <w:szCs w:val="26"/>
               </w:rPr>
               <w:t>MỤC ĐÍCH TÀI LIÊU</w:t>
             </w:r>
@@ -4159,8 +4168,8 @@
                 <w:rFonts w:ascii="Times New Roman" w:hAnsi="Times New Roman" w:cs="Times New Roman"/>
                 <w:noProof/>
                 <w:webHidden/>
-                <w:sz w:val="24"/>
-                <w:szCs w:val="24"/>
+                <w:sz w:val="26"/>
+                <w:szCs w:val="26"/>
               </w:rPr>
               <w:tab/>
             </w:r>
@@ -4169,8 +4178,8 @@
                 <w:rFonts w:ascii="Times New Roman" w:hAnsi="Times New Roman" w:cs="Times New Roman"/>
                 <w:noProof/>
                 <w:webHidden/>
-                <w:sz w:val="24"/>
-                <w:szCs w:val="24"/>
+                <w:sz w:val="26"/>
+                <w:szCs w:val="26"/>
               </w:rPr>
               <w:fldChar w:fldCharType="begin"/>
             </w:r>
@@ -4179,18 +4188,18 @@
                 <w:rFonts w:ascii="Times New Roman" w:hAnsi="Times New Roman" w:cs="Times New Roman"/>
                 <w:noProof/>
                 <w:webHidden/>
-                <w:sz w:val="24"/>
-                <w:szCs w:val="24"/>
-              </w:rPr>
-              <w:instrText xml:space="preserve"> PAGEREF _Toc228375892 \h </w:instrText>
+                <w:sz w:val="26"/>
+                <w:szCs w:val="26"/>
+              </w:rPr>
+              <w:instrText xml:space="preserve"> PAGEREF _Toc229230336 \h </w:instrText>
             </w:r>
             <w:r>
               <w:rPr>
                 <w:rFonts w:ascii="Times New Roman" w:hAnsi="Times New Roman" w:cs="Times New Roman"/>
                 <w:noProof/>
                 <w:webHidden/>
-                <w:sz w:val="24"/>
-                <w:szCs w:val="24"/>
+                <w:sz w:val="26"/>
+                <w:szCs w:val="26"/>
               </w:rPr>
             </w:r>
             <w:r>
@@ -4198,8 +4207,8 @@
                 <w:rFonts w:ascii="Times New Roman" w:hAnsi="Times New Roman" w:cs="Times New Roman"/>
                 <w:noProof/>
                 <w:webHidden/>
-                <w:sz w:val="24"/>
-                <w:szCs w:val="24"/>
+                <w:sz w:val="26"/>
+                <w:szCs w:val="26"/>
               </w:rPr>
               <w:fldChar w:fldCharType="separate"/>
             </w:r>
@@ -4208,18 +4217,18 @@
                 <w:rFonts w:ascii="Times New Roman" w:hAnsi="Times New Roman" w:cs="Times New Roman"/>
                 <w:noProof/>
                 <w:webHidden/>
-                <w:sz w:val="24"/>
-                <w:szCs w:val="24"/>
-              </w:rPr>
-              <w:t>3</w:t>
+                <w:sz w:val="26"/>
+                <w:szCs w:val="26"/>
+              </w:rPr>
+              <w:t>1</w:t>
             </w:r>
             <w:r>
               <w:rPr>
                 <w:rFonts w:ascii="Times New Roman" w:hAnsi="Times New Roman" w:cs="Times New Roman"/>
                 <w:noProof/>
                 <w:webHidden/>
-                <w:sz w:val="24"/>
-                <w:szCs w:val="24"/>
+                <w:sz w:val="26"/>
+                <w:szCs w:val="26"/>
               </w:rPr>
               <w:fldChar w:fldCharType="end"/>
             </w:r>
@@ -4228,24 +4237,25 @@
         <w:p>
           <w:pPr>
             <w:pStyle w:val="TOC1"/>
+            <w:spacing w:after="0" w:line="360" w:lineRule="auto"/>
             <w:rPr>
               <w:rFonts w:ascii="Times New Roman" w:eastAsiaTheme="minorEastAsia" w:hAnsi="Times New Roman" w:cs="Times New Roman"/>
               <w:noProof/>
               <w:kern w:val="2"/>
-              <w:sz w:val="24"/>
-              <w:szCs w:val="24"/>
+              <w:sz w:val="26"/>
+              <w:szCs w:val="26"/>
               <w:lang w:eastAsia="zh-CN"/>
               <w14:ligatures w14:val="standardContextual"/>
             </w:rPr>
           </w:pPr>
-          <w:hyperlink w:anchor="_Toc228375893" w:history="1">
+          <w:hyperlink w:anchor="_Toc229230337" w:history="1">
             <w:r>
               <w:rPr>
                 <w:rStyle w:val="Hyperlink"/>
                 <w:rFonts w:ascii="Times New Roman" w:hAnsi="Times New Roman" w:cs="Times New Roman"/>
                 <w:noProof/>
-                <w:sz w:val="24"/>
-                <w:szCs w:val="24"/>
+                <w:sz w:val="26"/>
+                <w:szCs w:val="26"/>
               </w:rPr>
               <w:t>2.</w:t>
             </w:r>
@@ -4254,8 +4264,8 @@
                 <w:rFonts w:ascii="Times New Roman" w:eastAsiaTheme="minorEastAsia" w:hAnsi="Times New Roman" w:cs="Times New Roman"/>
                 <w:noProof/>
                 <w:kern w:val="2"/>
-                <w:sz w:val="24"/>
-                <w:szCs w:val="24"/>
+                <w:sz w:val="26"/>
+                <w:szCs w:val="26"/>
                 <w:lang w:eastAsia="zh-CN"/>
                 <w14:ligatures w14:val="standardContextual"/>
               </w:rPr>
@@ -4266,8 +4276,8 @@
                 <w:rStyle w:val="Hyperlink"/>
                 <w:rFonts w:ascii="Times New Roman" w:hAnsi="Times New Roman" w:cs="Times New Roman"/>
                 <w:noProof/>
-                <w:sz w:val="24"/>
-                <w:szCs w:val="24"/>
+                <w:sz w:val="26"/>
+                <w:szCs w:val="26"/>
               </w:rPr>
               <w:t>MỤC TIÊU HỆ THỐNG</w:t>
             </w:r>
@@ -4276,8 +4286,8 @@
                 <w:rFonts w:ascii="Times New Roman" w:hAnsi="Times New Roman" w:cs="Times New Roman"/>
                 <w:noProof/>
                 <w:webHidden/>
-                <w:sz w:val="24"/>
-                <w:szCs w:val="24"/>
+                <w:sz w:val="26"/>
+                <w:szCs w:val="26"/>
               </w:rPr>
               <w:tab/>
             </w:r>
@@ -4286,8 +4296,8 @@
                 <w:rFonts w:ascii="Times New Roman" w:hAnsi="Times New Roman" w:cs="Times New Roman"/>
                 <w:noProof/>
                 <w:webHidden/>
-                <w:sz w:val="24"/>
-                <w:szCs w:val="24"/>
+                <w:sz w:val="26"/>
+                <w:szCs w:val="26"/>
               </w:rPr>
               <w:fldChar w:fldCharType="begin"/>
             </w:r>
@@ -4296,18 +4306,18 @@
                 <w:rFonts w:ascii="Times New Roman" w:hAnsi="Times New Roman" w:cs="Times New Roman"/>
                 <w:noProof/>
                 <w:webHidden/>
-                <w:sz w:val="24"/>
-                <w:szCs w:val="24"/>
-              </w:rPr>
-              <w:instrText xml:space="preserve"> PAGEREF _Toc228375893 \h </w:instrText>
+                <w:sz w:val="26"/>
+                <w:szCs w:val="26"/>
+              </w:rPr>
+              <w:instrText xml:space="preserve"> PAGEREF _Toc229230337 \h </w:instrText>
             </w:r>
             <w:r>
               <w:rPr>
                 <w:rFonts w:ascii="Times New Roman" w:hAnsi="Times New Roman" w:cs="Times New Roman"/>
                 <w:noProof/>
                 <w:webHidden/>
-                <w:sz w:val="24"/>
-                <w:szCs w:val="24"/>
+                <w:sz w:val="26"/>
+                <w:szCs w:val="26"/>
               </w:rPr>
             </w:r>
             <w:r>
@@ -4315,8 +4325,8 @@
                 <w:rFonts w:ascii="Times New Roman" w:hAnsi="Times New Roman" w:cs="Times New Roman"/>
                 <w:noProof/>
                 <w:webHidden/>
-                <w:sz w:val="24"/>
-                <w:szCs w:val="24"/>
+                <w:sz w:val="26"/>
+                <w:szCs w:val="26"/>
               </w:rPr>
               <w:fldChar w:fldCharType="separate"/>
             </w:r>
@@ -4325,18 +4335,18 @@
                 <w:rFonts w:ascii="Times New Roman" w:hAnsi="Times New Roman" w:cs="Times New Roman"/>
                 <w:noProof/>
                 <w:webHidden/>
-                <w:sz w:val="24"/>
-                <w:szCs w:val="24"/>
-              </w:rPr>
-              <w:t>3</w:t>
+                <w:sz w:val="26"/>
+                <w:szCs w:val="26"/>
+              </w:rPr>
+              <w:t>1</w:t>
             </w:r>
             <w:r>
               <w:rPr>
                 <w:rFonts w:ascii="Times New Roman" w:hAnsi="Times New Roman" w:cs="Times New Roman"/>
                 <w:noProof/>
                 <w:webHidden/>
-                <w:sz w:val="24"/>
-                <w:szCs w:val="24"/>
+                <w:sz w:val="26"/>
+                <w:szCs w:val="26"/>
               </w:rPr>
               <w:fldChar w:fldCharType="end"/>
             </w:r>
@@ -4345,24 +4355,25 @@
         <w:p>
           <w:pPr>
             <w:pStyle w:val="TOC1"/>
+            <w:spacing w:after="0" w:line="360" w:lineRule="auto"/>
             <w:rPr>
               <w:rFonts w:ascii="Times New Roman" w:eastAsiaTheme="minorEastAsia" w:hAnsi="Times New Roman" w:cs="Times New Roman"/>
               <w:noProof/>
               <w:kern w:val="2"/>
-              <w:sz w:val="24"/>
-              <w:szCs w:val="24"/>
+              <w:sz w:val="26"/>
+              <w:szCs w:val="26"/>
               <w:lang w:eastAsia="zh-CN"/>
               <w14:ligatures w14:val="standardContextual"/>
             </w:rPr>
           </w:pPr>
-          <w:hyperlink w:anchor="_Toc228375894" w:history="1">
+          <w:hyperlink w:anchor="_Toc229230338" w:history="1">
             <w:r>
               <w:rPr>
                 <w:rStyle w:val="Hyperlink"/>
                 <w:rFonts w:ascii="Times New Roman" w:hAnsi="Times New Roman" w:cs="Times New Roman"/>
                 <w:noProof/>
-                <w:sz w:val="24"/>
-                <w:szCs w:val="24"/>
+                <w:sz w:val="26"/>
+                <w:szCs w:val="26"/>
               </w:rPr>
               <w:t>3.</w:t>
             </w:r>
@@ -4371,8 +4382,8 @@
                 <w:rFonts w:ascii="Times New Roman" w:eastAsiaTheme="minorEastAsia" w:hAnsi="Times New Roman" w:cs="Times New Roman"/>
                 <w:noProof/>
                 <w:kern w:val="2"/>
-                <w:sz w:val="24"/>
-                <w:szCs w:val="24"/>
+                <w:sz w:val="26"/>
+                <w:szCs w:val="26"/>
                 <w:lang w:eastAsia="zh-CN"/>
                 <w14:ligatures w14:val="standardContextual"/>
               </w:rPr>
@@ -4383,8 +4394,8 @@
                 <w:rStyle w:val="Hyperlink"/>
                 <w:rFonts w:ascii="Times New Roman" w:hAnsi="Times New Roman" w:cs="Times New Roman"/>
                 <w:noProof/>
-                <w:sz w:val="24"/>
-                <w:szCs w:val="24"/>
+                <w:sz w:val="26"/>
+                <w:szCs w:val="26"/>
               </w:rPr>
               <w:t>RÀNG BUỘC</w:t>
             </w:r>
@@ -4393,8 +4404,8 @@
                 <w:rFonts w:ascii="Times New Roman" w:hAnsi="Times New Roman" w:cs="Times New Roman"/>
                 <w:noProof/>
                 <w:webHidden/>
-                <w:sz w:val="24"/>
-                <w:szCs w:val="24"/>
+                <w:sz w:val="26"/>
+                <w:szCs w:val="26"/>
               </w:rPr>
               <w:tab/>
             </w:r>
@@ -4403,8 +4414,8 @@
                 <w:rFonts w:ascii="Times New Roman" w:hAnsi="Times New Roman" w:cs="Times New Roman"/>
                 <w:noProof/>
                 <w:webHidden/>
-                <w:sz w:val="24"/>
-                <w:szCs w:val="24"/>
+                <w:sz w:val="26"/>
+                <w:szCs w:val="26"/>
               </w:rPr>
               <w:fldChar w:fldCharType="begin"/>
             </w:r>
@@ -4413,18 +4424,18 @@
                 <w:rFonts w:ascii="Times New Roman" w:hAnsi="Times New Roman" w:cs="Times New Roman"/>
                 <w:noProof/>
                 <w:webHidden/>
-                <w:sz w:val="24"/>
-                <w:szCs w:val="24"/>
-              </w:rPr>
-              <w:instrText xml:space="preserve"> PAGEREF _Toc228375894 \h </w:instrText>
+                <w:sz w:val="26"/>
+                <w:szCs w:val="26"/>
+              </w:rPr>
+              <w:instrText xml:space="preserve"> PAGEREF _Toc229230338 \h </w:instrText>
             </w:r>
             <w:r>
               <w:rPr>
                 <w:rFonts w:ascii="Times New Roman" w:hAnsi="Times New Roman" w:cs="Times New Roman"/>
                 <w:noProof/>
                 <w:webHidden/>
-                <w:sz w:val="24"/>
-                <w:szCs w:val="24"/>
+                <w:sz w:val="26"/>
+                <w:szCs w:val="26"/>
               </w:rPr>
             </w:r>
             <w:r>
@@ -4432,8 +4443,8 @@
                 <w:rFonts w:ascii="Times New Roman" w:hAnsi="Times New Roman" w:cs="Times New Roman"/>
                 <w:noProof/>
                 <w:webHidden/>
-                <w:sz w:val="24"/>
-                <w:szCs w:val="24"/>
+                <w:sz w:val="26"/>
+                <w:szCs w:val="26"/>
               </w:rPr>
               <w:fldChar w:fldCharType="separate"/>
             </w:r>
@@ -4442,18 +4453,18 @@
                 <w:rFonts w:ascii="Times New Roman" w:hAnsi="Times New Roman" w:cs="Times New Roman"/>
                 <w:noProof/>
                 <w:webHidden/>
-                <w:sz w:val="24"/>
-                <w:szCs w:val="24"/>
-              </w:rPr>
-              <w:t>3</w:t>
+                <w:sz w:val="26"/>
+                <w:szCs w:val="26"/>
+              </w:rPr>
+              <w:t>1</w:t>
             </w:r>
             <w:r>
               <w:rPr>
                 <w:rFonts w:ascii="Times New Roman" w:hAnsi="Times New Roman" w:cs="Times New Roman"/>
                 <w:noProof/>
                 <w:webHidden/>
-                <w:sz w:val="24"/>
-                <w:szCs w:val="24"/>
+                <w:sz w:val="26"/>
+                <w:szCs w:val="26"/>
               </w:rPr>
               <w:fldChar w:fldCharType="end"/>
             </w:r>
@@ -4462,24 +4473,25 @@
         <w:p>
           <w:pPr>
             <w:pStyle w:val="TOC1"/>
+            <w:spacing w:after="0" w:line="360" w:lineRule="auto"/>
             <w:rPr>
               <w:rFonts w:ascii="Times New Roman" w:eastAsiaTheme="minorEastAsia" w:hAnsi="Times New Roman" w:cs="Times New Roman"/>
               <w:noProof/>
               <w:kern w:val="2"/>
-              <w:sz w:val="24"/>
-              <w:szCs w:val="24"/>
+              <w:sz w:val="26"/>
+              <w:szCs w:val="26"/>
               <w:lang w:eastAsia="zh-CN"/>
               <w14:ligatures w14:val="standardContextual"/>
             </w:rPr>
           </w:pPr>
-          <w:hyperlink w:anchor="_Toc228375895" w:history="1">
+          <w:hyperlink w:anchor="_Toc229230339" w:history="1">
             <w:r>
               <w:rPr>
                 <w:rStyle w:val="Hyperlink"/>
                 <w:rFonts w:ascii="Times New Roman" w:hAnsi="Times New Roman" w:cs="Times New Roman"/>
                 <w:noProof/>
-                <w:sz w:val="24"/>
-                <w:szCs w:val="24"/>
+                <w:sz w:val="26"/>
+                <w:szCs w:val="26"/>
               </w:rPr>
               <w:t>4.</w:t>
             </w:r>
@@ -4488,8 +4500,8 @@
                 <w:rFonts w:ascii="Times New Roman" w:eastAsiaTheme="minorEastAsia" w:hAnsi="Times New Roman" w:cs="Times New Roman"/>
                 <w:noProof/>
                 <w:kern w:val="2"/>
-                <w:sz w:val="24"/>
-                <w:szCs w:val="24"/>
+                <w:sz w:val="26"/>
+                <w:szCs w:val="26"/>
                 <w:lang w:eastAsia="zh-CN"/>
                 <w14:ligatures w14:val="standardContextual"/>
               </w:rPr>
@@ -4500,8 +4512,8 @@
                 <w:rStyle w:val="Hyperlink"/>
                 <w:rFonts w:ascii="Times New Roman" w:hAnsi="Times New Roman" w:cs="Times New Roman"/>
                 <w:noProof/>
-                <w:sz w:val="24"/>
-                <w:szCs w:val="24"/>
+                <w:sz w:val="26"/>
+                <w:szCs w:val="26"/>
               </w:rPr>
               <w:t>CÔNG CỤ VÀ PHƯƠNG PHÁP QUẢN LÝ HỆ THỐNG</w:t>
             </w:r>
@@ -4510,8 +4522,8 @@
                 <w:rFonts w:ascii="Times New Roman" w:hAnsi="Times New Roman" w:cs="Times New Roman"/>
                 <w:noProof/>
                 <w:webHidden/>
-                <w:sz w:val="24"/>
-                <w:szCs w:val="24"/>
+                <w:sz w:val="26"/>
+                <w:szCs w:val="26"/>
               </w:rPr>
               <w:tab/>
             </w:r>
@@ -4520,8 +4532,8 @@
                 <w:rFonts w:ascii="Times New Roman" w:hAnsi="Times New Roman" w:cs="Times New Roman"/>
                 <w:noProof/>
                 <w:webHidden/>
-                <w:sz w:val="24"/>
-                <w:szCs w:val="24"/>
+                <w:sz w:val="26"/>
+                <w:szCs w:val="26"/>
               </w:rPr>
               <w:fldChar w:fldCharType="begin"/>
             </w:r>
@@ -4530,18 +4542,18 @@
                 <w:rFonts w:ascii="Times New Roman" w:hAnsi="Times New Roman" w:cs="Times New Roman"/>
                 <w:noProof/>
                 <w:webHidden/>
-                <w:sz w:val="24"/>
-                <w:szCs w:val="24"/>
-              </w:rPr>
-              <w:instrText xml:space="preserve"> PAGEREF _Toc228375895 \h </w:instrText>
+                <w:sz w:val="26"/>
+                <w:szCs w:val="26"/>
+              </w:rPr>
+              <w:instrText xml:space="preserve"> PAGEREF _Toc229230339 \h </w:instrText>
             </w:r>
             <w:r>
               <w:rPr>
                 <w:rFonts w:ascii="Times New Roman" w:hAnsi="Times New Roman" w:cs="Times New Roman"/>
                 <w:noProof/>
                 <w:webHidden/>
-                <w:sz w:val="24"/>
-                <w:szCs w:val="24"/>
+                <w:sz w:val="26"/>
+                <w:szCs w:val="26"/>
               </w:rPr>
             </w:r>
             <w:r>
@@ -4549,8 +4561,8 @@
                 <w:rFonts w:ascii="Times New Roman" w:hAnsi="Times New Roman" w:cs="Times New Roman"/>
                 <w:noProof/>
                 <w:webHidden/>
-                <w:sz w:val="24"/>
-                <w:szCs w:val="24"/>
+                <w:sz w:val="26"/>
+                <w:szCs w:val="26"/>
               </w:rPr>
               <w:fldChar w:fldCharType="separate"/>
             </w:r>
@@ -4559,18 +4571,18 @@
                 <w:rFonts w:ascii="Times New Roman" w:hAnsi="Times New Roman" w:cs="Times New Roman"/>
                 <w:noProof/>
                 <w:webHidden/>
-                <w:sz w:val="24"/>
-                <w:szCs w:val="24"/>
-              </w:rPr>
-              <w:t>3</w:t>
+                <w:sz w:val="26"/>
+                <w:szCs w:val="26"/>
+              </w:rPr>
+              <w:t>1</w:t>
             </w:r>
             <w:r>
               <w:rPr>
                 <w:rFonts w:ascii="Times New Roman" w:hAnsi="Times New Roman" w:cs="Times New Roman"/>
                 <w:noProof/>
                 <w:webHidden/>
-                <w:sz w:val="24"/>
-                <w:szCs w:val="24"/>
+                <w:sz w:val="26"/>
+                <w:szCs w:val="26"/>
               </w:rPr>
               <w:fldChar w:fldCharType="end"/>
             </w:r>
@@ -4579,24 +4591,25 @@
         <w:p>
           <w:pPr>
             <w:pStyle w:val="TOC1"/>
+            <w:spacing w:after="0" w:line="360" w:lineRule="auto"/>
             <w:rPr>
               <w:rFonts w:ascii="Times New Roman" w:eastAsiaTheme="minorEastAsia" w:hAnsi="Times New Roman" w:cs="Times New Roman"/>
               <w:noProof/>
               <w:kern w:val="2"/>
-              <w:sz w:val="24"/>
-              <w:szCs w:val="24"/>
+              <w:sz w:val="26"/>
+              <w:szCs w:val="26"/>
               <w:lang w:eastAsia="zh-CN"/>
               <w14:ligatures w14:val="standardContextual"/>
             </w:rPr>
           </w:pPr>
-          <w:hyperlink w:anchor="_Toc228375896" w:history="1">
+          <w:hyperlink w:anchor="_Toc229230340" w:history="1">
             <w:r>
               <w:rPr>
                 <w:rStyle w:val="Hyperlink"/>
                 <w:rFonts w:ascii="Times New Roman" w:hAnsi="Times New Roman" w:cs="Times New Roman"/>
                 <w:noProof/>
-                <w:sz w:val="24"/>
-                <w:szCs w:val="24"/>
+                <w:sz w:val="26"/>
+                <w:szCs w:val="26"/>
               </w:rPr>
               <w:t>5.</w:t>
             </w:r>
@@ -4605,8 +4618,8 @@
                 <w:rFonts w:ascii="Times New Roman" w:eastAsiaTheme="minorEastAsia" w:hAnsi="Times New Roman" w:cs="Times New Roman"/>
                 <w:noProof/>
                 <w:kern w:val="2"/>
-                <w:sz w:val="24"/>
-                <w:szCs w:val="24"/>
+                <w:sz w:val="26"/>
+                <w:szCs w:val="26"/>
                 <w:lang w:eastAsia="zh-CN"/>
                 <w14:ligatures w14:val="standardContextual"/>
               </w:rPr>
@@ -4617,8 +4630,8 @@
                 <w:rStyle w:val="Hyperlink"/>
                 <w:rFonts w:ascii="Times New Roman" w:hAnsi="Times New Roman" w:cs="Times New Roman"/>
                 <w:noProof/>
-                <w:sz w:val="24"/>
-                <w:szCs w:val="24"/>
+                <w:sz w:val="26"/>
+                <w:szCs w:val="26"/>
               </w:rPr>
               <w:t>USER STORY TRONG HỆ THỐNG</w:t>
             </w:r>
@@ -4627,8 +4640,8 @@
                 <w:rFonts w:ascii="Times New Roman" w:hAnsi="Times New Roman" w:cs="Times New Roman"/>
                 <w:noProof/>
                 <w:webHidden/>
-                <w:sz w:val="24"/>
-                <w:szCs w:val="24"/>
+                <w:sz w:val="26"/>
+                <w:szCs w:val="26"/>
               </w:rPr>
               <w:tab/>
             </w:r>
@@ -4637,8 +4650,8 @@
                 <w:rFonts w:ascii="Times New Roman" w:hAnsi="Times New Roman" w:cs="Times New Roman"/>
                 <w:noProof/>
                 <w:webHidden/>
-                <w:sz w:val="24"/>
-                <w:szCs w:val="24"/>
+                <w:sz w:val="26"/>
+                <w:szCs w:val="26"/>
               </w:rPr>
               <w:fldChar w:fldCharType="begin"/>
             </w:r>
@@ -4647,18 +4660,18 @@
                 <w:rFonts w:ascii="Times New Roman" w:hAnsi="Times New Roman" w:cs="Times New Roman"/>
                 <w:noProof/>
                 <w:webHidden/>
-                <w:sz w:val="24"/>
-                <w:szCs w:val="24"/>
-              </w:rPr>
-              <w:instrText xml:space="preserve"> PAGEREF _Toc228375896 \h </w:instrText>
+                <w:sz w:val="26"/>
+                <w:szCs w:val="26"/>
+              </w:rPr>
+              <w:instrText xml:space="preserve"> PAGEREF _Toc229230340 \h </w:instrText>
             </w:r>
             <w:r>
               <w:rPr>
                 <w:rFonts w:ascii="Times New Roman" w:hAnsi="Times New Roman" w:cs="Times New Roman"/>
                 <w:noProof/>
                 <w:webHidden/>
-                <w:sz w:val="24"/>
-                <w:szCs w:val="24"/>
+                <w:sz w:val="26"/>
+                <w:szCs w:val="26"/>
               </w:rPr>
             </w:r>
             <w:r>
@@ -4666,8 +4679,8 @@
                 <w:rFonts w:ascii="Times New Roman" w:hAnsi="Times New Roman" w:cs="Times New Roman"/>
                 <w:noProof/>
                 <w:webHidden/>
-                <w:sz w:val="24"/>
-                <w:szCs w:val="24"/>
+                <w:sz w:val="26"/>
+                <w:szCs w:val="26"/>
               </w:rPr>
               <w:fldChar w:fldCharType="separate"/>
             </w:r>
@@ -4676,18 +4689,18 @@
                 <w:rFonts w:ascii="Times New Roman" w:hAnsi="Times New Roman" w:cs="Times New Roman"/>
                 <w:noProof/>
                 <w:webHidden/>
-                <w:sz w:val="24"/>
-                <w:szCs w:val="24"/>
-              </w:rPr>
-              <w:t>4</w:t>
+                <w:sz w:val="26"/>
+                <w:szCs w:val="26"/>
+              </w:rPr>
+              <w:t>2</w:t>
             </w:r>
             <w:r>
               <w:rPr>
                 <w:rFonts w:ascii="Times New Roman" w:hAnsi="Times New Roman" w:cs="Times New Roman"/>
                 <w:noProof/>
                 <w:webHidden/>
-                <w:sz w:val="24"/>
-                <w:szCs w:val="24"/>
+                <w:sz w:val="26"/>
+                <w:szCs w:val="26"/>
               </w:rPr>
               <w:fldChar w:fldCharType="end"/>
             </w:r>
@@ -4696,26 +4709,28 @@
         <w:p>
           <w:pPr>
             <w:pStyle w:val="TOC2"/>
+            <w:spacing w:after="0" w:line="360" w:lineRule="auto"/>
+            <w:ind w:left="0"/>
             <w:rPr>
               <w:rFonts w:eastAsiaTheme="minorEastAsia"/>
               <w:b w:val="0"/>
               <w:bCs w:val="0"/>
               <w:kern w:val="2"/>
-              <w:sz w:val="24"/>
-              <w:szCs w:val="24"/>
+              <w:sz w:val="26"/>
+              <w:szCs w:val="26"/>
               <w:lang w:eastAsia="zh-CN"/>
               <w14:ligatures w14:val="standardContextual"/>
             </w:rPr>
           </w:pPr>
-          <w:hyperlink w:anchor="_Toc228375897" w:history="1">
+          <w:hyperlink w:anchor="_Toc229230341" w:history="1">
             <w:r>
               <w:rPr>
                 <w:rStyle w:val="Hyperlink"/>
                 <w:rFonts w:eastAsia="Calibri"/>
                 <w:b w:val="0"/>
                 <w:bCs w:val="0"/>
-                <w:sz w:val="24"/>
-                <w:szCs w:val="24"/>
+                <w:sz w:val="26"/>
+                <w:szCs w:val="26"/>
               </w:rPr>
               <w:t>5.1.</w:t>
             </w:r>
@@ -4725,8 +4740,8 @@
                 <w:b w:val="0"/>
                 <w:bCs w:val="0"/>
                 <w:kern w:val="2"/>
-                <w:sz w:val="24"/>
-                <w:szCs w:val="24"/>
+                <w:sz w:val="26"/>
+                <w:szCs w:val="26"/>
                 <w:lang w:eastAsia="zh-CN"/>
                 <w14:ligatures w14:val="standardContextual"/>
               </w:rPr>
@@ -4738,8 +4753,8 @@
                 <w:rFonts w:eastAsia="Calibri"/>
                 <w:b w:val="0"/>
                 <w:bCs w:val="0"/>
-                <w:sz w:val="24"/>
-                <w:szCs w:val="24"/>
+                <w:sz w:val="26"/>
+                <w:szCs w:val="26"/>
               </w:rPr>
               <w:t>User Story 1: Đăng nhập hệ thống</w:t>
             </w:r>
@@ -4748,8 +4763,8 @@
                 <w:b w:val="0"/>
                 <w:bCs w:val="0"/>
                 <w:webHidden/>
-                <w:sz w:val="24"/>
-                <w:szCs w:val="24"/>
+                <w:sz w:val="26"/>
+                <w:szCs w:val="26"/>
               </w:rPr>
               <w:tab/>
             </w:r>
@@ -4758,8 +4773,8 @@
                 <w:b w:val="0"/>
                 <w:bCs w:val="0"/>
                 <w:webHidden/>
-                <w:sz w:val="24"/>
-                <w:szCs w:val="24"/>
+                <w:sz w:val="26"/>
+                <w:szCs w:val="26"/>
               </w:rPr>
               <w:fldChar w:fldCharType="begin"/>
             </w:r>
@@ -4768,18 +4783,18 @@
                 <w:b w:val="0"/>
                 <w:bCs w:val="0"/>
                 <w:webHidden/>
-                <w:sz w:val="24"/>
-                <w:szCs w:val="24"/>
-              </w:rPr>
-              <w:instrText xml:space="preserve"> PAGEREF _Toc228375897 \h </w:instrText>
+                <w:sz w:val="26"/>
+                <w:szCs w:val="26"/>
+              </w:rPr>
+              <w:instrText xml:space="preserve"> PAGEREF _Toc229230341 \h </w:instrText>
             </w:r>
             <w:r>
               <w:rPr>
                 <w:b w:val="0"/>
                 <w:bCs w:val="0"/>
                 <w:webHidden/>
-                <w:sz w:val="24"/>
-                <w:szCs w:val="24"/>
+                <w:sz w:val="26"/>
+                <w:szCs w:val="26"/>
               </w:rPr>
             </w:r>
             <w:r>
@@ -4787,8 +4802,8 @@
                 <w:b w:val="0"/>
                 <w:bCs w:val="0"/>
                 <w:webHidden/>
-                <w:sz w:val="24"/>
-                <w:szCs w:val="24"/>
+                <w:sz w:val="26"/>
+                <w:szCs w:val="26"/>
               </w:rPr>
               <w:fldChar w:fldCharType="separate"/>
             </w:r>
@@ -4797,18 +4812,18 @@
                 <w:b w:val="0"/>
                 <w:bCs w:val="0"/>
                 <w:webHidden/>
-                <w:sz w:val="24"/>
-                <w:szCs w:val="24"/>
-              </w:rPr>
-              <w:t>4</w:t>
+                <w:sz w:val="26"/>
+                <w:szCs w:val="26"/>
+              </w:rPr>
+              <w:t>2</w:t>
             </w:r>
             <w:r>
               <w:rPr>
                 <w:b w:val="0"/>
                 <w:bCs w:val="0"/>
                 <w:webHidden/>
-                <w:sz w:val="24"/>
-                <w:szCs w:val="24"/>
+                <w:sz w:val="26"/>
+                <w:szCs w:val="26"/>
               </w:rPr>
               <w:fldChar w:fldCharType="end"/>
             </w:r>
@@ -4817,26 +4832,28 @@
         <w:p>
           <w:pPr>
             <w:pStyle w:val="TOC2"/>
+            <w:spacing w:after="0" w:line="360" w:lineRule="auto"/>
+            <w:ind w:left="0"/>
             <w:rPr>
               <w:rFonts w:eastAsiaTheme="minorEastAsia"/>
               <w:b w:val="0"/>
               <w:bCs w:val="0"/>
               <w:kern w:val="2"/>
-              <w:sz w:val="24"/>
-              <w:szCs w:val="24"/>
+              <w:sz w:val="26"/>
+              <w:szCs w:val="26"/>
               <w:lang w:eastAsia="zh-CN"/>
               <w14:ligatures w14:val="standardContextual"/>
             </w:rPr>
           </w:pPr>
-          <w:hyperlink w:anchor="_Toc228375898" w:history="1">
+          <w:hyperlink w:anchor="_Toc229230342" w:history="1">
             <w:r>
               <w:rPr>
                 <w:rStyle w:val="Hyperlink"/>
                 <w:rFonts w:eastAsia="Calibri"/>
                 <w:b w:val="0"/>
                 <w:bCs w:val="0"/>
-                <w:sz w:val="24"/>
-                <w:szCs w:val="24"/>
+                <w:sz w:val="26"/>
+                <w:szCs w:val="26"/>
               </w:rPr>
               <w:t>5.2.</w:t>
             </w:r>
@@ -4846,8 +4863,8 @@
                 <w:b w:val="0"/>
                 <w:bCs w:val="0"/>
                 <w:kern w:val="2"/>
-                <w:sz w:val="24"/>
-                <w:szCs w:val="24"/>
+                <w:sz w:val="26"/>
+                <w:szCs w:val="26"/>
                 <w:lang w:eastAsia="zh-CN"/>
                 <w14:ligatures w14:val="standardContextual"/>
               </w:rPr>
@@ -4859,8 +4876,8 @@
                 <w:rFonts w:eastAsia="Calibri"/>
                 <w:b w:val="0"/>
                 <w:bCs w:val="0"/>
-                <w:sz w:val="24"/>
-                <w:szCs w:val="24"/>
+                <w:sz w:val="26"/>
+                <w:szCs w:val="26"/>
               </w:rPr>
               <w:t>User Story 2: Đăng xuất hệ thống</w:t>
             </w:r>
@@ -4869,8 +4886,8 @@
                 <w:b w:val="0"/>
                 <w:bCs w:val="0"/>
                 <w:webHidden/>
-                <w:sz w:val="24"/>
-                <w:szCs w:val="24"/>
+                <w:sz w:val="26"/>
+                <w:szCs w:val="26"/>
               </w:rPr>
               <w:tab/>
             </w:r>
@@ -4879,8 +4896,8 @@
                 <w:b w:val="0"/>
                 <w:bCs w:val="0"/>
                 <w:webHidden/>
-                <w:sz w:val="24"/>
-                <w:szCs w:val="24"/>
+                <w:sz w:val="26"/>
+                <w:szCs w:val="26"/>
               </w:rPr>
               <w:fldChar w:fldCharType="begin"/>
             </w:r>
@@ -4889,18 +4906,18 @@
                 <w:b w:val="0"/>
                 <w:bCs w:val="0"/>
                 <w:webHidden/>
-                <w:sz w:val="24"/>
-                <w:szCs w:val="24"/>
-              </w:rPr>
-              <w:instrText xml:space="preserve"> PAGEREF _Toc228375898 \h </w:instrText>
+                <w:sz w:val="26"/>
+                <w:szCs w:val="26"/>
+              </w:rPr>
+              <w:instrText xml:space="preserve"> PAGEREF _Toc229230342 \h </w:instrText>
             </w:r>
             <w:r>
               <w:rPr>
                 <w:b w:val="0"/>
                 <w:bCs w:val="0"/>
                 <w:webHidden/>
-                <w:sz w:val="24"/>
-                <w:szCs w:val="24"/>
+                <w:sz w:val="26"/>
+                <w:szCs w:val="26"/>
               </w:rPr>
             </w:r>
             <w:r>
@@ -4908,8 +4925,8 @@
                 <w:b w:val="0"/>
                 <w:bCs w:val="0"/>
                 <w:webHidden/>
-                <w:sz w:val="24"/>
-                <w:szCs w:val="24"/>
+                <w:sz w:val="26"/>
+                <w:szCs w:val="26"/>
               </w:rPr>
               <w:fldChar w:fldCharType="separate"/>
             </w:r>
@@ -4918,18 +4935,18 @@
                 <w:b w:val="0"/>
                 <w:bCs w:val="0"/>
                 <w:webHidden/>
-                <w:sz w:val="24"/>
-                <w:szCs w:val="24"/>
-              </w:rPr>
-              <w:t>4</w:t>
+                <w:sz w:val="26"/>
+                <w:szCs w:val="26"/>
+              </w:rPr>
+              <w:t>2</w:t>
             </w:r>
             <w:r>
               <w:rPr>
                 <w:b w:val="0"/>
                 <w:bCs w:val="0"/>
                 <w:webHidden/>
-                <w:sz w:val="24"/>
-                <w:szCs w:val="24"/>
+                <w:sz w:val="26"/>
+                <w:szCs w:val="26"/>
               </w:rPr>
               <w:fldChar w:fldCharType="end"/>
             </w:r>
@@ -4938,26 +4955,28 @@
         <w:p>
           <w:pPr>
             <w:pStyle w:val="TOC2"/>
+            <w:spacing w:after="0" w:line="360" w:lineRule="auto"/>
+            <w:ind w:left="0"/>
             <w:rPr>
               <w:rFonts w:eastAsiaTheme="minorEastAsia"/>
               <w:b w:val="0"/>
               <w:bCs w:val="0"/>
               <w:kern w:val="2"/>
-              <w:sz w:val="24"/>
-              <w:szCs w:val="24"/>
+              <w:sz w:val="26"/>
+              <w:szCs w:val="26"/>
               <w:lang w:eastAsia="zh-CN"/>
               <w14:ligatures w14:val="standardContextual"/>
             </w:rPr>
           </w:pPr>
-          <w:hyperlink w:anchor="_Toc228375899" w:history="1">
+          <w:hyperlink w:anchor="_Toc229230343" w:history="1">
             <w:r>
               <w:rPr>
                 <w:rStyle w:val="Hyperlink"/>
                 <w:rFonts w:eastAsia="Calibri"/>
                 <w:b w:val="0"/>
                 <w:bCs w:val="0"/>
-                <w:sz w:val="24"/>
-                <w:szCs w:val="24"/>
+                <w:sz w:val="26"/>
+                <w:szCs w:val="26"/>
                 <w:lang w:val="vi-VN"/>
               </w:rPr>
               <w:t>5.3.</w:t>
@@ -4968,8 +4987,8 @@
                 <w:b w:val="0"/>
                 <w:bCs w:val="0"/>
                 <w:kern w:val="2"/>
-                <w:sz w:val="24"/>
-                <w:szCs w:val="24"/>
+                <w:sz w:val="26"/>
+                <w:szCs w:val="26"/>
                 <w:lang w:eastAsia="zh-CN"/>
                 <w14:ligatures w14:val="standardContextual"/>
               </w:rPr>
@@ -4981,8 +5000,8 @@
                 <w:rFonts w:eastAsia="Calibri"/>
                 <w:b w:val="0"/>
                 <w:bCs w:val="0"/>
-                <w:sz w:val="24"/>
-                <w:szCs w:val="24"/>
+                <w:sz w:val="26"/>
+                <w:szCs w:val="26"/>
                 <w:lang w:val="vi-VN"/>
               </w:rPr>
               <w:t xml:space="preserve">User Story 3: </w:t>
@@ -4993,8 +5012,8 @@
                 <w:rFonts w:eastAsia="Calibri"/>
                 <w:b w:val="0"/>
                 <w:bCs w:val="0"/>
-                <w:sz w:val="24"/>
-                <w:szCs w:val="24"/>
+                <w:sz w:val="26"/>
+                <w:szCs w:val="26"/>
               </w:rPr>
               <w:t>Thay đổi mật khẩu</w:t>
             </w:r>
@@ -5003,8 +5022,8 @@
                 <w:b w:val="0"/>
                 <w:bCs w:val="0"/>
                 <w:webHidden/>
-                <w:sz w:val="24"/>
-                <w:szCs w:val="24"/>
+                <w:sz w:val="26"/>
+                <w:szCs w:val="26"/>
               </w:rPr>
               <w:tab/>
             </w:r>
@@ -5013,8 +5032,8 @@
                 <w:b w:val="0"/>
                 <w:bCs w:val="0"/>
                 <w:webHidden/>
-                <w:sz w:val="24"/>
-                <w:szCs w:val="24"/>
+                <w:sz w:val="26"/>
+                <w:szCs w:val="26"/>
               </w:rPr>
               <w:fldChar w:fldCharType="begin"/>
             </w:r>
@@ -5023,18 +5042,18 @@
                 <w:b w:val="0"/>
                 <w:bCs w:val="0"/>
                 <w:webHidden/>
-                <w:sz w:val="24"/>
-                <w:szCs w:val="24"/>
-              </w:rPr>
-              <w:instrText xml:space="preserve"> PAGEREF _Toc228375899 \h </w:instrText>
+                <w:sz w:val="26"/>
+                <w:szCs w:val="26"/>
+              </w:rPr>
+              <w:instrText xml:space="preserve"> PAGEREF _Toc229230343 \h </w:instrText>
             </w:r>
             <w:r>
               <w:rPr>
                 <w:b w:val="0"/>
                 <w:bCs w:val="0"/>
                 <w:webHidden/>
-                <w:sz w:val="24"/>
-                <w:szCs w:val="24"/>
+                <w:sz w:val="26"/>
+                <w:szCs w:val="26"/>
               </w:rPr>
             </w:r>
             <w:r>
@@ -5042,8 +5061,8 @@
                 <w:b w:val="0"/>
                 <w:bCs w:val="0"/>
                 <w:webHidden/>
-                <w:sz w:val="24"/>
-                <w:szCs w:val="24"/>
+                <w:sz w:val="26"/>
+                <w:szCs w:val="26"/>
               </w:rPr>
               <w:fldChar w:fldCharType="separate"/>
             </w:r>
@@ -5052,18 +5071,18 @@
                 <w:b w:val="0"/>
                 <w:bCs w:val="0"/>
                 <w:webHidden/>
-                <w:sz w:val="24"/>
-                <w:szCs w:val="24"/>
-              </w:rPr>
-              <w:t>4</w:t>
+                <w:sz w:val="26"/>
+                <w:szCs w:val="26"/>
+              </w:rPr>
+              <w:t>2</w:t>
             </w:r>
             <w:r>
               <w:rPr>
                 <w:b w:val="0"/>
                 <w:bCs w:val="0"/>
                 <w:webHidden/>
-                <w:sz w:val="24"/>
-                <w:szCs w:val="24"/>
+                <w:sz w:val="26"/>
+                <w:szCs w:val="26"/>
               </w:rPr>
               <w:fldChar w:fldCharType="end"/>
             </w:r>
@@ -5072,26 +5091,28 @@
         <w:p>
           <w:pPr>
             <w:pStyle w:val="TOC2"/>
+            <w:spacing w:after="0" w:line="360" w:lineRule="auto"/>
+            <w:ind w:left="0"/>
             <w:rPr>
               <w:rFonts w:eastAsiaTheme="minorEastAsia"/>
               <w:b w:val="0"/>
               <w:bCs w:val="0"/>
               <w:kern w:val="2"/>
-              <w:sz w:val="24"/>
-              <w:szCs w:val="24"/>
+              <w:sz w:val="26"/>
+              <w:szCs w:val="26"/>
               <w:lang w:eastAsia="zh-CN"/>
               <w14:ligatures w14:val="standardContextual"/>
             </w:rPr>
           </w:pPr>
-          <w:hyperlink w:anchor="_Toc228375900" w:history="1">
+          <w:hyperlink w:anchor="_Toc229230344" w:history="1">
             <w:r>
               <w:rPr>
                 <w:rStyle w:val="Hyperlink"/>
                 <w:rFonts w:eastAsia="Calibri"/>
                 <w:b w:val="0"/>
                 <w:bCs w:val="0"/>
-                <w:sz w:val="24"/>
-                <w:szCs w:val="24"/>
+                <w:sz w:val="26"/>
+                <w:szCs w:val="26"/>
               </w:rPr>
               <w:t>5.4.</w:t>
             </w:r>
@@ -5101,8 +5122,8 @@
                 <w:b w:val="0"/>
                 <w:bCs w:val="0"/>
                 <w:kern w:val="2"/>
-                <w:sz w:val="24"/>
-                <w:szCs w:val="24"/>
+                <w:sz w:val="26"/>
+                <w:szCs w:val="26"/>
                 <w:lang w:eastAsia="zh-CN"/>
                 <w14:ligatures w14:val="standardContextual"/>
               </w:rPr>
@@ -5114,8 +5135,8 @@
                 <w:rFonts w:eastAsia="Calibri"/>
                 <w:b w:val="0"/>
                 <w:bCs w:val="0"/>
-                <w:sz w:val="24"/>
-                <w:szCs w:val="24"/>
+                <w:sz w:val="26"/>
+                <w:szCs w:val="26"/>
               </w:rPr>
               <w:t>User Story 4: Tra cứu thông tin bằng AI</w:t>
             </w:r>
@@ -5124,8 +5145,8 @@
                 <w:b w:val="0"/>
                 <w:bCs w:val="0"/>
                 <w:webHidden/>
-                <w:sz w:val="24"/>
-                <w:szCs w:val="24"/>
+                <w:sz w:val="26"/>
+                <w:szCs w:val="26"/>
               </w:rPr>
               <w:tab/>
             </w:r>
@@ -5134,8 +5155,8 @@
                 <w:b w:val="0"/>
                 <w:bCs w:val="0"/>
                 <w:webHidden/>
-                <w:sz w:val="24"/>
-                <w:szCs w:val="24"/>
+                <w:sz w:val="26"/>
+                <w:szCs w:val="26"/>
               </w:rPr>
               <w:fldChar w:fldCharType="begin"/>
             </w:r>
@@ -5144,18 +5165,18 @@
                 <w:b w:val="0"/>
                 <w:bCs w:val="0"/>
                 <w:webHidden/>
-                <w:sz w:val="24"/>
-                <w:szCs w:val="24"/>
-              </w:rPr>
-              <w:instrText xml:space="preserve"> PAGEREF _Toc228375900 \h </w:instrText>
+                <w:sz w:val="26"/>
+                <w:szCs w:val="26"/>
+              </w:rPr>
+              <w:instrText xml:space="preserve"> PAGEREF _Toc229230344 \h </w:instrText>
             </w:r>
             <w:r>
               <w:rPr>
                 <w:b w:val="0"/>
                 <w:bCs w:val="0"/>
                 <w:webHidden/>
-                <w:sz w:val="24"/>
-                <w:szCs w:val="24"/>
+                <w:sz w:val="26"/>
+                <w:szCs w:val="26"/>
               </w:rPr>
             </w:r>
             <w:r>
@@ -5163,8 +5184,8 @@
                 <w:b w:val="0"/>
                 <w:bCs w:val="0"/>
                 <w:webHidden/>
-                <w:sz w:val="24"/>
-                <w:szCs w:val="24"/>
+                <w:sz w:val="26"/>
+                <w:szCs w:val="26"/>
               </w:rPr>
               <w:fldChar w:fldCharType="separate"/>
             </w:r>
@@ -5173,18 +5194,18 @@
                 <w:b w:val="0"/>
                 <w:bCs w:val="0"/>
                 <w:webHidden/>
-                <w:sz w:val="24"/>
-                <w:szCs w:val="24"/>
-              </w:rPr>
-              <w:t>5</w:t>
+                <w:sz w:val="26"/>
+                <w:szCs w:val="26"/>
+              </w:rPr>
+              <w:t>3</w:t>
             </w:r>
             <w:r>
               <w:rPr>
                 <w:b w:val="0"/>
                 <w:bCs w:val="0"/>
                 <w:webHidden/>
-                <w:sz w:val="24"/>
-                <w:szCs w:val="24"/>
+                <w:sz w:val="26"/>
+                <w:szCs w:val="26"/>
               </w:rPr>
               <w:fldChar w:fldCharType="end"/>
             </w:r>
@@ -5193,26 +5214,28 @@
         <w:p>
           <w:pPr>
             <w:pStyle w:val="TOC2"/>
+            <w:spacing w:after="0" w:line="360" w:lineRule="auto"/>
+            <w:ind w:left="0"/>
             <w:rPr>
               <w:rFonts w:eastAsiaTheme="minorEastAsia"/>
               <w:b w:val="0"/>
               <w:bCs w:val="0"/>
               <w:kern w:val="2"/>
-              <w:sz w:val="24"/>
-              <w:szCs w:val="24"/>
+              <w:sz w:val="26"/>
+              <w:szCs w:val="26"/>
               <w:lang w:eastAsia="zh-CN"/>
               <w14:ligatures w14:val="standardContextual"/>
             </w:rPr>
           </w:pPr>
-          <w:hyperlink w:anchor="_Toc228375901" w:history="1">
+          <w:hyperlink w:anchor="_Toc229230345" w:history="1">
             <w:r>
               <w:rPr>
                 <w:rStyle w:val="Hyperlink"/>
                 <w:rFonts w:eastAsia="Calibri"/>
                 <w:b w:val="0"/>
                 <w:bCs w:val="0"/>
-                <w:sz w:val="24"/>
-                <w:szCs w:val="24"/>
+                <w:sz w:val="26"/>
+                <w:szCs w:val="26"/>
               </w:rPr>
               <w:t>5.5.</w:t>
             </w:r>
@@ -5222,8 +5245,8 @@
                 <w:b w:val="0"/>
                 <w:bCs w:val="0"/>
                 <w:kern w:val="2"/>
-                <w:sz w:val="24"/>
-                <w:szCs w:val="24"/>
+                <w:sz w:val="26"/>
+                <w:szCs w:val="26"/>
                 <w:lang w:eastAsia="zh-CN"/>
                 <w14:ligatures w14:val="standardContextual"/>
               </w:rPr>
@@ -5235,8 +5258,8 @@
                 <w:rFonts w:eastAsia="Calibri"/>
                 <w:b w:val="0"/>
                 <w:bCs w:val="0"/>
-                <w:sz w:val="24"/>
-                <w:szCs w:val="24"/>
+                <w:sz w:val="26"/>
+                <w:szCs w:val="26"/>
               </w:rPr>
               <w:t>User Story 5: Quản lý thông tin trường học</w:t>
             </w:r>
@@ -5245,8 +5268,8 @@
                 <w:b w:val="0"/>
                 <w:bCs w:val="0"/>
                 <w:webHidden/>
-                <w:sz w:val="24"/>
-                <w:szCs w:val="24"/>
+                <w:sz w:val="26"/>
+                <w:szCs w:val="26"/>
               </w:rPr>
               <w:tab/>
             </w:r>
@@ -5255,8 +5278,8 @@
                 <w:b w:val="0"/>
                 <w:bCs w:val="0"/>
                 <w:webHidden/>
-                <w:sz w:val="24"/>
-                <w:szCs w:val="24"/>
+                <w:sz w:val="26"/>
+                <w:szCs w:val="26"/>
               </w:rPr>
               <w:fldChar w:fldCharType="begin"/>
             </w:r>
@@ -5265,18 +5288,18 @@
                 <w:b w:val="0"/>
                 <w:bCs w:val="0"/>
                 <w:webHidden/>
-                <w:sz w:val="24"/>
-                <w:szCs w:val="24"/>
-              </w:rPr>
-              <w:instrText xml:space="preserve"> PAGEREF _Toc228375901 \h </w:instrText>
+                <w:sz w:val="26"/>
+                <w:szCs w:val="26"/>
+              </w:rPr>
+              <w:instrText xml:space="preserve"> PAGEREF _Toc229230345 \h </w:instrText>
             </w:r>
             <w:r>
               <w:rPr>
                 <w:b w:val="0"/>
                 <w:bCs w:val="0"/>
                 <w:webHidden/>
-                <w:sz w:val="24"/>
-                <w:szCs w:val="24"/>
+                <w:sz w:val="26"/>
+                <w:szCs w:val="26"/>
               </w:rPr>
             </w:r>
             <w:r>
@@ -5284,8 +5307,8 @@
                 <w:b w:val="0"/>
                 <w:bCs w:val="0"/>
                 <w:webHidden/>
-                <w:sz w:val="24"/>
-                <w:szCs w:val="24"/>
+                <w:sz w:val="26"/>
+                <w:szCs w:val="26"/>
               </w:rPr>
               <w:fldChar w:fldCharType="separate"/>
             </w:r>
@@ -5294,18 +5317,18 @@
                 <w:b w:val="0"/>
                 <w:bCs w:val="0"/>
                 <w:webHidden/>
-                <w:sz w:val="24"/>
-                <w:szCs w:val="24"/>
-              </w:rPr>
-              <w:t>5</w:t>
+                <w:sz w:val="26"/>
+                <w:szCs w:val="26"/>
+              </w:rPr>
+              <w:t>3</w:t>
             </w:r>
             <w:r>
               <w:rPr>
                 <w:b w:val="0"/>
                 <w:bCs w:val="0"/>
                 <w:webHidden/>
-                <w:sz w:val="24"/>
-                <w:szCs w:val="24"/>
+                <w:sz w:val="26"/>
+                <w:szCs w:val="26"/>
               </w:rPr>
               <w:fldChar w:fldCharType="end"/>
             </w:r>
@@ -5314,26 +5337,28 @@
         <w:p>
           <w:pPr>
             <w:pStyle w:val="TOC2"/>
+            <w:spacing w:after="0" w:line="360" w:lineRule="auto"/>
+            <w:ind w:left="0"/>
             <w:rPr>
               <w:rFonts w:eastAsiaTheme="minorEastAsia"/>
               <w:b w:val="0"/>
               <w:bCs w:val="0"/>
               <w:kern w:val="2"/>
-              <w:sz w:val="24"/>
-              <w:szCs w:val="24"/>
+              <w:sz w:val="26"/>
+              <w:szCs w:val="26"/>
               <w:lang w:eastAsia="zh-CN"/>
               <w14:ligatures w14:val="standardContextual"/>
             </w:rPr>
           </w:pPr>
-          <w:hyperlink w:anchor="_Toc228375902" w:history="1">
+          <w:hyperlink w:anchor="_Toc229230346" w:history="1">
             <w:r>
               <w:rPr>
                 <w:rStyle w:val="Hyperlink"/>
                 <w:rFonts w:eastAsia="Calibri"/>
                 <w:b w:val="0"/>
                 <w:bCs w:val="0"/>
-                <w:sz w:val="24"/>
-                <w:szCs w:val="24"/>
+                <w:sz w:val="26"/>
+                <w:szCs w:val="26"/>
               </w:rPr>
               <w:t>5.6.</w:t>
             </w:r>
@@ -5343,8 +5368,8 @@
                 <w:b w:val="0"/>
                 <w:bCs w:val="0"/>
                 <w:kern w:val="2"/>
-                <w:sz w:val="24"/>
-                <w:szCs w:val="24"/>
+                <w:sz w:val="26"/>
+                <w:szCs w:val="26"/>
                 <w:lang w:eastAsia="zh-CN"/>
                 <w14:ligatures w14:val="standardContextual"/>
               </w:rPr>
@@ -5356,8 +5381,8 @@
                 <w:rFonts w:eastAsia="Calibri"/>
                 <w:b w:val="0"/>
                 <w:bCs w:val="0"/>
-                <w:sz w:val="24"/>
-                <w:szCs w:val="24"/>
+                <w:sz w:val="26"/>
+                <w:szCs w:val="26"/>
               </w:rPr>
               <w:t>User Story 6: Quản lý tài khoản quản trị viên</w:t>
             </w:r>
@@ -5366,8 +5391,8 @@
                 <w:b w:val="0"/>
                 <w:bCs w:val="0"/>
                 <w:webHidden/>
-                <w:sz w:val="24"/>
-                <w:szCs w:val="24"/>
+                <w:sz w:val="26"/>
+                <w:szCs w:val="26"/>
               </w:rPr>
               <w:tab/>
             </w:r>
@@ -5376,8 +5401,8 @@
                 <w:b w:val="0"/>
                 <w:bCs w:val="0"/>
                 <w:webHidden/>
-                <w:sz w:val="24"/>
-                <w:szCs w:val="24"/>
+                <w:sz w:val="26"/>
+                <w:szCs w:val="26"/>
               </w:rPr>
               <w:fldChar w:fldCharType="begin"/>
             </w:r>
@@ -5386,18 +5411,18 @@
                 <w:b w:val="0"/>
                 <w:bCs w:val="0"/>
                 <w:webHidden/>
-                <w:sz w:val="24"/>
-                <w:szCs w:val="24"/>
-              </w:rPr>
-              <w:instrText xml:space="preserve"> PAGEREF _Toc228375902 \h </w:instrText>
+                <w:sz w:val="26"/>
+                <w:szCs w:val="26"/>
+              </w:rPr>
+              <w:instrText xml:space="preserve"> PAGEREF _Toc229230346 \h </w:instrText>
             </w:r>
             <w:r>
               <w:rPr>
                 <w:b w:val="0"/>
                 <w:bCs w:val="0"/>
                 <w:webHidden/>
-                <w:sz w:val="24"/>
-                <w:szCs w:val="24"/>
+                <w:sz w:val="26"/>
+                <w:szCs w:val="26"/>
               </w:rPr>
             </w:r>
             <w:r>
@@ -5405,8 +5430,8 @@
                 <w:b w:val="0"/>
                 <w:bCs w:val="0"/>
                 <w:webHidden/>
-                <w:sz w:val="24"/>
-                <w:szCs w:val="24"/>
+                <w:sz w:val="26"/>
+                <w:szCs w:val="26"/>
               </w:rPr>
               <w:fldChar w:fldCharType="separate"/>
             </w:r>
@@ -5415,18 +5440,18 @@
                 <w:b w:val="0"/>
                 <w:bCs w:val="0"/>
                 <w:webHidden/>
-                <w:sz w:val="24"/>
-                <w:szCs w:val="24"/>
-              </w:rPr>
-              <w:t>6</w:t>
+                <w:sz w:val="26"/>
+                <w:szCs w:val="26"/>
+              </w:rPr>
+              <w:t>4</w:t>
             </w:r>
             <w:r>
               <w:rPr>
                 <w:b w:val="0"/>
                 <w:bCs w:val="0"/>
                 <w:webHidden/>
-                <w:sz w:val="24"/>
-                <w:szCs w:val="24"/>
+                <w:sz w:val="26"/>
+                <w:szCs w:val="26"/>
               </w:rPr>
               <w:fldChar w:fldCharType="end"/>
             </w:r>
@@ -5435,26 +5460,28 @@
         <w:p>
           <w:pPr>
             <w:pStyle w:val="TOC2"/>
+            <w:spacing w:after="0" w:line="360" w:lineRule="auto"/>
+            <w:ind w:left="0"/>
             <w:rPr>
               <w:rFonts w:eastAsiaTheme="minorEastAsia"/>
               <w:b w:val="0"/>
               <w:bCs w:val="0"/>
               <w:kern w:val="2"/>
-              <w:sz w:val="24"/>
-              <w:szCs w:val="24"/>
+              <w:sz w:val="26"/>
+              <w:szCs w:val="26"/>
               <w:lang w:eastAsia="zh-CN"/>
               <w14:ligatures w14:val="standardContextual"/>
             </w:rPr>
           </w:pPr>
-          <w:hyperlink w:anchor="_Toc228375903" w:history="1">
+          <w:hyperlink w:anchor="_Toc229230347" w:history="1">
             <w:r>
               <w:rPr>
                 <w:rStyle w:val="Hyperlink"/>
                 <w:rFonts w:eastAsia="Calibri"/>
                 <w:b w:val="0"/>
                 <w:bCs w:val="0"/>
-                <w:sz w:val="24"/>
-                <w:szCs w:val="24"/>
+                <w:sz w:val="26"/>
+                <w:szCs w:val="26"/>
               </w:rPr>
               <w:t>5.7.</w:t>
             </w:r>
@@ -5464,8 +5491,8 @@
                 <w:b w:val="0"/>
                 <w:bCs w:val="0"/>
                 <w:kern w:val="2"/>
-                <w:sz w:val="24"/>
-                <w:szCs w:val="24"/>
+                <w:sz w:val="26"/>
+                <w:szCs w:val="26"/>
                 <w:lang w:eastAsia="zh-CN"/>
                 <w14:ligatures w14:val="standardContextual"/>
               </w:rPr>
@@ -5477,8 +5504,8 @@
                 <w:rFonts w:eastAsia="Calibri"/>
                 <w:b w:val="0"/>
                 <w:bCs w:val="0"/>
-                <w:sz w:val="24"/>
-                <w:szCs w:val="24"/>
+                <w:sz w:val="26"/>
+                <w:szCs w:val="26"/>
               </w:rPr>
               <w:t>User Story 7: Xem báo cáo tổng quan hệ thống</w:t>
             </w:r>
@@ -5487,8 +5514,8 @@
                 <w:b w:val="0"/>
                 <w:bCs w:val="0"/>
                 <w:webHidden/>
-                <w:sz w:val="24"/>
-                <w:szCs w:val="24"/>
+                <w:sz w:val="26"/>
+                <w:szCs w:val="26"/>
               </w:rPr>
               <w:tab/>
             </w:r>
@@ -5497,8 +5524,8 @@
                 <w:b w:val="0"/>
                 <w:bCs w:val="0"/>
                 <w:webHidden/>
-                <w:sz w:val="24"/>
-                <w:szCs w:val="24"/>
+                <w:sz w:val="26"/>
+                <w:szCs w:val="26"/>
               </w:rPr>
               <w:fldChar w:fldCharType="begin"/>
             </w:r>
@@ -5507,18 +5534,18 @@
                 <w:b w:val="0"/>
                 <w:bCs w:val="0"/>
                 <w:webHidden/>
-                <w:sz w:val="24"/>
-                <w:szCs w:val="24"/>
-              </w:rPr>
-              <w:instrText xml:space="preserve"> PAGEREF _Toc228375903 \h </w:instrText>
+                <w:sz w:val="26"/>
+                <w:szCs w:val="26"/>
+              </w:rPr>
+              <w:instrText xml:space="preserve"> PAGEREF _Toc229230347 \h </w:instrText>
             </w:r>
             <w:r>
               <w:rPr>
                 <w:b w:val="0"/>
                 <w:bCs w:val="0"/>
                 <w:webHidden/>
-                <w:sz w:val="24"/>
-                <w:szCs w:val="24"/>
+                <w:sz w:val="26"/>
+                <w:szCs w:val="26"/>
               </w:rPr>
             </w:r>
             <w:r>
@@ -5526,8 +5553,8 @@
                 <w:b w:val="0"/>
                 <w:bCs w:val="0"/>
                 <w:webHidden/>
-                <w:sz w:val="24"/>
-                <w:szCs w:val="24"/>
+                <w:sz w:val="26"/>
+                <w:szCs w:val="26"/>
               </w:rPr>
               <w:fldChar w:fldCharType="separate"/>
             </w:r>
@@ -5536,18 +5563,18 @@
                 <w:b w:val="0"/>
                 <w:bCs w:val="0"/>
                 <w:webHidden/>
-                <w:sz w:val="24"/>
-                <w:szCs w:val="24"/>
-              </w:rPr>
-              <w:t>6</w:t>
+                <w:sz w:val="26"/>
+                <w:szCs w:val="26"/>
+              </w:rPr>
+              <w:t>4</w:t>
             </w:r>
             <w:r>
               <w:rPr>
                 <w:b w:val="0"/>
                 <w:bCs w:val="0"/>
                 <w:webHidden/>
-                <w:sz w:val="24"/>
-                <w:szCs w:val="24"/>
+                <w:sz w:val="26"/>
+                <w:szCs w:val="26"/>
               </w:rPr>
               <w:fldChar w:fldCharType="end"/>
             </w:r>
@@ -5556,26 +5583,28 @@
         <w:p>
           <w:pPr>
             <w:pStyle w:val="TOC2"/>
+            <w:spacing w:after="0" w:line="360" w:lineRule="auto"/>
+            <w:ind w:left="0"/>
             <w:rPr>
               <w:rFonts w:eastAsiaTheme="minorEastAsia"/>
               <w:b w:val="0"/>
               <w:bCs w:val="0"/>
               <w:kern w:val="2"/>
-              <w:sz w:val="24"/>
-              <w:szCs w:val="24"/>
+              <w:sz w:val="26"/>
+              <w:szCs w:val="26"/>
               <w:lang w:eastAsia="zh-CN"/>
               <w14:ligatures w14:val="standardContextual"/>
             </w:rPr>
           </w:pPr>
-          <w:hyperlink w:anchor="_Toc228375904" w:history="1">
+          <w:hyperlink w:anchor="_Toc229230348" w:history="1">
             <w:r>
               <w:rPr>
                 <w:rStyle w:val="Hyperlink"/>
                 <w:rFonts w:eastAsia="Calibri"/>
                 <w:b w:val="0"/>
                 <w:bCs w:val="0"/>
-                <w:sz w:val="24"/>
-                <w:szCs w:val="24"/>
+                <w:sz w:val="26"/>
+                <w:szCs w:val="26"/>
               </w:rPr>
               <w:t>5.8.</w:t>
             </w:r>
@@ -5585,8 +5614,8 @@
                 <w:b w:val="0"/>
                 <w:bCs w:val="0"/>
                 <w:kern w:val="2"/>
-                <w:sz w:val="24"/>
-                <w:szCs w:val="24"/>
+                <w:sz w:val="26"/>
+                <w:szCs w:val="26"/>
                 <w:lang w:eastAsia="zh-CN"/>
                 <w14:ligatures w14:val="standardContextual"/>
               </w:rPr>
@@ -5598,8 +5627,8 @@
                 <w:rFonts w:eastAsia="Calibri"/>
                 <w:b w:val="0"/>
                 <w:bCs w:val="0"/>
-                <w:sz w:val="24"/>
-                <w:szCs w:val="24"/>
+                <w:sz w:val="26"/>
+                <w:szCs w:val="26"/>
               </w:rPr>
               <w:t>User Story 8: Quản lý tài khoản người dùng</w:t>
             </w:r>
@@ -5608,8 +5637,8 @@
                 <w:b w:val="0"/>
                 <w:bCs w:val="0"/>
                 <w:webHidden/>
-                <w:sz w:val="24"/>
-                <w:szCs w:val="24"/>
+                <w:sz w:val="26"/>
+                <w:szCs w:val="26"/>
               </w:rPr>
               <w:tab/>
             </w:r>
@@ -5618,8 +5647,8 @@
                 <w:b w:val="0"/>
                 <w:bCs w:val="0"/>
                 <w:webHidden/>
-                <w:sz w:val="24"/>
-                <w:szCs w:val="24"/>
+                <w:sz w:val="26"/>
+                <w:szCs w:val="26"/>
               </w:rPr>
               <w:fldChar w:fldCharType="begin"/>
             </w:r>
@@ -5628,18 +5657,18 @@
                 <w:b w:val="0"/>
                 <w:bCs w:val="0"/>
                 <w:webHidden/>
-                <w:sz w:val="24"/>
-                <w:szCs w:val="24"/>
-              </w:rPr>
-              <w:instrText xml:space="preserve"> PAGEREF _Toc228375904 \h </w:instrText>
+                <w:sz w:val="26"/>
+                <w:szCs w:val="26"/>
+              </w:rPr>
+              <w:instrText xml:space="preserve"> PAGEREF _Toc229230348 \h </w:instrText>
             </w:r>
             <w:r>
               <w:rPr>
                 <w:b w:val="0"/>
                 <w:bCs w:val="0"/>
                 <w:webHidden/>
-                <w:sz w:val="24"/>
-                <w:szCs w:val="24"/>
+                <w:sz w:val="26"/>
+                <w:szCs w:val="26"/>
               </w:rPr>
             </w:r>
             <w:r>
@@ -5647,8 +5676,8 @@
                 <w:b w:val="0"/>
                 <w:bCs w:val="0"/>
                 <w:webHidden/>
-                <w:sz w:val="24"/>
-                <w:szCs w:val="24"/>
+                <w:sz w:val="26"/>
+                <w:szCs w:val="26"/>
               </w:rPr>
               <w:fldChar w:fldCharType="separate"/>
             </w:r>
@@ -5657,18 +5686,18 @@
                 <w:b w:val="0"/>
                 <w:bCs w:val="0"/>
                 <w:webHidden/>
-                <w:sz w:val="24"/>
-                <w:szCs w:val="24"/>
-              </w:rPr>
-              <w:t>7</w:t>
+                <w:sz w:val="26"/>
+                <w:szCs w:val="26"/>
+              </w:rPr>
+              <w:t>5</w:t>
             </w:r>
             <w:r>
               <w:rPr>
                 <w:b w:val="0"/>
                 <w:bCs w:val="0"/>
                 <w:webHidden/>
-                <w:sz w:val="24"/>
-                <w:szCs w:val="24"/>
+                <w:sz w:val="26"/>
+                <w:szCs w:val="26"/>
               </w:rPr>
               <w:fldChar w:fldCharType="end"/>
             </w:r>
@@ -5677,26 +5706,28 @@
         <w:p>
           <w:pPr>
             <w:pStyle w:val="TOC2"/>
+            <w:spacing w:after="0" w:line="360" w:lineRule="auto"/>
+            <w:ind w:left="0"/>
             <w:rPr>
               <w:rFonts w:eastAsiaTheme="minorEastAsia"/>
               <w:b w:val="0"/>
               <w:bCs w:val="0"/>
               <w:kern w:val="2"/>
-              <w:sz w:val="24"/>
-              <w:szCs w:val="24"/>
+              <w:sz w:val="26"/>
+              <w:szCs w:val="26"/>
               <w:lang w:eastAsia="zh-CN"/>
               <w14:ligatures w14:val="standardContextual"/>
             </w:rPr>
           </w:pPr>
-          <w:hyperlink w:anchor="_Toc228375905" w:history="1">
+          <w:hyperlink w:anchor="_Toc229230349" w:history="1">
             <w:r>
               <w:rPr>
                 <w:rStyle w:val="Hyperlink"/>
                 <w:rFonts w:eastAsia="Calibri"/>
                 <w:b w:val="0"/>
                 <w:bCs w:val="0"/>
-                <w:sz w:val="24"/>
-                <w:szCs w:val="24"/>
+                <w:sz w:val="26"/>
+                <w:szCs w:val="26"/>
               </w:rPr>
               <w:t>5.9.</w:t>
             </w:r>
@@ -5706,8 +5737,8 @@
                 <w:b w:val="0"/>
                 <w:bCs w:val="0"/>
                 <w:kern w:val="2"/>
-                <w:sz w:val="24"/>
-                <w:szCs w:val="24"/>
+                <w:sz w:val="26"/>
+                <w:szCs w:val="26"/>
                 <w:lang w:eastAsia="zh-CN"/>
                 <w14:ligatures w14:val="standardContextual"/>
               </w:rPr>
@@ -5719,8 +5750,8 @@
                 <w:rFonts w:eastAsia="Calibri"/>
                 <w:b w:val="0"/>
                 <w:bCs w:val="0"/>
-                <w:sz w:val="24"/>
-                <w:szCs w:val="24"/>
+                <w:sz w:val="26"/>
+                <w:szCs w:val="26"/>
               </w:rPr>
               <w:t>User Story 9: Quản lý phân quyền</w:t>
             </w:r>
@@ -5729,8 +5760,8 @@
                 <w:b w:val="0"/>
                 <w:bCs w:val="0"/>
                 <w:webHidden/>
-                <w:sz w:val="24"/>
-                <w:szCs w:val="24"/>
+                <w:sz w:val="26"/>
+                <w:szCs w:val="26"/>
               </w:rPr>
               <w:tab/>
             </w:r>
@@ -5739,8 +5770,8 @@
                 <w:b w:val="0"/>
                 <w:bCs w:val="0"/>
                 <w:webHidden/>
-                <w:sz w:val="24"/>
-                <w:szCs w:val="24"/>
+                <w:sz w:val="26"/>
+                <w:szCs w:val="26"/>
               </w:rPr>
               <w:fldChar w:fldCharType="begin"/>
             </w:r>
@@ -5749,18 +5780,18 @@
                 <w:b w:val="0"/>
                 <w:bCs w:val="0"/>
                 <w:webHidden/>
-                <w:sz w:val="24"/>
-                <w:szCs w:val="24"/>
-              </w:rPr>
-              <w:instrText xml:space="preserve"> PAGEREF _Toc228375905 \h </w:instrText>
+                <w:sz w:val="26"/>
+                <w:szCs w:val="26"/>
+              </w:rPr>
+              <w:instrText xml:space="preserve"> PAGEREF _Toc229230349 \h </w:instrText>
             </w:r>
             <w:r>
               <w:rPr>
                 <w:b w:val="0"/>
                 <w:bCs w:val="0"/>
                 <w:webHidden/>
-                <w:sz w:val="24"/>
-                <w:szCs w:val="24"/>
+                <w:sz w:val="26"/>
+                <w:szCs w:val="26"/>
               </w:rPr>
             </w:r>
             <w:r>
@@ -5768,8 +5799,8 @@
                 <w:b w:val="0"/>
                 <w:bCs w:val="0"/>
                 <w:webHidden/>
-                <w:sz w:val="24"/>
-                <w:szCs w:val="24"/>
+                <w:sz w:val="26"/>
+                <w:szCs w:val="26"/>
               </w:rPr>
               <w:fldChar w:fldCharType="separate"/>
             </w:r>
@@ -5778,18 +5809,18 @@
                 <w:b w:val="0"/>
                 <w:bCs w:val="0"/>
                 <w:webHidden/>
-                <w:sz w:val="24"/>
-                <w:szCs w:val="24"/>
-              </w:rPr>
-              <w:t>7</w:t>
+                <w:sz w:val="26"/>
+                <w:szCs w:val="26"/>
+              </w:rPr>
+              <w:t>5</w:t>
             </w:r>
             <w:r>
               <w:rPr>
                 <w:b w:val="0"/>
                 <w:bCs w:val="0"/>
                 <w:webHidden/>
-                <w:sz w:val="24"/>
-                <w:szCs w:val="24"/>
+                <w:sz w:val="26"/>
+                <w:szCs w:val="26"/>
               </w:rPr>
               <w:fldChar w:fldCharType="end"/>
             </w:r>
@@ -5798,26 +5829,28 @@
         <w:p>
           <w:pPr>
             <w:pStyle w:val="TOC2"/>
+            <w:spacing w:after="0" w:line="360" w:lineRule="auto"/>
+            <w:ind w:left="0"/>
             <w:rPr>
               <w:rFonts w:eastAsiaTheme="minorEastAsia"/>
               <w:b w:val="0"/>
               <w:bCs w:val="0"/>
               <w:kern w:val="2"/>
-              <w:sz w:val="24"/>
-              <w:szCs w:val="24"/>
+              <w:sz w:val="26"/>
+              <w:szCs w:val="26"/>
               <w:lang w:eastAsia="zh-CN"/>
               <w14:ligatures w14:val="standardContextual"/>
             </w:rPr>
           </w:pPr>
-          <w:hyperlink w:anchor="_Toc228375906" w:history="1">
+          <w:hyperlink w:anchor="_Toc229230350" w:history="1">
             <w:r>
               <w:rPr>
                 <w:rStyle w:val="Hyperlink"/>
                 <w:rFonts w:eastAsia="Calibri"/>
                 <w:b w:val="0"/>
                 <w:bCs w:val="0"/>
-                <w:sz w:val="24"/>
-                <w:szCs w:val="24"/>
+                <w:sz w:val="26"/>
+                <w:szCs w:val="26"/>
               </w:rPr>
               <w:t>5.10.</w:t>
             </w:r>
@@ -5827,8 +5860,8 @@
                 <w:b w:val="0"/>
                 <w:bCs w:val="0"/>
                 <w:kern w:val="2"/>
-                <w:sz w:val="24"/>
-                <w:szCs w:val="24"/>
+                <w:sz w:val="26"/>
+                <w:szCs w:val="26"/>
                 <w:lang w:eastAsia="zh-CN"/>
                 <w14:ligatures w14:val="standardContextual"/>
               </w:rPr>
@@ -5840,8 +5873,8 @@
                 <w:rFonts w:eastAsia="Calibri"/>
                 <w:b w:val="0"/>
                 <w:bCs w:val="0"/>
-                <w:sz w:val="24"/>
-                <w:szCs w:val="24"/>
+                <w:sz w:val="26"/>
+                <w:szCs w:val="26"/>
               </w:rPr>
               <w:t>User Story 10: Quản lý thông tin lớp học</w:t>
             </w:r>
@@ -5850,8 +5883,8 @@
                 <w:b w:val="0"/>
                 <w:bCs w:val="0"/>
                 <w:webHidden/>
-                <w:sz w:val="24"/>
-                <w:szCs w:val="24"/>
+                <w:sz w:val="26"/>
+                <w:szCs w:val="26"/>
               </w:rPr>
               <w:tab/>
             </w:r>
@@ -5860,8 +5893,8 @@
                 <w:b w:val="0"/>
                 <w:bCs w:val="0"/>
                 <w:webHidden/>
-                <w:sz w:val="24"/>
-                <w:szCs w:val="24"/>
+                <w:sz w:val="26"/>
+                <w:szCs w:val="26"/>
               </w:rPr>
               <w:fldChar w:fldCharType="begin"/>
             </w:r>
@@ -5870,18 +5903,18 @@
                 <w:b w:val="0"/>
                 <w:bCs w:val="0"/>
                 <w:webHidden/>
-                <w:sz w:val="24"/>
-                <w:szCs w:val="24"/>
-              </w:rPr>
-              <w:instrText xml:space="preserve"> PAGEREF _Toc228375906 \h </w:instrText>
+                <w:sz w:val="26"/>
+                <w:szCs w:val="26"/>
+              </w:rPr>
+              <w:instrText xml:space="preserve"> PAGEREF _Toc229230350 \h </w:instrText>
             </w:r>
             <w:r>
               <w:rPr>
                 <w:b w:val="0"/>
                 <w:bCs w:val="0"/>
                 <w:webHidden/>
-                <w:sz w:val="24"/>
-                <w:szCs w:val="24"/>
+                <w:sz w:val="26"/>
+                <w:szCs w:val="26"/>
               </w:rPr>
             </w:r>
             <w:r>
@@ -5889,8 +5922,8 @@
                 <w:b w:val="0"/>
                 <w:bCs w:val="0"/>
                 <w:webHidden/>
-                <w:sz w:val="24"/>
-                <w:szCs w:val="24"/>
+                <w:sz w:val="26"/>
+                <w:szCs w:val="26"/>
               </w:rPr>
               <w:fldChar w:fldCharType="separate"/>
             </w:r>
@@ -5899,18 +5932,18 @@
                 <w:b w:val="0"/>
                 <w:bCs w:val="0"/>
                 <w:webHidden/>
-                <w:sz w:val="24"/>
-                <w:szCs w:val="24"/>
-              </w:rPr>
-              <w:t>8</w:t>
+                <w:sz w:val="26"/>
+                <w:szCs w:val="26"/>
+              </w:rPr>
+              <w:t>6</w:t>
             </w:r>
             <w:r>
               <w:rPr>
                 <w:b w:val="0"/>
                 <w:bCs w:val="0"/>
                 <w:webHidden/>
-                <w:sz w:val="24"/>
-                <w:szCs w:val="24"/>
+                <w:sz w:val="26"/>
+                <w:szCs w:val="26"/>
               </w:rPr>
               <w:fldChar w:fldCharType="end"/>
             </w:r>
@@ -5919,26 +5952,28 @@
         <w:p>
           <w:pPr>
             <w:pStyle w:val="TOC2"/>
+            <w:spacing w:after="0" w:line="360" w:lineRule="auto"/>
+            <w:ind w:left="0"/>
             <w:rPr>
               <w:rFonts w:eastAsiaTheme="minorEastAsia"/>
               <w:b w:val="0"/>
               <w:bCs w:val="0"/>
               <w:kern w:val="2"/>
-              <w:sz w:val="24"/>
-              <w:szCs w:val="24"/>
+              <w:sz w:val="26"/>
+              <w:szCs w:val="26"/>
               <w:lang w:eastAsia="zh-CN"/>
               <w14:ligatures w14:val="standardContextual"/>
             </w:rPr>
           </w:pPr>
-          <w:hyperlink w:anchor="_Toc228375907" w:history="1">
+          <w:hyperlink w:anchor="_Toc229230351" w:history="1">
             <w:r>
               <w:rPr>
                 <w:rStyle w:val="Hyperlink"/>
                 <w:rFonts w:eastAsia="Calibri"/>
                 <w:b w:val="0"/>
                 <w:bCs w:val="0"/>
-                <w:sz w:val="24"/>
-                <w:szCs w:val="24"/>
+                <w:sz w:val="26"/>
+                <w:szCs w:val="26"/>
               </w:rPr>
               <w:t>5.11.</w:t>
             </w:r>
@@ -5948,8 +5983,8 @@
                 <w:b w:val="0"/>
                 <w:bCs w:val="0"/>
                 <w:kern w:val="2"/>
-                <w:sz w:val="24"/>
-                <w:szCs w:val="24"/>
+                <w:sz w:val="26"/>
+                <w:szCs w:val="26"/>
                 <w:lang w:eastAsia="zh-CN"/>
                 <w14:ligatures w14:val="standardContextual"/>
               </w:rPr>
@@ -5961,8 +5996,8 @@
                 <w:rFonts w:eastAsia="Calibri"/>
                 <w:b w:val="0"/>
                 <w:bCs w:val="0"/>
-                <w:sz w:val="24"/>
-                <w:szCs w:val="24"/>
+                <w:sz w:val="26"/>
+                <w:szCs w:val="26"/>
               </w:rPr>
               <w:t>User Story 11: Phân công giảng dạy</w:t>
             </w:r>
@@ -5971,8 +6006,8 @@
                 <w:b w:val="0"/>
                 <w:bCs w:val="0"/>
                 <w:webHidden/>
-                <w:sz w:val="24"/>
-                <w:szCs w:val="24"/>
+                <w:sz w:val="26"/>
+                <w:szCs w:val="26"/>
               </w:rPr>
               <w:tab/>
             </w:r>
@@ -5981,8 +6016,8 @@
                 <w:b w:val="0"/>
                 <w:bCs w:val="0"/>
                 <w:webHidden/>
-                <w:sz w:val="24"/>
-                <w:szCs w:val="24"/>
+                <w:sz w:val="26"/>
+                <w:szCs w:val="26"/>
               </w:rPr>
               <w:fldChar w:fldCharType="begin"/>
             </w:r>
@@ -5991,18 +6026,18 @@
                 <w:b w:val="0"/>
                 <w:bCs w:val="0"/>
                 <w:webHidden/>
-                <w:sz w:val="24"/>
-                <w:szCs w:val="24"/>
-              </w:rPr>
-              <w:instrText xml:space="preserve"> PAGEREF _Toc228375907 \h </w:instrText>
+                <w:sz w:val="26"/>
+                <w:szCs w:val="26"/>
+              </w:rPr>
+              <w:instrText xml:space="preserve"> PAGEREF _Toc229230351 \h </w:instrText>
             </w:r>
             <w:r>
               <w:rPr>
                 <w:b w:val="0"/>
                 <w:bCs w:val="0"/>
                 <w:webHidden/>
-                <w:sz w:val="24"/>
-                <w:szCs w:val="24"/>
+                <w:sz w:val="26"/>
+                <w:szCs w:val="26"/>
               </w:rPr>
             </w:r>
             <w:r>
@@ -6010,8 +6045,8 @@
                 <w:b w:val="0"/>
                 <w:bCs w:val="0"/>
                 <w:webHidden/>
-                <w:sz w:val="24"/>
-                <w:szCs w:val="24"/>
+                <w:sz w:val="26"/>
+                <w:szCs w:val="26"/>
               </w:rPr>
               <w:fldChar w:fldCharType="separate"/>
             </w:r>
@@ -6020,18 +6055,18 @@
                 <w:b w:val="0"/>
                 <w:bCs w:val="0"/>
                 <w:webHidden/>
-                <w:sz w:val="24"/>
-                <w:szCs w:val="24"/>
-              </w:rPr>
-              <w:t>8</w:t>
+                <w:sz w:val="26"/>
+                <w:szCs w:val="26"/>
+              </w:rPr>
+              <w:t>6</w:t>
             </w:r>
             <w:r>
               <w:rPr>
                 <w:b w:val="0"/>
                 <w:bCs w:val="0"/>
                 <w:webHidden/>
-                <w:sz w:val="24"/>
-                <w:szCs w:val="24"/>
+                <w:sz w:val="26"/>
+                <w:szCs w:val="26"/>
               </w:rPr>
               <w:fldChar w:fldCharType="end"/>
             </w:r>
@@ -6040,26 +6075,28 @@
         <w:p>
           <w:pPr>
             <w:pStyle w:val="TOC2"/>
+            <w:spacing w:after="0" w:line="360" w:lineRule="auto"/>
+            <w:ind w:left="0"/>
             <w:rPr>
               <w:rFonts w:eastAsiaTheme="minorEastAsia"/>
               <w:b w:val="0"/>
               <w:bCs w:val="0"/>
               <w:kern w:val="2"/>
-              <w:sz w:val="24"/>
-              <w:szCs w:val="24"/>
+              <w:sz w:val="26"/>
+              <w:szCs w:val="26"/>
               <w:lang w:eastAsia="zh-CN"/>
               <w14:ligatures w14:val="standardContextual"/>
             </w:rPr>
           </w:pPr>
-          <w:hyperlink w:anchor="_Toc228375908" w:history="1">
+          <w:hyperlink w:anchor="_Toc229230352" w:history="1">
             <w:r>
               <w:rPr>
                 <w:rStyle w:val="Hyperlink"/>
                 <w:rFonts w:eastAsia="Calibri"/>
                 <w:b w:val="0"/>
                 <w:bCs w:val="0"/>
-                <w:sz w:val="24"/>
-                <w:szCs w:val="24"/>
+                <w:sz w:val="26"/>
+                <w:szCs w:val="26"/>
               </w:rPr>
               <w:t>5.12.</w:t>
             </w:r>
@@ -6069,8 +6106,8 @@
                 <w:b w:val="0"/>
                 <w:bCs w:val="0"/>
                 <w:kern w:val="2"/>
-                <w:sz w:val="24"/>
-                <w:szCs w:val="24"/>
+                <w:sz w:val="26"/>
+                <w:szCs w:val="26"/>
                 <w:lang w:eastAsia="zh-CN"/>
                 <w14:ligatures w14:val="standardContextual"/>
               </w:rPr>
@@ -6082,8 +6119,8 @@
                 <w:rFonts w:eastAsia="Calibri"/>
                 <w:b w:val="0"/>
                 <w:bCs w:val="0"/>
-                <w:sz w:val="24"/>
-                <w:szCs w:val="24"/>
+                <w:sz w:val="26"/>
+                <w:szCs w:val="26"/>
               </w:rPr>
               <w:t>User Story 12: Quản lý danh mục môn học</w:t>
             </w:r>
@@ -6092,8 +6129,8 @@
                 <w:b w:val="0"/>
                 <w:bCs w:val="0"/>
                 <w:webHidden/>
-                <w:sz w:val="24"/>
-                <w:szCs w:val="24"/>
+                <w:sz w:val="26"/>
+                <w:szCs w:val="26"/>
               </w:rPr>
               <w:tab/>
             </w:r>
@@ -6102,8 +6139,8 @@
                 <w:b w:val="0"/>
                 <w:bCs w:val="0"/>
                 <w:webHidden/>
-                <w:sz w:val="24"/>
-                <w:szCs w:val="24"/>
+                <w:sz w:val="26"/>
+                <w:szCs w:val="26"/>
               </w:rPr>
               <w:fldChar w:fldCharType="begin"/>
             </w:r>
@@ -6112,18 +6149,18 @@
                 <w:b w:val="0"/>
                 <w:bCs w:val="0"/>
                 <w:webHidden/>
-                <w:sz w:val="24"/>
-                <w:szCs w:val="24"/>
-              </w:rPr>
-              <w:instrText xml:space="preserve"> PAGEREF _Toc228375908 \h </w:instrText>
+                <w:sz w:val="26"/>
+                <w:szCs w:val="26"/>
+              </w:rPr>
+              <w:instrText xml:space="preserve"> PAGEREF _Toc229230352 \h </w:instrText>
             </w:r>
             <w:r>
               <w:rPr>
                 <w:b w:val="0"/>
                 <w:bCs w:val="0"/>
                 <w:webHidden/>
-                <w:sz w:val="24"/>
-                <w:szCs w:val="24"/>
+                <w:sz w:val="26"/>
+                <w:szCs w:val="26"/>
               </w:rPr>
             </w:r>
             <w:r>
@@ -6131,8 +6168,8 @@
                 <w:b w:val="0"/>
                 <w:bCs w:val="0"/>
                 <w:webHidden/>
-                <w:sz w:val="24"/>
-                <w:szCs w:val="24"/>
+                <w:sz w:val="26"/>
+                <w:szCs w:val="26"/>
               </w:rPr>
               <w:fldChar w:fldCharType="separate"/>
             </w:r>
@@ -6141,18 +6178,18 @@
                 <w:b w:val="0"/>
                 <w:bCs w:val="0"/>
                 <w:webHidden/>
-                <w:sz w:val="24"/>
-                <w:szCs w:val="24"/>
-              </w:rPr>
-              <w:t>9</w:t>
+                <w:sz w:val="26"/>
+                <w:szCs w:val="26"/>
+              </w:rPr>
+              <w:t>7</w:t>
             </w:r>
             <w:r>
               <w:rPr>
                 <w:b w:val="0"/>
                 <w:bCs w:val="0"/>
                 <w:webHidden/>
-                <w:sz w:val="24"/>
-                <w:szCs w:val="24"/>
+                <w:sz w:val="26"/>
+                <w:szCs w:val="26"/>
               </w:rPr>
               <w:fldChar w:fldCharType="end"/>
             </w:r>
@@ -6161,26 +6198,28 @@
         <w:p>
           <w:pPr>
             <w:pStyle w:val="TOC2"/>
+            <w:spacing w:after="0" w:line="360" w:lineRule="auto"/>
+            <w:ind w:left="0"/>
             <w:rPr>
               <w:rFonts w:eastAsiaTheme="minorEastAsia"/>
               <w:b w:val="0"/>
               <w:bCs w:val="0"/>
               <w:kern w:val="2"/>
-              <w:sz w:val="24"/>
-              <w:szCs w:val="24"/>
+              <w:sz w:val="26"/>
+              <w:szCs w:val="26"/>
               <w:lang w:eastAsia="zh-CN"/>
               <w14:ligatures w14:val="standardContextual"/>
             </w:rPr>
           </w:pPr>
-          <w:hyperlink w:anchor="_Toc228375909" w:history="1">
+          <w:hyperlink w:anchor="_Toc229230353" w:history="1">
             <w:r>
               <w:rPr>
                 <w:rStyle w:val="Hyperlink"/>
                 <w:rFonts w:eastAsia="Calibri"/>
                 <w:b w:val="0"/>
                 <w:bCs w:val="0"/>
-                <w:sz w:val="24"/>
-                <w:szCs w:val="24"/>
+                <w:sz w:val="26"/>
+                <w:szCs w:val="26"/>
               </w:rPr>
               <w:t>5.13.</w:t>
             </w:r>
@@ -6190,8 +6229,8 @@
                 <w:b w:val="0"/>
                 <w:bCs w:val="0"/>
                 <w:kern w:val="2"/>
-                <w:sz w:val="24"/>
-                <w:szCs w:val="24"/>
+                <w:sz w:val="26"/>
+                <w:szCs w:val="26"/>
                 <w:lang w:eastAsia="zh-CN"/>
                 <w14:ligatures w14:val="standardContextual"/>
               </w:rPr>
@@ -6203,8 +6242,8 @@
                 <w:rFonts w:eastAsia="Calibri"/>
                 <w:b w:val="0"/>
                 <w:bCs w:val="0"/>
-                <w:sz w:val="24"/>
-                <w:szCs w:val="24"/>
+                <w:sz w:val="26"/>
+                <w:szCs w:val="26"/>
               </w:rPr>
               <w:t>User Story 13: Quản lý lịch học và thời khóa biểu</w:t>
             </w:r>
@@ -6213,8 +6252,8 @@
                 <w:b w:val="0"/>
                 <w:bCs w:val="0"/>
                 <w:webHidden/>
-                <w:sz w:val="24"/>
-                <w:szCs w:val="24"/>
+                <w:sz w:val="26"/>
+                <w:szCs w:val="26"/>
               </w:rPr>
               <w:tab/>
             </w:r>
@@ -6223,8 +6262,8 @@
                 <w:b w:val="0"/>
                 <w:bCs w:val="0"/>
                 <w:webHidden/>
-                <w:sz w:val="24"/>
-                <w:szCs w:val="24"/>
+                <w:sz w:val="26"/>
+                <w:szCs w:val="26"/>
               </w:rPr>
               <w:fldChar w:fldCharType="begin"/>
             </w:r>
@@ -6233,18 +6272,18 @@
                 <w:b w:val="0"/>
                 <w:bCs w:val="0"/>
                 <w:webHidden/>
-                <w:sz w:val="24"/>
-                <w:szCs w:val="24"/>
-              </w:rPr>
-              <w:instrText xml:space="preserve"> PAGEREF _Toc228375909 \h </w:instrText>
+                <w:sz w:val="26"/>
+                <w:szCs w:val="26"/>
+              </w:rPr>
+              <w:instrText xml:space="preserve"> PAGEREF _Toc229230353 \h </w:instrText>
             </w:r>
             <w:r>
               <w:rPr>
                 <w:b w:val="0"/>
                 <w:bCs w:val="0"/>
                 <w:webHidden/>
-                <w:sz w:val="24"/>
-                <w:szCs w:val="24"/>
+                <w:sz w:val="26"/>
+                <w:szCs w:val="26"/>
               </w:rPr>
             </w:r>
             <w:r>
@@ -6252,8 +6291,8 @@
                 <w:b w:val="0"/>
                 <w:bCs w:val="0"/>
                 <w:webHidden/>
-                <w:sz w:val="24"/>
-                <w:szCs w:val="24"/>
+                <w:sz w:val="26"/>
+                <w:szCs w:val="26"/>
               </w:rPr>
               <w:fldChar w:fldCharType="separate"/>
             </w:r>
@@ -6262,18 +6301,18 @@
                 <w:b w:val="0"/>
                 <w:bCs w:val="0"/>
                 <w:webHidden/>
-                <w:sz w:val="24"/>
-                <w:szCs w:val="24"/>
-              </w:rPr>
-              <w:t>9</w:t>
+                <w:sz w:val="26"/>
+                <w:szCs w:val="26"/>
+              </w:rPr>
+              <w:t>7</w:t>
             </w:r>
             <w:r>
               <w:rPr>
                 <w:b w:val="0"/>
                 <w:bCs w:val="0"/>
                 <w:webHidden/>
-                <w:sz w:val="24"/>
-                <w:szCs w:val="24"/>
+                <w:sz w:val="26"/>
+                <w:szCs w:val="26"/>
               </w:rPr>
               <w:fldChar w:fldCharType="end"/>
             </w:r>
@@ -6282,26 +6321,28 @@
         <w:p>
           <w:pPr>
             <w:pStyle w:val="TOC2"/>
+            <w:spacing w:after="0" w:line="360" w:lineRule="auto"/>
+            <w:ind w:left="0"/>
             <w:rPr>
               <w:rFonts w:eastAsiaTheme="minorEastAsia"/>
               <w:b w:val="0"/>
               <w:bCs w:val="0"/>
               <w:kern w:val="2"/>
-              <w:sz w:val="24"/>
-              <w:szCs w:val="24"/>
+              <w:sz w:val="26"/>
+              <w:szCs w:val="26"/>
               <w:lang w:eastAsia="zh-CN"/>
               <w14:ligatures w14:val="standardContextual"/>
             </w:rPr>
           </w:pPr>
-          <w:hyperlink w:anchor="_Toc228375910" w:history="1">
+          <w:hyperlink w:anchor="_Toc229230354" w:history="1">
             <w:r>
               <w:rPr>
                 <w:rStyle w:val="Hyperlink"/>
                 <w:rFonts w:eastAsia="Calibri"/>
                 <w:b w:val="0"/>
                 <w:bCs w:val="0"/>
-                <w:sz w:val="24"/>
-                <w:szCs w:val="24"/>
+                <w:sz w:val="26"/>
+                <w:szCs w:val="26"/>
               </w:rPr>
               <w:t>5.14.</w:t>
             </w:r>
@@ -6311,8 +6352,8 @@
                 <w:b w:val="0"/>
                 <w:bCs w:val="0"/>
                 <w:kern w:val="2"/>
-                <w:sz w:val="24"/>
-                <w:szCs w:val="24"/>
+                <w:sz w:val="26"/>
+                <w:szCs w:val="26"/>
                 <w:lang w:eastAsia="zh-CN"/>
                 <w14:ligatures w14:val="standardContextual"/>
               </w:rPr>
@@ -6324,8 +6365,8 @@
                 <w:rFonts w:eastAsia="Calibri"/>
                 <w:b w:val="0"/>
                 <w:bCs w:val="0"/>
-                <w:sz w:val="24"/>
-                <w:szCs w:val="24"/>
+                <w:sz w:val="26"/>
+                <w:szCs w:val="26"/>
               </w:rPr>
               <w:t>User Story 14: Quản lý điểm học sinh</w:t>
             </w:r>
@@ -6334,8 +6375,8 @@
                 <w:b w:val="0"/>
                 <w:bCs w:val="0"/>
                 <w:webHidden/>
-                <w:sz w:val="24"/>
-                <w:szCs w:val="24"/>
+                <w:sz w:val="26"/>
+                <w:szCs w:val="26"/>
               </w:rPr>
               <w:tab/>
             </w:r>
@@ -6344,8 +6385,8 @@
                 <w:b w:val="0"/>
                 <w:bCs w:val="0"/>
                 <w:webHidden/>
-                <w:sz w:val="24"/>
-                <w:szCs w:val="24"/>
+                <w:sz w:val="26"/>
+                <w:szCs w:val="26"/>
               </w:rPr>
               <w:fldChar w:fldCharType="begin"/>
             </w:r>
@@ -6354,18 +6395,18 @@
                 <w:b w:val="0"/>
                 <w:bCs w:val="0"/>
                 <w:webHidden/>
-                <w:sz w:val="24"/>
-                <w:szCs w:val="24"/>
-              </w:rPr>
-              <w:instrText xml:space="preserve"> PAGEREF _Toc228375910 \h </w:instrText>
+                <w:sz w:val="26"/>
+                <w:szCs w:val="26"/>
+              </w:rPr>
+              <w:instrText xml:space="preserve"> PAGEREF _Toc229230354 \h </w:instrText>
             </w:r>
             <w:r>
               <w:rPr>
                 <w:b w:val="0"/>
                 <w:bCs w:val="0"/>
                 <w:webHidden/>
-                <w:sz w:val="24"/>
-                <w:szCs w:val="24"/>
+                <w:sz w:val="26"/>
+                <w:szCs w:val="26"/>
               </w:rPr>
             </w:r>
             <w:r>
@@ -6373,8 +6414,8 @@
                 <w:b w:val="0"/>
                 <w:bCs w:val="0"/>
                 <w:webHidden/>
-                <w:sz w:val="24"/>
-                <w:szCs w:val="24"/>
+                <w:sz w:val="26"/>
+                <w:szCs w:val="26"/>
               </w:rPr>
               <w:fldChar w:fldCharType="separate"/>
             </w:r>
@@ -6383,18 +6424,18 @@
                 <w:b w:val="0"/>
                 <w:bCs w:val="0"/>
                 <w:webHidden/>
-                <w:sz w:val="24"/>
-                <w:szCs w:val="24"/>
-              </w:rPr>
-              <w:t>10</w:t>
+                <w:sz w:val="26"/>
+                <w:szCs w:val="26"/>
+              </w:rPr>
+              <w:t>8</w:t>
             </w:r>
             <w:r>
               <w:rPr>
                 <w:b w:val="0"/>
                 <w:bCs w:val="0"/>
                 <w:webHidden/>
-                <w:sz w:val="24"/>
-                <w:szCs w:val="24"/>
+                <w:sz w:val="26"/>
+                <w:szCs w:val="26"/>
               </w:rPr>
               <w:fldChar w:fldCharType="end"/>
             </w:r>
@@ -6403,26 +6444,28 @@
         <w:p>
           <w:pPr>
             <w:pStyle w:val="TOC2"/>
+            <w:spacing w:after="0" w:line="360" w:lineRule="auto"/>
+            <w:ind w:left="0"/>
             <w:rPr>
               <w:rFonts w:eastAsiaTheme="minorEastAsia"/>
               <w:b w:val="0"/>
               <w:bCs w:val="0"/>
               <w:kern w:val="2"/>
-              <w:sz w:val="24"/>
-              <w:szCs w:val="24"/>
+              <w:sz w:val="26"/>
+              <w:szCs w:val="26"/>
               <w:lang w:eastAsia="zh-CN"/>
               <w14:ligatures w14:val="standardContextual"/>
             </w:rPr>
           </w:pPr>
-          <w:hyperlink w:anchor="_Toc228375911" w:history="1">
+          <w:hyperlink w:anchor="_Toc229230355" w:history="1">
             <w:r>
               <w:rPr>
                 <w:rStyle w:val="Hyperlink"/>
                 <w:rFonts w:eastAsia="Calibri"/>
                 <w:b w:val="0"/>
                 <w:bCs w:val="0"/>
-                <w:sz w:val="24"/>
-                <w:szCs w:val="24"/>
+                <w:sz w:val="26"/>
+                <w:szCs w:val="26"/>
               </w:rPr>
               <w:t>5.15.</w:t>
             </w:r>
@@ -6432,8 +6475,8 @@
                 <w:b w:val="0"/>
                 <w:bCs w:val="0"/>
                 <w:kern w:val="2"/>
-                <w:sz w:val="24"/>
-                <w:szCs w:val="24"/>
+                <w:sz w:val="26"/>
+                <w:szCs w:val="26"/>
                 <w:lang w:eastAsia="zh-CN"/>
                 <w14:ligatures w14:val="standardContextual"/>
               </w:rPr>
@@ -6445,8 +6488,8 @@
                 <w:rFonts w:eastAsia="Calibri"/>
                 <w:b w:val="0"/>
                 <w:bCs w:val="0"/>
-                <w:sz w:val="24"/>
-                <w:szCs w:val="24"/>
+                <w:sz w:val="26"/>
+                <w:szCs w:val="26"/>
               </w:rPr>
               <w:t>User Story 15: Quản lý điểm danh học sinh</w:t>
             </w:r>
@@ -6455,8 +6498,8 @@
                 <w:b w:val="0"/>
                 <w:bCs w:val="0"/>
                 <w:webHidden/>
-                <w:sz w:val="24"/>
-                <w:szCs w:val="24"/>
+                <w:sz w:val="26"/>
+                <w:szCs w:val="26"/>
               </w:rPr>
               <w:tab/>
             </w:r>
@@ -6465,8 +6508,8 @@
                 <w:b w:val="0"/>
                 <w:bCs w:val="0"/>
                 <w:webHidden/>
-                <w:sz w:val="24"/>
-                <w:szCs w:val="24"/>
+                <w:sz w:val="26"/>
+                <w:szCs w:val="26"/>
               </w:rPr>
               <w:fldChar w:fldCharType="begin"/>
             </w:r>
@@ -6475,18 +6518,18 @@
                 <w:b w:val="0"/>
                 <w:bCs w:val="0"/>
                 <w:webHidden/>
-                <w:sz w:val="24"/>
-                <w:szCs w:val="24"/>
-              </w:rPr>
-              <w:instrText xml:space="preserve"> PAGEREF _Toc228375911 \h </w:instrText>
+                <w:sz w:val="26"/>
+                <w:szCs w:val="26"/>
+              </w:rPr>
+              <w:instrText xml:space="preserve"> PAGEREF _Toc229230355 \h </w:instrText>
             </w:r>
             <w:r>
               <w:rPr>
                 <w:b w:val="0"/>
                 <w:bCs w:val="0"/>
                 <w:webHidden/>
-                <w:sz w:val="24"/>
-                <w:szCs w:val="24"/>
+                <w:sz w:val="26"/>
+                <w:szCs w:val="26"/>
               </w:rPr>
             </w:r>
             <w:r>
@@ -6494,8 +6537,8 @@
                 <w:b w:val="0"/>
                 <w:bCs w:val="0"/>
                 <w:webHidden/>
-                <w:sz w:val="24"/>
-                <w:szCs w:val="24"/>
+                <w:sz w:val="26"/>
+                <w:szCs w:val="26"/>
               </w:rPr>
               <w:fldChar w:fldCharType="separate"/>
             </w:r>
@@ -6504,18 +6547,18 @@
                 <w:b w:val="0"/>
                 <w:bCs w:val="0"/>
                 <w:webHidden/>
-                <w:sz w:val="24"/>
-                <w:szCs w:val="24"/>
-              </w:rPr>
-              <w:t>10</w:t>
+                <w:sz w:val="26"/>
+                <w:szCs w:val="26"/>
+              </w:rPr>
+              <w:t>8</w:t>
             </w:r>
             <w:r>
               <w:rPr>
                 <w:b w:val="0"/>
                 <w:bCs w:val="0"/>
                 <w:webHidden/>
-                <w:sz w:val="24"/>
-                <w:szCs w:val="24"/>
+                <w:sz w:val="26"/>
+                <w:szCs w:val="26"/>
               </w:rPr>
               <w:fldChar w:fldCharType="end"/>
             </w:r>
@@ -6524,26 +6567,28 @@
         <w:p>
           <w:pPr>
             <w:pStyle w:val="TOC2"/>
+            <w:spacing w:after="0" w:line="360" w:lineRule="auto"/>
+            <w:ind w:left="0"/>
             <w:rPr>
               <w:rFonts w:eastAsiaTheme="minorEastAsia"/>
               <w:b w:val="0"/>
               <w:bCs w:val="0"/>
               <w:kern w:val="2"/>
-              <w:sz w:val="24"/>
-              <w:szCs w:val="24"/>
+              <w:sz w:val="26"/>
+              <w:szCs w:val="26"/>
               <w:lang w:eastAsia="zh-CN"/>
               <w14:ligatures w14:val="standardContextual"/>
             </w:rPr>
           </w:pPr>
-          <w:hyperlink w:anchor="_Toc228375912" w:history="1">
+          <w:hyperlink w:anchor="_Toc229230356" w:history="1">
             <w:r>
               <w:rPr>
                 <w:rStyle w:val="Hyperlink"/>
                 <w:rFonts w:eastAsia="Calibri"/>
                 <w:b w:val="0"/>
                 <w:bCs w:val="0"/>
-                <w:sz w:val="24"/>
-                <w:szCs w:val="24"/>
+                <w:sz w:val="26"/>
+                <w:szCs w:val="26"/>
               </w:rPr>
               <w:t>5.16.</w:t>
             </w:r>
@@ -6553,8 +6598,8 @@
                 <w:b w:val="0"/>
                 <w:bCs w:val="0"/>
                 <w:kern w:val="2"/>
-                <w:sz w:val="24"/>
-                <w:szCs w:val="24"/>
+                <w:sz w:val="26"/>
+                <w:szCs w:val="26"/>
                 <w:lang w:eastAsia="zh-CN"/>
                 <w14:ligatures w14:val="standardContextual"/>
               </w:rPr>
@@ -6566,8 +6611,8 @@
                 <w:rFonts w:eastAsia="Calibri"/>
                 <w:b w:val="0"/>
                 <w:bCs w:val="0"/>
-                <w:sz w:val="24"/>
-                <w:szCs w:val="24"/>
+                <w:sz w:val="26"/>
+                <w:szCs w:val="26"/>
               </w:rPr>
               <w:t>User Story 16: Quản lý thông báo hệ thống</w:t>
             </w:r>
@@ -6576,8 +6621,8 @@
                 <w:b w:val="0"/>
                 <w:bCs w:val="0"/>
                 <w:webHidden/>
-                <w:sz w:val="24"/>
-                <w:szCs w:val="24"/>
+                <w:sz w:val="26"/>
+                <w:szCs w:val="26"/>
               </w:rPr>
               <w:tab/>
             </w:r>
@@ -6586,8 +6631,8 @@
                 <w:b w:val="0"/>
                 <w:bCs w:val="0"/>
                 <w:webHidden/>
-                <w:sz w:val="24"/>
-                <w:szCs w:val="24"/>
+                <w:sz w:val="26"/>
+                <w:szCs w:val="26"/>
               </w:rPr>
               <w:fldChar w:fldCharType="begin"/>
             </w:r>
@@ -6596,18 +6641,18 @@
                 <w:b w:val="0"/>
                 <w:bCs w:val="0"/>
                 <w:webHidden/>
-                <w:sz w:val="24"/>
-                <w:szCs w:val="24"/>
-              </w:rPr>
-              <w:instrText xml:space="preserve"> PAGEREF _Toc228375912 \h </w:instrText>
+                <w:sz w:val="26"/>
+                <w:szCs w:val="26"/>
+              </w:rPr>
+              <w:instrText xml:space="preserve"> PAGEREF _Toc229230356 \h </w:instrText>
             </w:r>
             <w:r>
               <w:rPr>
                 <w:b w:val="0"/>
                 <w:bCs w:val="0"/>
                 <w:webHidden/>
-                <w:sz w:val="24"/>
-                <w:szCs w:val="24"/>
+                <w:sz w:val="26"/>
+                <w:szCs w:val="26"/>
               </w:rPr>
             </w:r>
             <w:r>
@@ -6615,8 +6660,8 @@
                 <w:b w:val="0"/>
                 <w:bCs w:val="0"/>
                 <w:webHidden/>
-                <w:sz w:val="24"/>
-                <w:szCs w:val="24"/>
+                <w:sz w:val="26"/>
+                <w:szCs w:val="26"/>
               </w:rPr>
               <w:fldChar w:fldCharType="separate"/>
             </w:r>
@@ -6625,18 +6670,18 @@
                 <w:b w:val="0"/>
                 <w:bCs w:val="0"/>
                 <w:webHidden/>
-                <w:sz w:val="24"/>
-                <w:szCs w:val="24"/>
-              </w:rPr>
-              <w:t>11</w:t>
+                <w:sz w:val="26"/>
+                <w:szCs w:val="26"/>
+              </w:rPr>
+              <w:t>9</w:t>
             </w:r>
             <w:r>
               <w:rPr>
                 <w:b w:val="0"/>
                 <w:bCs w:val="0"/>
                 <w:webHidden/>
-                <w:sz w:val="24"/>
-                <w:szCs w:val="24"/>
+                <w:sz w:val="26"/>
+                <w:szCs w:val="26"/>
               </w:rPr>
               <w:fldChar w:fldCharType="end"/>
             </w:r>
@@ -6645,26 +6690,28 @@
         <w:p>
           <w:pPr>
             <w:pStyle w:val="TOC2"/>
+            <w:spacing w:after="0" w:line="360" w:lineRule="auto"/>
+            <w:ind w:left="0"/>
             <w:rPr>
               <w:rFonts w:eastAsiaTheme="minorEastAsia"/>
               <w:b w:val="0"/>
               <w:bCs w:val="0"/>
               <w:kern w:val="2"/>
-              <w:sz w:val="24"/>
-              <w:szCs w:val="24"/>
+              <w:sz w:val="26"/>
+              <w:szCs w:val="26"/>
               <w:lang w:eastAsia="zh-CN"/>
               <w14:ligatures w14:val="standardContextual"/>
             </w:rPr>
           </w:pPr>
-          <w:hyperlink w:anchor="_Toc228375913" w:history="1">
+          <w:hyperlink w:anchor="_Toc229230357" w:history="1">
             <w:r>
               <w:rPr>
                 <w:rStyle w:val="Hyperlink"/>
                 <w:rFonts w:eastAsia="Calibri"/>
                 <w:b w:val="0"/>
                 <w:bCs w:val="0"/>
-                <w:sz w:val="24"/>
-                <w:szCs w:val="24"/>
+                <w:sz w:val="26"/>
+                <w:szCs w:val="26"/>
               </w:rPr>
               <w:t>5.17.</w:t>
             </w:r>
@@ -6674,8 +6721,8 @@
                 <w:b w:val="0"/>
                 <w:bCs w:val="0"/>
                 <w:kern w:val="2"/>
-                <w:sz w:val="24"/>
-                <w:szCs w:val="24"/>
+                <w:sz w:val="26"/>
+                <w:szCs w:val="26"/>
                 <w:lang w:eastAsia="zh-CN"/>
                 <w14:ligatures w14:val="standardContextual"/>
               </w:rPr>
@@ -6687,8 +6734,8 @@
                 <w:rFonts w:eastAsia="Calibri"/>
                 <w:b w:val="0"/>
                 <w:bCs w:val="0"/>
-                <w:sz w:val="24"/>
-                <w:szCs w:val="24"/>
+                <w:sz w:val="26"/>
+                <w:szCs w:val="26"/>
               </w:rPr>
               <w:t>User Story 17: Xem báo cáo và thống kê hệ thống</w:t>
             </w:r>
@@ -6697,8 +6744,8 @@
                 <w:b w:val="0"/>
                 <w:bCs w:val="0"/>
                 <w:webHidden/>
-                <w:sz w:val="24"/>
-                <w:szCs w:val="24"/>
+                <w:sz w:val="26"/>
+                <w:szCs w:val="26"/>
               </w:rPr>
               <w:tab/>
             </w:r>
@@ -6707,8 +6754,8 @@
                 <w:b w:val="0"/>
                 <w:bCs w:val="0"/>
                 <w:webHidden/>
-                <w:sz w:val="24"/>
-                <w:szCs w:val="24"/>
+                <w:sz w:val="26"/>
+                <w:szCs w:val="26"/>
               </w:rPr>
               <w:fldChar w:fldCharType="begin"/>
             </w:r>
@@ -6717,18 +6764,18 @@
                 <w:b w:val="0"/>
                 <w:bCs w:val="0"/>
                 <w:webHidden/>
-                <w:sz w:val="24"/>
-                <w:szCs w:val="24"/>
-              </w:rPr>
-              <w:instrText xml:space="preserve"> PAGEREF _Toc228375913 \h </w:instrText>
+                <w:sz w:val="26"/>
+                <w:szCs w:val="26"/>
+              </w:rPr>
+              <w:instrText xml:space="preserve"> PAGEREF _Toc229230357 \h </w:instrText>
             </w:r>
             <w:r>
               <w:rPr>
                 <w:b w:val="0"/>
                 <w:bCs w:val="0"/>
                 <w:webHidden/>
-                <w:sz w:val="24"/>
-                <w:szCs w:val="24"/>
+                <w:sz w:val="26"/>
+                <w:szCs w:val="26"/>
               </w:rPr>
             </w:r>
             <w:r>
@@ -6736,8 +6783,8 @@
                 <w:b w:val="0"/>
                 <w:bCs w:val="0"/>
                 <w:webHidden/>
-                <w:sz w:val="24"/>
-                <w:szCs w:val="24"/>
+                <w:sz w:val="26"/>
+                <w:szCs w:val="26"/>
               </w:rPr>
               <w:fldChar w:fldCharType="separate"/>
             </w:r>
@@ -6746,18 +6793,18 @@
                 <w:b w:val="0"/>
                 <w:bCs w:val="0"/>
                 <w:webHidden/>
-                <w:sz w:val="24"/>
-                <w:szCs w:val="24"/>
-              </w:rPr>
-              <w:t>11</w:t>
+                <w:sz w:val="26"/>
+                <w:szCs w:val="26"/>
+              </w:rPr>
+              <w:t>9</w:t>
             </w:r>
             <w:r>
               <w:rPr>
                 <w:b w:val="0"/>
                 <w:bCs w:val="0"/>
                 <w:webHidden/>
-                <w:sz w:val="24"/>
-                <w:szCs w:val="24"/>
+                <w:sz w:val="26"/>
+                <w:szCs w:val="26"/>
               </w:rPr>
               <w:fldChar w:fldCharType="end"/>
             </w:r>
@@ -6766,25 +6813,27 @@
         <w:p>
           <w:pPr>
             <w:pStyle w:val="TOC2"/>
+            <w:spacing w:after="0" w:line="360" w:lineRule="auto"/>
+            <w:ind w:left="0"/>
             <w:rPr>
               <w:rFonts w:eastAsiaTheme="minorEastAsia"/>
               <w:b w:val="0"/>
               <w:bCs w:val="0"/>
               <w:kern w:val="2"/>
-              <w:sz w:val="24"/>
-              <w:szCs w:val="24"/>
+              <w:sz w:val="26"/>
+              <w:szCs w:val="26"/>
               <w:lang w:eastAsia="zh-CN"/>
               <w14:ligatures w14:val="standardContextual"/>
             </w:rPr>
           </w:pPr>
-          <w:hyperlink w:anchor="_Toc228375914" w:history="1">
+          <w:hyperlink w:anchor="_Toc229230358" w:history="1">
             <w:r>
               <w:rPr>
                 <w:rStyle w:val="Hyperlink"/>
                 <w:b w:val="0"/>
                 <w:bCs w:val="0"/>
-                <w:sz w:val="24"/>
-                <w:szCs w:val="24"/>
+                <w:sz w:val="26"/>
+                <w:szCs w:val="26"/>
               </w:rPr>
               <w:t>5.18.</w:t>
             </w:r>
@@ -6794,8 +6843,8 @@
                 <w:b w:val="0"/>
                 <w:bCs w:val="0"/>
                 <w:kern w:val="2"/>
-                <w:sz w:val="24"/>
-                <w:szCs w:val="24"/>
+                <w:sz w:val="26"/>
+                <w:szCs w:val="26"/>
                 <w:lang w:eastAsia="zh-CN"/>
                 <w14:ligatures w14:val="standardContextual"/>
               </w:rPr>
@@ -6806,8 +6855,8 @@
                 <w:rStyle w:val="Hyperlink"/>
                 <w:b w:val="0"/>
                 <w:bCs w:val="0"/>
-                <w:sz w:val="24"/>
-                <w:szCs w:val="24"/>
+                <w:sz w:val="26"/>
+                <w:szCs w:val="26"/>
               </w:rPr>
               <w:t>User Story 18: Xem danh sách lớp giảng dạy</w:t>
             </w:r>
@@ -6816,8 +6865,8 @@
                 <w:b w:val="0"/>
                 <w:bCs w:val="0"/>
                 <w:webHidden/>
-                <w:sz w:val="24"/>
-                <w:szCs w:val="24"/>
+                <w:sz w:val="26"/>
+                <w:szCs w:val="26"/>
               </w:rPr>
               <w:tab/>
             </w:r>
@@ -6826,8 +6875,8 @@
                 <w:b w:val="0"/>
                 <w:bCs w:val="0"/>
                 <w:webHidden/>
-                <w:sz w:val="24"/>
-                <w:szCs w:val="24"/>
+                <w:sz w:val="26"/>
+                <w:szCs w:val="26"/>
               </w:rPr>
               <w:fldChar w:fldCharType="begin"/>
             </w:r>
@@ -6836,18 +6885,18 @@
                 <w:b w:val="0"/>
                 <w:bCs w:val="0"/>
                 <w:webHidden/>
-                <w:sz w:val="24"/>
-                <w:szCs w:val="24"/>
-              </w:rPr>
-              <w:instrText xml:space="preserve"> PAGEREF _Toc228375914 \h </w:instrText>
+                <w:sz w:val="26"/>
+                <w:szCs w:val="26"/>
+              </w:rPr>
+              <w:instrText xml:space="preserve"> PAGEREF _Toc229230358 \h </w:instrText>
             </w:r>
             <w:r>
               <w:rPr>
                 <w:b w:val="0"/>
                 <w:bCs w:val="0"/>
                 <w:webHidden/>
-                <w:sz w:val="24"/>
-                <w:szCs w:val="24"/>
+                <w:sz w:val="26"/>
+                <w:szCs w:val="26"/>
               </w:rPr>
             </w:r>
             <w:r>
@@ -6855,8 +6904,8 @@
                 <w:b w:val="0"/>
                 <w:bCs w:val="0"/>
                 <w:webHidden/>
-                <w:sz w:val="24"/>
-                <w:szCs w:val="24"/>
+                <w:sz w:val="26"/>
+                <w:szCs w:val="26"/>
               </w:rPr>
               <w:fldChar w:fldCharType="separate"/>
             </w:r>
@@ -6865,18 +6914,18 @@
                 <w:b w:val="0"/>
                 <w:bCs w:val="0"/>
                 <w:webHidden/>
-                <w:sz w:val="24"/>
-                <w:szCs w:val="24"/>
-              </w:rPr>
-              <w:t>11</w:t>
+                <w:sz w:val="26"/>
+                <w:szCs w:val="26"/>
+              </w:rPr>
+              <w:t>9</w:t>
             </w:r>
             <w:r>
               <w:rPr>
                 <w:b w:val="0"/>
                 <w:bCs w:val="0"/>
                 <w:webHidden/>
-                <w:sz w:val="24"/>
-                <w:szCs w:val="24"/>
+                <w:sz w:val="26"/>
+                <w:szCs w:val="26"/>
               </w:rPr>
               <w:fldChar w:fldCharType="end"/>
             </w:r>
@@ -6885,25 +6934,27 @@
         <w:p>
           <w:pPr>
             <w:pStyle w:val="TOC2"/>
+            <w:spacing w:after="0" w:line="360" w:lineRule="auto"/>
+            <w:ind w:left="0"/>
             <w:rPr>
               <w:rFonts w:eastAsiaTheme="minorEastAsia"/>
               <w:b w:val="0"/>
               <w:bCs w:val="0"/>
               <w:kern w:val="2"/>
-              <w:sz w:val="24"/>
-              <w:szCs w:val="24"/>
+              <w:sz w:val="26"/>
+              <w:szCs w:val="26"/>
               <w:lang w:eastAsia="zh-CN"/>
               <w14:ligatures w14:val="standardContextual"/>
             </w:rPr>
           </w:pPr>
-          <w:hyperlink w:anchor="_Toc228375915" w:history="1">
+          <w:hyperlink w:anchor="_Toc229230359" w:history="1">
             <w:r>
               <w:rPr>
                 <w:rStyle w:val="Hyperlink"/>
                 <w:b w:val="0"/>
                 <w:bCs w:val="0"/>
-                <w:sz w:val="24"/>
-                <w:szCs w:val="24"/>
+                <w:sz w:val="26"/>
+                <w:szCs w:val="26"/>
               </w:rPr>
               <w:t>5.19.</w:t>
             </w:r>
@@ -6913,8 +6964,8 @@
                 <w:b w:val="0"/>
                 <w:bCs w:val="0"/>
                 <w:kern w:val="2"/>
-                <w:sz w:val="24"/>
-                <w:szCs w:val="24"/>
+                <w:sz w:val="26"/>
+                <w:szCs w:val="26"/>
                 <w:lang w:eastAsia="zh-CN"/>
                 <w14:ligatures w14:val="standardContextual"/>
               </w:rPr>
@@ -6925,8 +6976,8 @@
                 <w:rStyle w:val="Hyperlink"/>
                 <w:b w:val="0"/>
                 <w:bCs w:val="0"/>
-                <w:sz w:val="24"/>
-                <w:szCs w:val="24"/>
+                <w:sz w:val="26"/>
+                <w:szCs w:val="26"/>
               </w:rPr>
               <w:t>User Story 19: Nhập điểm học sinh theo lớp</w:t>
             </w:r>
@@ -6935,8 +6986,8 @@
                 <w:b w:val="0"/>
                 <w:bCs w:val="0"/>
                 <w:webHidden/>
-                <w:sz w:val="24"/>
-                <w:szCs w:val="24"/>
+                <w:sz w:val="26"/>
+                <w:szCs w:val="26"/>
               </w:rPr>
               <w:tab/>
             </w:r>
@@ -6945,8 +6996,8 @@
                 <w:b w:val="0"/>
                 <w:bCs w:val="0"/>
                 <w:webHidden/>
-                <w:sz w:val="24"/>
-                <w:szCs w:val="24"/>
+                <w:sz w:val="26"/>
+                <w:szCs w:val="26"/>
               </w:rPr>
               <w:fldChar w:fldCharType="begin"/>
             </w:r>
@@ -6955,18 +7006,18 @@
                 <w:b w:val="0"/>
                 <w:bCs w:val="0"/>
                 <w:webHidden/>
-                <w:sz w:val="24"/>
-                <w:szCs w:val="24"/>
-              </w:rPr>
-              <w:instrText xml:space="preserve"> PAGEREF _Toc228375915 \h </w:instrText>
+                <w:sz w:val="26"/>
+                <w:szCs w:val="26"/>
+              </w:rPr>
+              <w:instrText xml:space="preserve"> PAGEREF _Toc229230359 \h </w:instrText>
             </w:r>
             <w:r>
               <w:rPr>
                 <w:b w:val="0"/>
                 <w:bCs w:val="0"/>
                 <w:webHidden/>
-                <w:sz w:val="24"/>
-                <w:szCs w:val="24"/>
+                <w:sz w:val="26"/>
+                <w:szCs w:val="26"/>
               </w:rPr>
             </w:r>
             <w:r>
@@ -6974,8 +7025,8 @@
                 <w:b w:val="0"/>
                 <w:bCs w:val="0"/>
                 <w:webHidden/>
-                <w:sz w:val="24"/>
-                <w:szCs w:val="24"/>
+                <w:sz w:val="26"/>
+                <w:szCs w:val="26"/>
               </w:rPr>
               <w:fldChar w:fldCharType="separate"/>
             </w:r>
@@ -6984,18 +7035,18 @@
                 <w:b w:val="0"/>
                 <w:bCs w:val="0"/>
                 <w:webHidden/>
-                <w:sz w:val="24"/>
-                <w:szCs w:val="24"/>
-              </w:rPr>
-              <w:t>12</w:t>
+                <w:sz w:val="26"/>
+                <w:szCs w:val="26"/>
+              </w:rPr>
+              <w:t>10</w:t>
             </w:r>
             <w:r>
               <w:rPr>
                 <w:b w:val="0"/>
                 <w:bCs w:val="0"/>
                 <w:webHidden/>
-                <w:sz w:val="24"/>
-                <w:szCs w:val="24"/>
+                <w:sz w:val="26"/>
+                <w:szCs w:val="26"/>
               </w:rPr>
               <w:fldChar w:fldCharType="end"/>
             </w:r>
@@ -7004,25 +7055,27 @@
         <w:p>
           <w:pPr>
             <w:pStyle w:val="TOC2"/>
+            <w:spacing w:after="0" w:line="360" w:lineRule="auto"/>
+            <w:ind w:left="0"/>
             <w:rPr>
               <w:rFonts w:eastAsiaTheme="minorEastAsia"/>
               <w:b w:val="0"/>
               <w:bCs w:val="0"/>
               <w:kern w:val="2"/>
-              <w:sz w:val="24"/>
-              <w:szCs w:val="24"/>
+              <w:sz w:val="26"/>
+              <w:szCs w:val="26"/>
               <w:lang w:eastAsia="zh-CN"/>
               <w14:ligatures w14:val="standardContextual"/>
             </w:rPr>
           </w:pPr>
-          <w:hyperlink w:anchor="_Toc228375916" w:history="1">
+          <w:hyperlink w:anchor="_Toc229230360" w:history="1">
             <w:r>
               <w:rPr>
                 <w:rStyle w:val="Hyperlink"/>
                 <w:b w:val="0"/>
                 <w:bCs w:val="0"/>
-                <w:sz w:val="24"/>
-                <w:szCs w:val="24"/>
+                <w:sz w:val="26"/>
+                <w:szCs w:val="26"/>
               </w:rPr>
               <w:t>5.20.</w:t>
             </w:r>
@@ -7032,8 +7085,8 @@
                 <w:b w:val="0"/>
                 <w:bCs w:val="0"/>
                 <w:kern w:val="2"/>
-                <w:sz w:val="24"/>
-                <w:szCs w:val="24"/>
+                <w:sz w:val="26"/>
+                <w:szCs w:val="26"/>
                 <w:lang w:eastAsia="zh-CN"/>
                 <w14:ligatures w14:val="standardContextual"/>
               </w:rPr>
@@ -7044,8 +7097,8 @@
                 <w:rStyle w:val="Hyperlink"/>
                 <w:b w:val="0"/>
                 <w:bCs w:val="0"/>
-                <w:sz w:val="24"/>
-                <w:szCs w:val="24"/>
+                <w:sz w:val="26"/>
+                <w:szCs w:val="26"/>
               </w:rPr>
               <w:t>User Story 20: Nhập điểm học sinh từ tệp dữ liệu</w:t>
             </w:r>
@@ -7054,8 +7107,8 @@
                 <w:b w:val="0"/>
                 <w:bCs w:val="0"/>
                 <w:webHidden/>
-                <w:sz w:val="24"/>
-                <w:szCs w:val="24"/>
+                <w:sz w:val="26"/>
+                <w:szCs w:val="26"/>
               </w:rPr>
               <w:tab/>
             </w:r>
@@ -7064,8 +7117,8 @@
                 <w:b w:val="0"/>
                 <w:bCs w:val="0"/>
                 <w:webHidden/>
-                <w:sz w:val="24"/>
-                <w:szCs w:val="24"/>
+                <w:sz w:val="26"/>
+                <w:szCs w:val="26"/>
               </w:rPr>
               <w:fldChar w:fldCharType="begin"/>
             </w:r>
@@ -7074,18 +7127,18 @@
                 <w:b w:val="0"/>
                 <w:bCs w:val="0"/>
                 <w:webHidden/>
-                <w:sz w:val="24"/>
-                <w:szCs w:val="24"/>
-              </w:rPr>
-              <w:instrText xml:space="preserve"> PAGEREF _Toc228375916 \h </w:instrText>
+                <w:sz w:val="26"/>
+                <w:szCs w:val="26"/>
+              </w:rPr>
+              <w:instrText xml:space="preserve"> PAGEREF _Toc229230360 \h </w:instrText>
             </w:r>
             <w:r>
               <w:rPr>
                 <w:b w:val="0"/>
                 <w:bCs w:val="0"/>
                 <w:webHidden/>
-                <w:sz w:val="24"/>
-                <w:szCs w:val="24"/>
+                <w:sz w:val="26"/>
+                <w:szCs w:val="26"/>
               </w:rPr>
             </w:r>
             <w:r>
@@ -7093,8 +7146,8 @@
                 <w:b w:val="0"/>
                 <w:bCs w:val="0"/>
                 <w:webHidden/>
-                <w:sz w:val="24"/>
-                <w:szCs w:val="24"/>
+                <w:sz w:val="26"/>
+                <w:szCs w:val="26"/>
               </w:rPr>
               <w:fldChar w:fldCharType="separate"/>
             </w:r>
@@ -7103,18 +7156,18 @@
                 <w:b w:val="0"/>
                 <w:bCs w:val="0"/>
                 <w:webHidden/>
-                <w:sz w:val="24"/>
-                <w:szCs w:val="24"/>
-              </w:rPr>
-              <w:t>12</w:t>
+                <w:sz w:val="26"/>
+                <w:szCs w:val="26"/>
+              </w:rPr>
+              <w:t>10</w:t>
             </w:r>
             <w:r>
               <w:rPr>
                 <w:b w:val="0"/>
                 <w:bCs w:val="0"/>
                 <w:webHidden/>
-                <w:sz w:val="24"/>
-                <w:szCs w:val="24"/>
+                <w:sz w:val="26"/>
+                <w:szCs w:val="26"/>
               </w:rPr>
               <w:fldChar w:fldCharType="end"/>
             </w:r>
@@ -7123,25 +7176,27 @@
         <w:p>
           <w:pPr>
             <w:pStyle w:val="TOC2"/>
+            <w:spacing w:after="0" w:line="360" w:lineRule="auto"/>
+            <w:ind w:left="0"/>
             <w:rPr>
               <w:rFonts w:eastAsiaTheme="minorEastAsia"/>
               <w:b w:val="0"/>
               <w:bCs w:val="0"/>
               <w:kern w:val="2"/>
-              <w:sz w:val="24"/>
-              <w:szCs w:val="24"/>
+              <w:sz w:val="26"/>
+              <w:szCs w:val="26"/>
               <w:lang w:eastAsia="zh-CN"/>
               <w14:ligatures w14:val="standardContextual"/>
             </w:rPr>
           </w:pPr>
-          <w:hyperlink w:anchor="_Toc228375917" w:history="1">
+          <w:hyperlink w:anchor="_Toc229230361" w:history="1">
             <w:r>
               <w:rPr>
                 <w:rStyle w:val="Hyperlink"/>
                 <w:b w:val="0"/>
                 <w:bCs w:val="0"/>
-                <w:sz w:val="24"/>
-                <w:szCs w:val="24"/>
+                <w:sz w:val="26"/>
+                <w:szCs w:val="26"/>
               </w:rPr>
               <w:t>5.21.</w:t>
             </w:r>
@@ -7151,8 +7206,8 @@
                 <w:b w:val="0"/>
                 <w:bCs w:val="0"/>
                 <w:kern w:val="2"/>
-                <w:sz w:val="24"/>
-                <w:szCs w:val="24"/>
+                <w:sz w:val="26"/>
+                <w:szCs w:val="26"/>
                 <w:lang w:eastAsia="zh-CN"/>
                 <w14:ligatures w14:val="standardContextual"/>
               </w:rPr>
@@ -7163,8 +7218,8 @@
                 <w:rStyle w:val="Hyperlink"/>
                 <w:b w:val="0"/>
                 <w:bCs w:val="0"/>
-                <w:sz w:val="24"/>
-                <w:szCs w:val="24"/>
+                <w:sz w:val="26"/>
+                <w:szCs w:val="26"/>
               </w:rPr>
               <w:t>User Story 21: Tạo bài tập cho lớp học</w:t>
             </w:r>
@@ -7173,8 +7228,8 @@
                 <w:b w:val="0"/>
                 <w:bCs w:val="0"/>
                 <w:webHidden/>
-                <w:sz w:val="24"/>
-                <w:szCs w:val="24"/>
+                <w:sz w:val="26"/>
+                <w:szCs w:val="26"/>
               </w:rPr>
               <w:tab/>
             </w:r>
@@ -7183,8 +7238,8 @@
                 <w:b w:val="0"/>
                 <w:bCs w:val="0"/>
                 <w:webHidden/>
-                <w:sz w:val="24"/>
-                <w:szCs w:val="24"/>
+                <w:sz w:val="26"/>
+                <w:szCs w:val="26"/>
               </w:rPr>
               <w:fldChar w:fldCharType="begin"/>
             </w:r>
@@ -7193,18 +7248,18 @@
                 <w:b w:val="0"/>
                 <w:bCs w:val="0"/>
                 <w:webHidden/>
-                <w:sz w:val="24"/>
-                <w:szCs w:val="24"/>
-              </w:rPr>
-              <w:instrText xml:space="preserve"> PAGEREF _Toc228375917 \h </w:instrText>
+                <w:sz w:val="26"/>
+                <w:szCs w:val="26"/>
+              </w:rPr>
+              <w:instrText xml:space="preserve"> PAGEREF _Toc229230361 \h </w:instrText>
             </w:r>
             <w:r>
               <w:rPr>
                 <w:b w:val="0"/>
                 <w:bCs w:val="0"/>
                 <w:webHidden/>
-                <w:sz w:val="24"/>
-                <w:szCs w:val="24"/>
+                <w:sz w:val="26"/>
+                <w:szCs w:val="26"/>
               </w:rPr>
             </w:r>
             <w:r>
@@ -7212,8 +7267,8 @@
                 <w:b w:val="0"/>
                 <w:bCs w:val="0"/>
                 <w:webHidden/>
-                <w:sz w:val="24"/>
-                <w:szCs w:val="24"/>
+                <w:sz w:val="26"/>
+                <w:szCs w:val="26"/>
               </w:rPr>
               <w:fldChar w:fldCharType="separate"/>
             </w:r>
@@ -7222,18 +7277,18 @@
                 <w:b w:val="0"/>
                 <w:bCs w:val="0"/>
                 <w:webHidden/>
-                <w:sz w:val="24"/>
-                <w:szCs w:val="24"/>
-              </w:rPr>
-              <w:t>13</w:t>
+                <w:sz w:val="26"/>
+                <w:szCs w:val="26"/>
+              </w:rPr>
+              <w:t>11</w:t>
             </w:r>
             <w:r>
               <w:rPr>
                 <w:b w:val="0"/>
                 <w:bCs w:val="0"/>
                 <w:webHidden/>
-                <w:sz w:val="24"/>
-                <w:szCs w:val="24"/>
+                <w:sz w:val="26"/>
+                <w:szCs w:val="26"/>
               </w:rPr>
               <w:fldChar w:fldCharType="end"/>
             </w:r>
@@ -7242,25 +7297,27 @@
         <w:p>
           <w:pPr>
             <w:pStyle w:val="TOC2"/>
+            <w:spacing w:after="0" w:line="360" w:lineRule="auto"/>
+            <w:ind w:left="0"/>
             <w:rPr>
               <w:rFonts w:eastAsiaTheme="minorEastAsia"/>
               <w:b w:val="0"/>
               <w:bCs w:val="0"/>
               <w:kern w:val="2"/>
-              <w:sz w:val="24"/>
-              <w:szCs w:val="24"/>
+              <w:sz w:val="26"/>
+              <w:szCs w:val="26"/>
               <w:lang w:eastAsia="zh-CN"/>
               <w14:ligatures w14:val="standardContextual"/>
             </w:rPr>
           </w:pPr>
-          <w:hyperlink w:anchor="_Toc228375918" w:history="1">
+          <w:hyperlink w:anchor="_Toc229230362" w:history="1">
             <w:r>
               <w:rPr>
                 <w:rStyle w:val="Hyperlink"/>
                 <w:b w:val="0"/>
                 <w:bCs w:val="0"/>
-                <w:sz w:val="24"/>
-                <w:szCs w:val="24"/>
+                <w:sz w:val="26"/>
+                <w:szCs w:val="26"/>
               </w:rPr>
               <w:t>5.22.</w:t>
             </w:r>
@@ -7270,8 +7327,8 @@
                 <w:b w:val="0"/>
                 <w:bCs w:val="0"/>
                 <w:kern w:val="2"/>
-                <w:sz w:val="24"/>
-                <w:szCs w:val="24"/>
+                <w:sz w:val="26"/>
+                <w:szCs w:val="26"/>
                 <w:lang w:eastAsia="zh-CN"/>
                 <w14:ligatures w14:val="standardContextual"/>
               </w:rPr>
@@ -7282,8 +7339,8 @@
                 <w:rStyle w:val="Hyperlink"/>
                 <w:b w:val="0"/>
                 <w:bCs w:val="0"/>
-                <w:sz w:val="24"/>
-                <w:szCs w:val="24"/>
+                <w:sz w:val="26"/>
+                <w:szCs w:val="26"/>
               </w:rPr>
               <w:t>User Story 22: Cập nhật bài tập</w:t>
             </w:r>
@@ -7292,8 +7349,8 @@
                 <w:b w:val="0"/>
                 <w:bCs w:val="0"/>
                 <w:webHidden/>
-                <w:sz w:val="24"/>
-                <w:szCs w:val="24"/>
+                <w:sz w:val="26"/>
+                <w:szCs w:val="26"/>
               </w:rPr>
               <w:tab/>
             </w:r>
@@ -7302,8 +7359,8 @@
                 <w:b w:val="0"/>
                 <w:bCs w:val="0"/>
                 <w:webHidden/>
-                <w:sz w:val="24"/>
-                <w:szCs w:val="24"/>
+                <w:sz w:val="26"/>
+                <w:szCs w:val="26"/>
               </w:rPr>
               <w:fldChar w:fldCharType="begin"/>
             </w:r>
@@ -7312,18 +7369,18 @@
                 <w:b w:val="0"/>
                 <w:bCs w:val="0"/>
                 <w:webHidden/>
-                <w:sz w:val="24"/>
-                <w:szCs w:val="24"/>
-              </w:rPr>
-              <w:instrText xml:space="preserve"> PAGEREF _Toc228375918 \h </w:instrText>
+                <w:sz w:val="26"/>
+                <w:szCs w:val="26"/>
+              </w:rPr>
+              <w:instrText xml:space="preserve"> PAGEREF _Toc229230362 \h </w:instrText>
             </w:r>
             <w:r>
               <w:rPr>
                 <w:b w:val="0"/>
                 <w:bCs w:val="0"/>
                 <w:webHidden/>
-                <w:sz w:val="24"/>
-                <w:szCs w:val="24"/>
+                <w:sz w:val="26"/>
+                <w:szCs w:val="26"/>
               </w:rPr>
             </w:r>
             <w:r>
@@ -7331,8 +7388,8 @@
                 <w:b w:val="0"/>
                 <w:bCs w:val="0"/>
                 <w:webHidden/>
-                <w:sz w:val="24"/>
-                <w:szCs w:val="24"/>
+                <w:sz w:val="26"/>
+                <w:szCs w:val="26"/>
               </w:rPr>
               <w:fldChar w:fldCharType="separate"/>
             </w:r>
@@ -7341,18 +7398,18 @@
                 <w:b w:val="0"/>
                 <w:bCs w:val="0"/>
                 <w:webHidden/>
-                <w:sz w:val="24"/>
-                <w:szCs w:val="24"/>
-              </w:rPr>
-              <w:t>13</w:t>
+                <w:sz w:val="26"/>
+                <w:szCs w:val="26"/>
+              </w:rPr>
+              <w:t>11</w:t>
             </w:r>
             <w:r>
               <w:rPr>
                 <w:b w:val="0"/>
                 <w:bCs w:val="0"/>
                 <w:webHidden/>
-                <w:sz w:val="24"/>
-                <w:szCs w:val="24"/>
+                <w:sz w:val="26"/>
+                <w:szCs w:val="26"/>
               </w:rPr>
               <w:fldChar w:fldCharType="end"/>
             </w:r>
@@ -7361,25 +7418,27 @@
         <w:p>
           <w:pPr>
             <w:pStyle w:val="TOC2"/>
+            <w:spacing w:after="0" w:line="360" w:lineRule="auto"/>
+            <w:ind w:left="0"/>
             <w:rPr>
               <w:rFonts w:eastAsiaTheme="minorEastAsia"/>
               <w:b w:val="0"/>
               <w:bCs w:val="0"/>
               <w:kern w:val="2"/>
-              <w:sz w:val="24"/>
-              <w:szCs w:val="24"/>
+              <w:sz w:val="26"/>
+              <w:szCs w:val="26"/>
               <w:lang w:eastAsia="zh-CN"/>
               <w14:ligatures w14:val="standardContextual"/>
             </w:rPr>
           </w:pPr>
-          <w:hyperlink w:anchor="_Toc228375919" w:history="1">
+          <w:hyperlink w:anchor="_Toc229230363" w:history="1">
             <w:r>
               <w:rPr>
                 <w:rStyle w:val="Hyperlink"/>
                 <w:b w:val="0"/>
                 <w:bCs w:val="0"/>
-                <w:sz w:val="24"/>
-                <w:szCs w:val="24"/>
+                <w:sz w:val="26"/>
+                <w:szCs w:val="26"/>
               </w:rPr>
               <w:t>5.23.</w:t>
             </w:r>
@@ -7389,8 +7448,8 @@
                 <w:b w:val="0"/>
                 <w:bCs w:val="0"/>
                 <w:kern w:val="2"/>
-                <w:sz w:val="24"/>
-                <w:szCs w:val="24"/>
+                <w:sz w:val="26"/>
+                <w:szCs w:val="26"/>
                 <w:lang w:eastAsia="zh-CN"/>
                 <w14:ligatures w14:val="standardContextual"/>
               </w:rPr>
@@ -7401,8 +7460,8 @@
                 <w:rStyle w:val="Hyperlink"/>
                 <w:b w:val="0"/>
                 <w:bCs w:val="0"/>
-                <w:sz w:val="24"/>
-                <w:szCs w:val="24"/>
+                <w:sz w:val="26"/>
+                <w:szCs w:val="26"/>
               </w:rPr>
               <w:t>User Story 23: Xóa bài tập</w:t>
             </w:r>
@@ -7411,8 +7470,8 @@
                 <w:b w:val="0"/>
                 <w:bCs w:val="0"/>
                 <w:webHidden/>
-                <w:sz w:val="24"/>
-                <w:szCs w:val="24"/>
+                <w:sz w:val="26"/>
+                <w:szCs w:val="26"/>
               </w:rPr>
               <w:tab/>
             </w:r>
@@ -7421,8 +7480,8 @@
                 <w:b w:val="0"/>
                 <w:bCs w:val="0"/>
                 <w:webHidden/>
-                <w:sz w:val="24"/>
-                <w:szCs w:val="24"/>
+                <w:sz w:val="26"/>
+                <w:szCs w:val="26"/>
               </w:rPr>
               <w:fldChar w:fldCharType="begin"/>
             </w:r>
@@ -7431,18 +7490,18 @@
                 <w:b w:val="0"/>
                 <w:bCs w:val="0"/>
                 <w:webHidden/>
-                <w:sz w:val="24"/>
-                <w:szCs w:val="24"/>
-              </w:rPr>
-              <w:instrText xml:space="preserve"> PAGEREF _Toc228375919 \h </w:instrText>
+                <w:sz w:val="26"/>
+                <w:szCs w:val="26"/>
+              </w:rPr>
+              <w:instrText xml:space="preserve"> PAGEREF _Toc229230363 \h </w:instrText>
             </w:r>
             <w:r>
               <w:rPr>
                 <w:b w:val="0"/>
                 <w:bCs w:val="0"/>
                 <w:webHidden/>
-                <w:sz w:val="24"/>
-                <w:szCs w:val="24"/>
+                <w:sz w:val="26"/>
+                <w:szCs w:val="26"/>
               </w:rPr>
             </w:r>
             <w:r>
@@ -7450,8 +7509,8 @@
                 <w:b w:val="0"/>
                 <w:bCs w:val="0"/>
                 <w:webHidden/>
-                <w:sz w:val="24"/>
-                <w:szCs w:val="24"/>
+                <w:sz w:val="26"/>
+                <w:szCs w:val="26"/>
               </w:rPr>
               <w:fldChar w:fldCharType="separate"/>
             </w:r>
@@ -7460,18 +7519,18 @@
                 <w:b w:val="0"/>
                 <w:bCs w:val="0"/>
                 <w:webHidden/>
-                <w:sz w:val="24"/>
-                <w:szCs w:val="24"/>
-              </w:rPr>
-              <w:t>14</w:t>
+                <w:sz w:val="26"/>
+                <w:szCs w:val="26"/>
+              </w:rPr>
+              <w:t>12</w:t>
             </w:r>
             <w:r>
               <w:rPr>
                 <w:b w:val="0"/>
                 <w:bCs w:val="0"/>
                 <w:webHidden/>
-                <w:sz w:val="24"/>
-                <w:szCs w:val="24"/>
+                <w:sz w:val="26"/>
+                <w:szCs w:val="26"/>
               </w:rPr>
               <w:fldChar w:fldCharType="end"/>
             </w:r>
@@ -7480,25 +7539,27 @@
         <w:p>
           <w:pPr>
             <w:pStyle w:val="TOC2"/>
+            <w:spacing w:after="0" w:line="360" w:lineRule="auto"/>
+            <w:ind w:left="0"/>
             <w:rPr>
               <w:rFonts w:eastAsiaTheme="minorEastAsia"/>
               <w:b w:val="0"/>
               <w:bCs w:val="0"/>
               <w:kern w:val="2"/>
-              <w:sz w:val="24"/>
-              <w:szCs w:val="24"/>
+              <w:sz w:val="26"/>
+              <w:szCs w:val="26"/>
               <w:lang w:eastAsia="zh-CN"/>
               <w14:ligatures w14:val="standardContextual"/>
             </w:rPr>
           </w:pPr>
-          <w:hyperlink w:anchor="_Toc228375920" w:history="1">
+          <w:hyperlink w:anchor="_Toc229230364" w:history="1">
             <w:r>
               <w:rPr>
                 <w:rStyle w:val="Hyperlink"/>
                 <w:b w:val="0"/>
                 <w:bCs w:val="0"/>
-                <w:sz w:val="24"/>
-                <w:szCs w:val="24"/>
+                <w:sz w:val="26"/>
+                <w:szCs w:val="26"/>
               </w:rPr>
               <w:t>5.24.</w:t>
             </w:r>
@@ -7508,8 +7569,8 @@
                 <w:b w:val="0"/>
                 <w:bCs w:val="0"/>
                 <w:kern w:val="2"/>
-                <w:sz w:val="24"/>
-                <w:szCs w:val="24"/>
+                <w:sz w:val="26"/>
+                <w:szCs w:val="26"/>
                 <w:lang w:eastAsia="zh-CN"/>
                 <w14:ligatures w14:val="standardContextual"/>
               </w:rPr>
@@ -7520,8 +7581,8 @@
                 <w:rStyle w:val="Hyperlink"/>
                 <w:b w:val="0"/>
                 <w:bCs w:val="0"/>
-                <w:sz w:val="24"/>
-                <w:szCs w:val="24"/>
+                <w:sz w:val="26"/>
+                <w:szCs w:val="26"/>
               </w:rPr>
               <w:t>User Story 24: Quản lý bài nộp của học sinh</w:t>
             </w:r>
@@ -7530,8 +7591,8 @@
                 <w:b w:val="0"/>
                 <w:bCs w:val="0"/>
                 <w:webHidden/>
-                <w:sz w:val="24"/>
-                <w:szCs w:val="24"/>
+                <w:sz w:val="26"/>
+                <w:szCs w:val="26"/>
               </w:rPr>
               <w:tab/>
             </w:r>
@@ -7540,8 +7601,8 @@
                 <w:b w:val="0"/>
                 <w:bCs w:val="0"/>
                 <w:webHidden/>
-                <w:sz w:val="24"/>
-                <w:szCs w:val="24"/>
+                <w:sz w:val="26"/>
+                <w:szCs w:val="26"/>
               </w:rPr>
               <w:fldChar w:fldCharType="begin"/>
             </w:r>
@@ -7550,18 +7611,18 @@
                 <w:b w:val="0"/>
                 <w:bCs w:val="0"/>
                 <w:webHidden/>
-                <w:sz w:val="24"/>
-                <w:szCs w:val="24"/>
-              </w:rPr>
-              <w:instrText xml:space="preserve"> PAGEREF _Toc228375920 \h </w:instrText>
+                <w:sz w:val="26"/>
+                <w:szCs w:val="26"/>
+              </w:rPr>
+              <w:instrText xml:space="preserve"> PAGEREF _Toc229230364 \h </w:instrText>
             </w:r>
             <w:r>
               <w:rPr>
                 <w:b w:val="0"/>
                 <w:bCs w:val="0"/>
                 <w:webHidden/>
-                <w:sz w:val="24"/>
-                <w:szCs w:val="24"/>
+                <w:sz w:val="26"/>
+                <w:szCs w:val="26"/>
               </w:rPr>
             </w:r>
             <w:r>
@@ -7569,8 +7630,8 @@
                 <w:b w:val="0"/>
                 <w:bCs w:val="0"/>
                 <w:webHidden/>
-                <w:sz w:val="24"/>
-                <w:szCs w:val="24"/>
+                <w:sz w:val="26"/>
+                <w:szCs w:val="26"/>
               </w:rPr>
               <w:fldChar w:fldCharType="separate"/>
             </w:r>
@@ -7579,18 +7640,18 @@
                 <w:b w:val="0"/>
                 <w:bCs w:val="0"/>
                 <w:webHidden/>
-                <w:sz w:val="24"/>
-                <w:szCs w:val="24"/>
-              </w:rPr>
-              <w:t>14</w:t>
+                <w:sz w:val="26"/>
+                <w:szCs w:val="26"/>
+              </w:rPr>
+              <w:t>12</w:t>
             </w:r>
             <w:r>
               <w:rPr>
                 <w:b w:val="0"/>
                 <w:bCs w:val="0"/>
                 <w:webHidden/>
-                <w:sz w:val="24"/>
-                <w:szCs w:val="24"/>
+                <w:sz w:val="26"/>
+                <w:szCs w:val="26"/>
               </w:rPr>
               <w:fldChar w:fldCharType="end"/>
             </w:r>
@@ -7599,25 +7660,27 @@
         <w:p>
           <w:pPr>
             <w:pStyle w:val="TOC2"/>
+            <w:spacing w:after="0" w:line="360" w:lineRule="auto"/>
+            <w:ind w:left="0"/>
             <w:rPr>
               <w:rFonts w:eastAsiaTheme="minorEastAsia"/>
               <w:b w:val="0"/>
               <w:bCs w:val="0"/>
               <w:kern w:val="2"/>
-              <w:sz w:val="24"/>
-              <w:szCs w:val="24"/>
+              <w:sz w:val="26"/>
+              <w:szCs w:val="26"/>
               <w:lang w:eastAsia="zh-CN"/>
               <w14:ligatures w14:val="standardContextual"/>
             </w:rPr>
           </w:pPr>
-          <w:hyperlink w:anchor="_Toc228375921" w:history="1">
+          <w:hyperlink w:anchor="_Toc229230365" w:history="1">
             <w:r>
               <w:rPr>
                 <w:rStyle w:val="Hyperlink"/>
                 <w:b w:val="0"/>
                 <w:bCs w:val="0"/>
-                <w:sz w:val="24"/>
-                <w:szCs w:val="24"/>
+                <w:sz w:val="26"/>
+                <w:szCs w:val="26"/>
               </w:rPr>
               <w:t>5.25.</w:t>
             </w:r>
@@ -7627,8 +7690,8 @@
                 <w:b w:val="0"/>
                 <w:bCs w:val="0"/>
                 <w:kern w:val="2"/>
-                <w:sz w:val="24"/>
-                <w:szCs w:val="24"/>
+                <w:sz w:val="26"/>
+                <w:szCs w:val="26"/>
                 <w:lang w:eastAsia="zh-CN"/>
                 <w14:ligatures w14:val="standardContextual"/>
               </w:rPr>
@@ -7639,8 +7702,8 @@
                 <w:rStyle w:val="Hyperlink"/>
                 <w:b w:val="0"/>
                 <w:bCs w:val="0"/>
-                <w:sz w:val="24"/>
-                <w:szCs w:val="24"/>
+                <w:sz w:val="26"/>
+                <w:szCs w:val="26"/>
               </w:rPr>
               <w:t>User Story 25: Điểm danh học sinh theo buổi học</w:t>
             </w:r>
@@ -7649,8 +7712,8 @@
                 <w:b w:val="0"/>
                 <w:bCs w:val="0"/>
                 <w:webHidden/>
-                <w:sz w:val="24"/>
-                <w:szCs w:val="24"/>
+                <w:sz w:val="26"/>
+                <w:szCs w:val="26"/>
               </w:rPr>
               <w:tab/>
             </w:r>
@@ -7659,8 +7722,8 @@
                 <w:b w:val="0"/>
                 <w:bCs w:val="0"/>
                 <w:webHidden/>
-                <w:sz w:val="24"/>
-                <w:szCs w:val="24"/>
+                <w:sz w:val="26"/>
+                <w:szCs w:val="26"/>
               </w:rPr>
               <w:fldChar w:fldCharType="begin"/>
             </w:r>
@@ -7669,18 +7732,18 @@
                 <w:b w:val="0"/>
                 <w:bCs w:val="0"/>
                 <w:webHidden/>
-                <w:sz w:val="24"/>
-                <w:szCs w:val="24"/>
-              </w:rPr>
-              <w:instrText xml:space="preserve"> PAGEREF _Toc228375921 \h </w:instrText>
+                <w:sz w:val="26"/>
+                <w:szCs w:val="26"/>
+              </w:rPr>
+              <w:instrText xml:space="preserve"> PAGEREF _Toc229230365 \h </w:instrText>
             </w:r>
             <w:r>
               <w:rPr>
                 <w:b w:val="0"/>
                 <w:bCs w:val="0"/>
                 <w:webHidden/>
-                <w:sz w:val="24"/>
-                <w:szCs w:val="24"/>
+                <w:sz w:val="26"/>
+                <w:szCs w:val="26"/>
               </w:rPr>
             </w:r>
             <w:r>
@@ -7688,8 +7751,8 @@
                 <w:b w:val="0"/>
                 <w:bCs w:val="0"/>
                 <w:webHidden/>
-                <w:sz w:val="24"/>
-                <w:szCs w:val="24"/>
+                <w:sz w:val="26"/>
+                <w:szCs w:val="26"/>
               </w:rPr>
               <w:fldChar w:fldCharType="separate"/>
             </w:r>
@@ -7698,18 +7761,18 @@
                 <w:b w:val="0"/>
                 <w:bCs w:val="0"/>
                 <w:webHidden/>
-                <w:sz w:val="24"/>
-                <w:szCs w:val="24"/>
-              </w:rPr>
-              <w:t>15</w:t>
+                <w:sz w:val="26"/>
+                <w:szCs w:val="26"/>
+              </w:rPr>
+              <w:t>13</w:t>
             </w:r>
             <w:r>
               <w:rPr>
                 <w:b w:val="0"/>
                 <w:bCs w:val="0"/>
                 <w:webHidden/>
-                <w:sz w:val="24"/>
-                <w:szCs w:val="24"/>
+                <w:sz w:val="26"/>
+                <w:szCs w:val="26"/>
               </w:rPr>
               <w:fldChar w:fldCharType="end"/>
             </w:r>
@@ -7718,25 +7781,27 @@
         <w:p>
           <w:pPr>
             <w:pStyle w:val="TOC2"/>
+            <w:spacing w:after="0" w:line="360" w:lineRule="auto"/>
+            <w:ind w:left="0"/>
             <w:rPr>
               <w:rFonts w:eastAsiaTheme="minorEastAsia"/>
               <w:b w:val="0"/>
               <w:bCs w:val="0"/>
               <w:kern w:val="2"/>
-              <w:sz w:val="24"/>
-              <w:szCs w:val="24"/>
+              <w:sz w:val="26"/>
+              <w:szCs w:val="26"/>
               <w:lang w:eastAsia="zh-CN"/>
               <w14:ligatures w14:val="standardContextual"/>
             </w:rPr>
           </w:pPr>
-          <w:hyperlink w:anchor="_Toc228375922" w:history="1">
+          <w:hyperlink w:anchor="_Toc229230366" w:history="1">
             <w:r>
               <w:rPr>
                 <w:rStyle w:val="Hyperlink"/>
                 <w:b w:val="0"/>
                 <w:bCs w:val="0"/>
-                <w:sz w:val="24"/>
-                <w:szCs w:val="24"/>
+                <w:sz w:val="26"/>
+                <w:szCs w:val="26"/>
               </w:rPr>
               <w:t>5.26.</w:t>
             </w:r>
@@ -7746,8 +7811,8 @@
                 <w:b w:val="0"/>
                 <w:bCs w:val="0"/>
                 <w:kern w:val="2"/>
-                <w:sz w:val="24"/>
-                <w:szCs w:val="24"/>
+                <w:sz w:val="26"/>
+                <w:szCs w:val="26"/>
                 <w:lang w:eastAsia="zh-CN"/>
                 <w14:ligatures w14:val="standardContextual"/>
               </w:rPr>
@@ -7758,8 +7823,8 @@
                 <w:rStyle w:val="Hyperlink"/>
                 <w:b w:val="0"/>
                 <w:bCs w:val="0"/>
-                <w:sz w:val="24"/>
-                <w:szCs w:val="24"/>
+                <w:sz w:val="26"/>
+                <w:szCs w:val="26"/>
               </w:rPr>
               <w:t>User Story 26: Xem thời khóa biểu giảng dạy</w:t>
             </w:r>
@@ -7768,8 +7833,8 @@
                 <w:b w:val="0"/>
                 <w:bCs w:val="0"/>
                 <w:webHidden/>
-                <w:sz w:val="24"/>
-                <w:szCs w:val="24"/>
+                <w:sz w:val="26"/>
+                <w:szCs w:val="26"/>
               </w:rPr>
               <w:tab/>
             </w:r>
@@ -7778,8 +7843,8 @@
                 <w:b w:val="0"/>
                 <w:bCs w:val="0"/>
                 <w:webHidden/>
-                <w:sz w:val="24"/>
-                <w:szCs w:val="24"/>
+                <w:sz w:val="26"/>
+                <w:szCs w:val="26"/>
               </w:rPr>
               <w:fldChar w:fldCharType="begin"/>
             </w:r>
@@ -7788,18 +7853,18 @@
                 <w:b w:val="0"/>
                 <w:bCs w:val="0"/>
                 <w:webHidden/>
-                <w:sz w:val="24"/>
-                <w:szCs w:val="24"/>
-              </w:rPr>
-              <w:instrText xml:space="preserve"> PAGEREF _Toc228375922 \h </w:instrText>
+                <w:sz w:val="26"/>
+                <w:szCs w:val="26"/>
+              </w:rPr>
+              <w:instrText xml:space="preserve"> PAGEREF _Toc229230366 \h </w:instrText>
             </w:r>
             <w:r>
               <w:rPr>
                 <w:b w:val="0"/>
                 <w:bCs w:val="0"/>
                 <w:webHidden/>
-                <w:sz w:val="24"/>
-                <w:szCs w:val="24"/>
+                <w:sz w:val="26"/>
+                <w:szCs w:val="26"/>
               </w:rPr>
             </w:r>
             <w:r>
@@ -7807,8 +7872,8 @@
                 <w:b w:val="0"/>
                 <w:bCs w:val="0"/>
                 <w:webHidden/>
-                <w:sz w:val="24"/>
-                <w:szCs w:val="24"/>
+                <w:sz w:val="26"/>
+                <w:szCs w:val="26"/>
               </w:rPr>
               <w:fldChar w:fldCharType="separate"/>
             </w:r>
@@ -7817,18 +7882,18 @@
                 <w:b w:val="0"/>
                 <w:bCs w:val="0"/>
                 <w:webHidden/>
-                <w:sz w:val="24"/>
-                <w:szCs w:val="24"/>
-              </w:rPr>
-              <w:t>15</w:t>
+                <w:sz w:val="26"/>
+                <w:szCs w:val="26"/>
+              </w:rPr>
+              <w:t>13</w:t>
             </w:r>
             <w:r>
               <w:rPr>
                 <w:b w:val="0"/>
                 <w:bCs w:val="0"/>
                 <w:webHidden/>
-                <w:sz w:val="24"/>
-                <w:szCs w:val="24"/>
+                <w:sz w:val="26"/>
+                <w:szCs w:val="26"/>
               </w:rPr>
               <w:fldChar w:fldCharType="end"/>
             </w:r>
@@ -7837,25 +7902,27 @@
         <w:p>
           <w:pPr>
             <w:pStyle w:val="TOC2"/>
+            <w:spacing w:after="0" w:line="360" w:lineRule="auto"/>
+            <w:ind w:left="0"/>
             <w:rPr>
               <w:rFonts w:eastAsiaTheme="minorEastAsia"/>
               <w:b w:val="0"/>
               <w:bCs w:val="0"/>
               <w:kern w:val="2"/>
-              <w:sz w:val="24"/>
-              <w:szCs w:val="24"/>
+              <w:sz w:val="26"/>
+              <w:szCs w:val="26"/>
               <w:lang w:eastAsia="zh-CN"/>
               <w14:ligatures w14:val="standardContextual"/>
             </w:rPr>
           </w:pPr>
-          <w:hyperlink w:anchor="_Toc228375923" w:history="1">
+          <w:hyperlink w:anchor="_Toc229230367" w:history="1">
             <w:r>
               <w:rPr>
                 <w:rStyle w:val="Hyperlink"/>
                 <w:b w:val="0"/>
                 <w:bCs w:val="0"/>
-                <w:sz w:val="24"/>
-                <w:szCs w:val="24"/>
+                <w:sz w:val="26"/>
+                <w:szCs w:val="26"/>
               </w:rPr>
               <w:t>5.27.</w:t>
             </w:r>
@@ -7865,8 +7932,8 @@
                 <w:b w:val="0"/>
                 <w:bCs w:val="0"/>
                 <w:kern w:val="2"/>
-                <w:sz w:val="24"/>
-                <w:szCs w:val="24"/>
+                <w:sz w:val="26"/>
+                <w:szCs w:val="26"/>
                 <w:lang w:eastAsia="zh-CN"/>
                 <w14:ligatures w14:val="standardContextual"/>
               </w:rPr>
@@ -7877,8 +7944,8 @@
                 <w:rStyle w:val="Hyperlink"/>
                 <w:b w:val="0"/>
                 <w:bCs w:val="0"/>
-                <w:sz w:val="24"/>
-                <w:szCs w:val="24"/>
+                <w:sz w:val="26"/>
+                <w:szCs w:val="26"/>
               </w:rPr>
               <w:t>User Story 27: Gửi thông báo đến lớp học</w:t>
             </w:r>
@@ -7887,8 +7954,8 @@
                 <w:b w:val="0"/>
                 <w:bCs w:val="0"/>
                 <w:webHidden/>
-                <w:sz w:val="24"/>
-                <w:szCs w:val="24"/>
+                <w:sz w:val="26"/>
+                <w:szCs w:val="26"/>
               </w:rPr>
               <w:tab/>
             </w:r>
@@ -7897,8 +7964,8 @@
                 <w:b w:val="0"/>
                 <w:bCs w:val="0"/>
                 <w:webHidden/>
-                <w:sz w:val="24"/>
-                <w:szCs w:val="24"/>
+                <w:sz w:val="26"/>
+                <w:szCs w:val="26"/>
               </w:rPr>
               <w:fldChar w:fldCharType="begin"/>
             </w:r>
@@ -7907,18 +7974,18 @@
                 <w:b w:val="0"/>
                 <w:bCs w:val="0"/>
                 <w:webHidden/>
-                <w:sz w:val="24"/>
-                <w:szCs w:val="24"/>
-              </w:rPr>
-              <w:instrText xml:space="preserve"> PAGEREF _Toc228375923 \h </w:instrText>
+                <w:sz w:val="26"/>
+                <w:szCs w:val="26"/>
+              </w:rPr>
+              <w:instrText xml:space="preserve"> PAGEREF _Toc229230367 \h </w:instrText>
             </w:r>
             <w:r>
               <w:rPr>
                 <w:b w:val="0"/>
                 <w:bCs w:val="0"/>
                 <w:webHidden/>
-                <w:sz w:val="24"/>
-                <w:szCs w:val="24"/>
+                <w:sz w:val="26"/>
+                <w:szCs w:val="26"/>
               </w:rPr>
             </w:r>
             <w:r>
@@ -7926,8 +7993,8 @@
                 <w:b w:val="0"/>
                 <w:bCs w:val="0"/>
                 <w:webHidden/>
-                <w:sz w:val="24"/>
-                <w:szCs w:val="24"/>
+                <w:sz w:val="26"/>
+                <w:szCs w:val="26"/>
               </w:rPr>
               <w:fldChar w:fldCharType="separate"/>
             </w:r>
@@ -7936,18 +8003,18 @@
                 <w:b w:val="0"/>
                 <w:bCs w:val="0"/>
                 <w:webHidden/>
-                <w:sz w:val="24"/>
-                <w:szCs w:val="24"/>
-              </w:rPr>
-              <w:t>15</w:t>
+                <w:sz w:val="26"/>
+                <w:szCs w:val="26"/>
+              </w:rPr>
+              <w:t>13</w:t>
             </w:r>
             <w:r>
               <w:rPr>
                 <w:b w:val="0"/>
                 <w:bCs w:val="0"/>
                 <w:webHidden/>
-                <w:sz w:val="24"/>
-                <w:szCs w:val="24"/>
+                <w:sz w:val="26"/>
+                <w:szCs w:val="26"/>
               </w:rPr>
               <w:fldChar w:fldCharType="end"/>
             </w:r>
@@ -7956,25 +8023,27 @@
         <w:p>
           <w:pPr>
             <w:pStyle w:val="TOC2"/>
+            <w:spacing w:after="0" w:line="360" w:lineRule="auto"/>
+            <w:ind w:left="0"/>
             <w:rPr>
               <w:rFonts w:eastAsiaTheme="minorEastAsia"/>
               <w:b w:val="0"/>
               <w:bCs w:val="0"/>
               <w:kern w:val="2"/>
-              <w:sz w:val="24"/>
-              <w:szCs w:val="24"/>
+              <w:sz w:val="26"/>
+              <w:szCs w:val="26"/>
               <w:lang w:eastAsia="zh-CN"/>
               <w14:ligatures w14:val="standardContextual"/>
             </w:rPr>
           </w:pPr>
-          <w:hyperlink w:anchor="_Toc228375924" w:history="1">
+          <w:hyperlink w:anchor="_Toc229230368" w:history="1">
             <w:r>
               <w:rPr>
                 <w:rStyle w:val="Hyperlink"/>
                 <w:b w:val="0"/>
                 <w:bCs w:val="0"/>
-                <w:sz w:val="24"/>
-                <w:szCs w:val="24"/>
+                <w:sz w:val="26"/>
+                <w:szCs w:val="26"/>
                 <w:lang w:val="vi-VN"/>
               </w:rPr>
               <w:t>5.28.</w:t>
@@ -7985,8 +8054,8 @@
                 <w:b w:val="0"/>
                 <w:bCs w:val="0"/>
                 <w:kern w:val="2"/>
-                <w:sz w:val="24"/>
-                <w:szCs w:val="24"/>
+                <w:sz w:val="26"/>
+                <w:szCs w:val="26"/>
                 <w:lang w:eastAsia="zh-CN"/>
                 <w14:ligatures w14:val="standardContextual"/>
               </w:rPr>
@@ -7997,8 +8066,8 @@
                 <w:rStyle w:val="Hyperlink"/>
                 <w:b w:val="0"/>
                 <w:bCs w:val="0"/>
-                <w:sz w:val="24"/>
-                <w:szCs w:val="24"/>
+                <w:sz w:val="26"/>
+                <w:szCs w:val="26"/>
                 <w:lang w:val="vi-VN"/>
               </w:rPr>
               <w:t xml:space="preserve">User Story 28: </w:t>
@@ -8008,8 +8077,8 @@
                 <w:rStyle w:val="Hyperlink"/>
                 <w:b w:val="0"/>
                 <w:bCs w:val="0"/>
-                <w:sz w:val="24"/>
-                <w:szCs w:val="24"/>
+                <w:sz w:val="26"/>
+                <w:szCs w:val="26"/>
               </w:rPr>
               <w:t>Dashboard tổng quan của giáo viên</w:t>
             </w:r>
@@ -8018,8 +8087,8 @@
                 <w:b w:val="0"/>
                 <w:bCs w:val="0"/>
                 <w:webHidden/>
-                <w:sz w:val="24"/>
-                <w:szCs w:val="24"/>
+                <w:sz w:val="26"/>
+                <w:szCs w:val="26"/>
               </w:rPr>
               <w:tab/>
             </w:r>
@@ -8028,8 +8097,8 @@
                 <w:b w:val="0"/>
                 <w:bCs w:val="0"/>
                 <w:webHidden/>
-                <w:sz w:val="24"/>
-                <w:szCs w:val="24"/>
+                <w:sz w:val="26"/>
+                <w:szCs w:val="26"/>
               </w:rPr>
               <w:fldChar w:fldCharType="begin"/>
             </w:r>
@@ -8038,18 +8107,18 @@
                 <w:b w:val="0"/>
                 <w:bCs w:val="0"/>
                 <w:webHidden/>
-                <w:sz w:val="24"/>
-                <w:szCs w:val="24"/>
-              </w:rPr>
-              <w:instrText xml:space="preserve"> PAGEREF _Toc228375924 \h </w:instrText>
+                <w:sz w:val="26"/>
+                <w:szCs w:val="26"/>
+              </w:rPr>
+              <w:instrText xml:space="preserve"> PAGEREF _Toc229230368 \h </w:instrText>
             </w:r>
             <w:r>
               <w:rPr>
                 <w:b w:val="0"/>
                 <w:bCs w:val="0"/>
                 <w:webHidden/>
-                <w:sz w:val="24"/>
-                <w:szCs w:val="24"/>
+                <w:sz w:val="26"/>
+                <w:szCs w:val="26"/>
               </w:rPr>
             </w:r>
             <w:r>
@@ -8057,8 +8126,8 @@
                 <w:b w:val="0"/>
                 <w:bCs w:val="0"/>
                 <w:webHidden/>
-                <w:sz w:val="24"/>
-                <w:szCs w:val="24"/>
+                <w:sz w:val="26"/>
+                <w:szCs w:val="26"/>
               </w:rPr>
               <w:fldChar w:fldCharType="separate"/>
             </w:r>
@@ -8067,18 +8136,18 @@
                 <w:b w:val="0"/>
                 <w:bCs w:val="0"/>
                 <w:webHidden/>
-                <w:sz w:val="24"/>
-                <w:szCs w:val="24"/>
-              </w:rPr>
-              <w:t>16</w:t>
+                <w:sz w:val="26"/>
+                <w:szCs w:val="26"/>
+              </w:rPr>
+              <w:t>14</w:t>
             </w:r>
             <w:r>
               <w:rPr>
                 <w:b w:val="0"/>
                 <w:bCs w:val="0"/>
                 <w:webHidden/>
-                <w:sz w:val="24"/>
-                <w:szCs w:val="24"/>
+                <w:sz w:val="26"/>
+                <w:szCs w:val="26"/>
               </w:rPr>
               <w:fldChar w:fldCharType="end"/>
             </w:r>
@@ -8087,25 +8156,27 @@
         <w:p>
           <w:pPr>
             <w:pStyle w:val="TOC2"/>
+            <w:spacing w:after="0" w:line="360" w:lineRule="auto"/>
+            <w:ind w:left="0"/>
             <w:rPr>
               <w:rFonts w:eastAsiaTheme="minorEastAsia"/>
               <w:b w:val="0"/>
               <w:bCs w:val="0"/>
               <w:kern w:val="2"/>
-              <w:sz w:val="24"/>
-              <w:szCs w:val="24"/>
+              <w:sz w:val="26"/>
+              <w:szCs w:val="26"/>
               <w:lang w:eastAsia="zh-CN"/>
               <w14:ligatures w14:val="standardContextual"/>
             </w:rPr>
           </w:pPr>
-          <w:hyperlink w:anchor="_Toc228375925" w:history="1">
+          <w:hyperlink w:anchor="_Toc229230369" w:history="1">
             <w:r>
               <w:rPr>
                 <w:rStyle w:val="Hyperlink"/>
                 <w:b w:val="0"/>
                 <w:bCs w:val="0"/>
-                <w:sz w:val="24"/>
-                <w:szCs w:val="24"/>
+                <w:sz w:val="26"/>
+                <w:szCs w:val="26"/>
               </w:rPr>
               <w:t>5.29.</w:t>
             </w:r>
@@ -8115,8 +8186,8 @@
                 <w:b w:val="0"/>
                 <w:bCs w:val="0"/>
                 <w:kern w:val="2"/>
-                <w:sz w:val="24"/>
-                <w:szCs w:val="24"/>
+                <w:sz w:val="26"/>
+                <w:szCs w:val="26"/>
                 <w:lang w:eastAsia="zh-CN"/>
                 <w14:ligatures w14:val="standardContextual"/>
               </w:rPr>
@@ -8127,8 +8198,8 @@
                 <w:rStyle w:val="Hyperlink"/>
                 <w:b w:val="0"/>
                 <w:bCs w:val="0"/>
-                <w:sz w:val="24"/>
-                <w:szCs w:val="24"/>
+                <w:sz w:val="26"/>
+                <w:szCs w:val="26"/>
               </w:rPr>
               <w:t>User Story 29: Xem hồ sơ cá nhân giáo viên</w:t>
             </w:r>
@@ -8137,8 +8208,8 @@
                 <w:b w:val="0"/>
                 <w:bCs w:val="0"/>
                 <w:webHidden/>
-                <w:sz w:val="24"/>
-                <w:szCs w:val="24"/>
+                <w:sz w:val="26"/>
+                <w:szCs w:val="26"/>
               </w:rPr>
               <w:tab/>
             </w:r>
@@ -8147,8 +8218,8 @@
                 <w:b w:val="0"/>
                 <w:bCs w:val="0"/>
                 <w:webHidden/>
-                <w:sz w:val="24"/>
-                <w:szCs w:val="24"/>
+                <w:sz w:val="26"/>
+                <w:szCs w:val="26"/>
               </w:rPr>
               <w:fldChar w:fldCharType="begin"/>
             </w:r>
@@ -8157,18 +8228,18 @@
                 <w:b w:val="0"/>
                 <w:bCs w:val="0"/>
                 <w:webHidden/>
-                <w:sz w:val="24"/>
-                <w:szCs w:val="24"/>
-              </w:rPr>
-              <w:instrText xml:space="preserve"> PAGEREF _Toc228375925 \h </w:instrText>
+                <w:sz w:val="26"/>
+                <w:szCs w:val="26"/>
+              </w:rPr>
+              <w:instrText xml:space="preserve"> PAGEREF _Toc229230369 \h </w:instrText>
             </w:r>
             <w:r>
               <w:rPr>
                 <w:b w:val="0"/>
                 <w:bCs w:val="0"/>
                 <w:webHidden/>
-                <w:sz w:val="24"/>
-                <w:szCs w:val="24"/>
+                <w:sz w:val="26"/>
+                <w:szCs w:val="26"/>
               </w:rPr>
             </w:r>
             <w:r>
@@ -8176,8 +8247,8 @@
                 <w:b w:val="0"/>
                 <w:bCs w:val="0"/>
                 <w:webHidden/>
-                <w:sz w:val="24"/>
-                <w:szCs w:val="24"/>
+                <w:sz w:val="26"/>
+                <w:szCs w:val="26"/>
               </w:rPr>
               <w:fldChar w:fldCharType="separate"/>
             </w:r>
@@ -8186,18 +8257,18 @@
                 <w:b w:val="0"/>
                 <w:bCs w:val="0"/>
                 <w:webHidden/>
-                <w:sz w:val="24"/>
-                <w:szCs w:val="24"/>
-              </w:rPr>
-              <w:t>16</w:t>
+                <w:sz w:val="26"/>
+                <w:szCs w:val="26"/>
+              </w:rPr>
+              <w:t>14</w:t>
             </w:r>
             <w:r>
               <w:rPr>
                 <w:b w:val="0"/>
                 <w:bCs w:val="0"/>
                 <w:webHidden/>
-                <w:sz w:val="24"/>
-                <w:szCs w:val="24"/>
+                <w:sz w:val="26"/>
+                <w:szCs w:val="26"/>
               </w:rPr>
               <w:fldChar w:fldCharType="end"/>
             </w:r>
@@ -8206,25 +8277,27 @@
         <w:p>
           <w:pPr>
             <w:pStyle w:val="TOC2"/>
+            <w:spacing w:after="0" w:line="360" w:lineRule="auto"/>
+            <w:ind w:left="0"/>
             <w:rPr>
               <w:rFonts w:eastAsiaTheme="minorEastAsia"/>
               <w:b w:val="0"/>
               <w:bCs w:val="0"/>
               <w:kern w:val="2"/>
-              <w:sz w:val="24"/>
-              <w:szCs w:val="24"/>
+              <w:sz w:val="26"/>
+              <w:szCs w:val="26"/>
               <w:lang w:eastAsia="zh-CN"/>
               <w14:ligatures w14:val="standardContextual"/>
             </w:rPr>
           </w:pPr>
-          <w:hyperlink w:anchor="_Toc228375926" w:history="1">
+          <w:hyperlink w:anchor="_Toc229230370" w:history="1">
             <w:r>
               <w:rPr>
                 <w:rStyle w:val="Hyperlink"/>
                 <w:b w:val="0"/>
                 <w:bCs w:val="0"/>
-                <w:sz w:val="24"/>
-                <w:szCs w:val="24"/>
+                <w:sz w:val="26"/>
+                <w:szCs w:val="26"/>
               </w:rPr>
               <w:t>5.30.</w:t>
             </w:r>
@@ -8234,8 +8307,8 @@
                 <w:b w:val="0"/>
                 <w:bCs w:val="0"/>
                 <w:kern w:val="2"/>
-                <w:sz w:val="24"/>
-                <w:szCs w:val="24"/>
+                <w:sz w:val="26"/>
+                <w:szCs w:val="26"/>
                 <w:lang w:eastAsia="zh-CN"/>
                 <w14:ligatures w14:val="standardContextual"/>
               </w:rPr>
@@ -8246,8 +8319,8 @@
                 <w:rStyle w:val="Hyperlink"/>
                 <w:b w:val="0"/>
                 <w:bCs w:val="0"/>
-                <w:sz w:val="24"/>
-                <w:szCs w:val="24"/>
+                <w:sz w:val="26"/>
+                <w:szCs w:val="26"/>
               </w:rPr>
               <w:t>User Story 30: Xem hồ sơ cá nhân học sinh</w:t>
             </w:r>
@@ -8256,8 +8329,8 @@
                 <w:b w:val="0"/>
                 <w:bCs w:val="0"/>
                 <w:webHidden/>
-                <w:sz w:val="24"/>
-                <w:szCs w:val="24"/>
+                <w:sz w:val="26"/>
+                <w:szCs w:val="26"/>
               </w:rPr>
               <w:tab/>
             </w:r>
@@ -8266,8 +8339,8 @@
                 <w:b w:val="0"/>
                 <w:bCs w:val="0"/>
                 <w:webHidden/>
-                <w:sz w:val="24"/>
-                <w:szCs w:val="24"/>
+                <w:sz w:val="26"/>
+                <w:szCs w:val="26"/>
               </w:rPr>
               <w:fldChar w:fldCharType="begin"/>
             </w:r>
@@ -8276,18 +8349,18 @@
                 <w:b w:val="0"/>
                 <w:bCs w:val="0"/>
                 <w:webHidden/>
-                <w:sz w:val="24"/>
-                <w:szCs w:val="24"/>
-              </w:rPr>
-              <w:instrText xml:space="preserve"> PAGEREF _Toc228375926 \h </w:instrText>
+                <w:sz w:val="26"/>
+                <w:szCs w:val="26"/>
+              </w:rPr>
+              <w:instrText xml:space="preserve"> PAGEREF _Toc229230370 \h </w:instrText>
             </w:r>
             <w:r>
               <w:rPr>
                 <w:b w:val="0"/>
                 <w:bCs w:val="0"/>
                 <w:webHidden/>
-                <w:sz w:val="24"/>
-                <w:szCs w:val="24"/>
+                <w:sz w:val="26"/>
+                <w:szCs w:val="26"/>
               </w:rPr>
             </w:r>
             <w:r>
@@ -8295,8 +8368,8 @@
                 <w:b w:val="0"/>
                 <w:bCs w:val="0"/>
                 <w:webHidden/>
-                <w:sz w:val="24"/>
-                <w:szCs w:val="24"/>
+                <w:sz w:val="26"/>
+                <w:szCs w:val="26"/>
               </w:rPr>
               <w:fldChar w:fldCharType="separate"/>
             </w:r>
@@ -8305,18 +8378,18 @@
                 <w:b w:val="0"/>
                 <w:bCs w:val="0"/>
                 <w:webHidden/>
-                <w:sz w:val="24"/>
-                <w:szCs w:val="24"/>
-              </w:rPr>
-              <w:t>17</w:t>
+                <w:sz w:val="26"/>
+                <w:szCs w:val="26"/>
+              </w:rPr>
+              <w:t>15</w:t>
             </w:r>
             <w:r>
               <w:rPr>
                 <w:b w:val="0"/>
                 <w:bCs w:val="0"/>
                 <w:webHidden/>
-                <w:sz w:val="24"/>
-                <w:szCs w:val="24"/>
+                <w:sz w:val="26"/>
+                <w:szCs w:val="26"/>
               </w:rPr>
               <w:fldChar w:fldCharType="end"/>
             </w:r>
@@ -8325,25 +8398,27 @@
         <w:p>
           <w:pPr>
             <w:pStyle w:val="TOC2"/>
+            <w:spacing w:after="0" w:line="360" w:lineRule="auto"/>
+            <w:ind w:left="0"/>
             <w:rPr>
               <w:rFonts w:eastAsiaTheme="minorEastAsia"/>
               <w:b w:val="0"/>
               <w:bCs w:val="0"/>
               <w:kern w:val="2"/>
-              <w:sz w:val="24"/>
-              <w:szCs w:val="24"/>
+              <w:sz w:val="26"/>
+              <w:szCs w:val="26"/>
               <w:lang w:eastAsia="zh-CN"/>
               <w14:ligatures w14:val="standardContextual"/>
             </w:rPr>
           </w:pPr>
-          <w:hyperlink w:anchor="_Toc228375927" w:history="1">
+          <w:hyperlink w:anchor="_Toc229230371" w:history="1">
             <w:r>
               <w:rPr>
                 <w:rStyle w:val="Hyperlink"/>
                 <w:b w:val="0"/>
                 <w:bCs w:val="0"/>
-                <w:sz w:val="24"/>
-                <w:szCs w:val="24"/>
+                <w:sz w:val="26"/>
+                <w:szCs w:val="26"/>
               </w:rPr>
               <w:t>5.31.</w:t>
             </w:r>
@@ -8353,8 +8428,8 @@
                 <w:b w:val="0"/>
                 <w:bCs w:val="0"/>
                 <w:kern w:val="2"/>
-                <w:sz w:val="24"/>
-                <w:szCs w:val="24"/>
+                <w:sz w:val="26"/>
+                <w:szCs w:val="26"/>
                 <w:lang w:eastAsia="zh-CN"/>
                 <w14:ligatures w14:val="standardContextual"/>
               </w:rPr>
@@ -8365,8 +8440,8 @@
                 <w:rStyle w:val="Hyperlink"/>
                 <w:b w:val="0"/>
                 <w:bCs w:val="0"/>
-                <w:sz w:val="24"/>
-                <w:szCs w:val="24"/>
+                <w:sz w:val="26"/>
+                <w:szCs w:val="26"/>
               </w:rPr>
               <w:t>User Story 31: Xem thời khóa biểu học tập</w:t>
             </w:r>
@@ -8375,8 +8450,8 @@
                 <w:b w:val="0"/>
                 <w:bCs w:val="0"/>
                 <w:webHidden/>
-                <w:sz w:val="24"/>
-                <w:szCs w:val="24"/>
+                <w:sz w:val="26"/>
+                <w:szCs w:val="26"/>
               </w:rPr>
               <w:tab/>
             </w:r>
@@ -8385,8 +8460,8 @@
                 <w:b w:val="0"/>
                 <w:bCs w:val="0"/>
                 <w:webHidden/>
-                <w:sz w:val="24"/>
-                <w:szCs w:val="24"/>
+                <w:sz w:val="26"/>
+                <w:szCs w:val="26"/>
               </w:rPr>
               <w:fldChar w:fldCharType="begin"/>
             </w:r>
@@ -8395,18 +8470,18 @@
                 <w:b w:val="0"/>
                 <w:bCs w:val="0"/>
                 <w:webHidden/>
-                <w:sz w:val="24"/>
-                <w:szCs w:val="24"/>
-              </w:rPr>
-              <w:instrText xml:space="preserve"> PAGEREF _Toc228375927 \h </w:instrText>
+                <w:sz w:val="26"/>
+                <w:szCs w:val="26"/>
+              </w:rPr>
+              <w:instrText xml:space="preserve"> PAGEREF _Toc229230371 \h </w:instrText>
             </w:r>
             <w:r>
               <w:rPr>
                 <w:b w:val="0"/>
                 <w:bCs w:val="0"/>
                 <w:webHidden/>
-                <w:sz w:val="24"/>
-                <w:szCs w:val="24"/>
+                <w:sz w:val="26"/>
+                <w:szCs w:val="26"/>
               </w:rPr>
             </w:r>
             <w:r>
@@ -8414,8 +8489,8 @@
                 <w:b w:val="0"/>
                 <w:bCs w:val="0"/>
                 <w:webHidden/>
-                <w:sz w:val="24"/>
-                <w:szCs w:val="24"/>
+                <w:sz w:val="26"/>
+                <w:szCs w:val="26"/>
               </w:rPr>
               <w:fldChar w:fldCharType="separate"/>
             </w:r>
@@ -8424,18 +8499,18 @@
                 <w:b w:val="0"/>
                 <w:bCs w:val="0"/>
                 <w:webHidden/>
-                <w:sz w:val="24"/>
-                <w:szCs w:val="24"/>
-              </w:rPr>
-              <w:t>17</w:t>
+                <w:sz w:val="26"/>
+                <w:szCs w:val="26"/>
+              </w:rPr>
+              <w:t>15</w:t>
             </w:r>
             <w:r>
               <w:rPr>
                 <w:b w:val="0"/>
                 <w:bCs w:val="0"/>
                 <w:webHidden/>
-                <w:sz w:val="24"/>
-                <w:szCs w:val="24"/>
+                <w:sz w:val="26"/>
+                <w:szCs w:val="26"/>
               </w:rPr>
               <w:fldChar w:fldCharType="end"/>
             </w:r>
@@ -8444,25 +8519,27 @@
         <w:p>
           <w:pPr>
             <w:pStyle w:val="TOC2"/>
+            <w:spacing w:after="0" w:line="360" w:lineRule="auto"/>
+            <w:ind w:left="0"/>
             <w:rPr>
               <w:rFonts w:eastAsiaTheme="minorEastAsia"/>
               <w:b w:val="0"/>
               <w:bCs w:val="0"/>
               <w:kern w:val="2"/>
-              <w:sz w:val="24"/>
-              <w:szCs w:val="24"/>
+              <w:sz w:val="26"/>
+              <w:szCs w:val="26"/>
               <w:lang w:eastAsia="zh-CN"/>
               <w14:ligatures w14:val="standardContextual"/>
             </w:rPr>
           </w:pPr>
-          <w:hyperlink w:anchor="_Toc228375928" w:history="1">
+          <w:hyperlink w:anchor="_Toc229230372" w:history="1">
             <w:r>
               <w:rPr>
                 <w:rStyle w:val="Hyperlink"/>
                 <w:b w:val="0"/>
                 <w:bCs w:val="0"/>
-                <w:sz w:val="24"/>
-                <w:szCs w:val="24"/>
+                <w:sz w:val="26"/>
+                <w:szCs w:val="26"/>
               </w:rPr>
               <w:t>5.32.</w:t>
             </w:r>
@@ -8472,8 +8549,8 @@
                 <w:b w:val="0"/>
                 <w:bCs w:val="0"/>
                 <w:kern w:val="2"/>
-                <w:sz w:val="24"/>
-                <w:szCs w:val="24"/>
+                <w:sz w:val="26"/>
+                <w:szCs w:val="26"/>
                 <w:lang w:eastAsia="zh-CN"/>
                 <w14:ligatures w14:val="standardContextual"/>
               </w:rPr>
@@ -8484,8 +8561,8 @@
                 <w:rStyle w:val="Hyperlink"/>
                 <w:b w:val="0"/>
                 <w:bCs w:val="0"/>
-                <w:sz w:val="24"/>
-                <w:szCs w:val="24"/>
+                <w:sz w:val="26"/>
+                <w:szCs w:val="26"/>
               </w:rPr>
               <w:t>User Story 32: Xem điểm cá nhân</w:t>
             </w:r>
@@ -8494,8 +8571,8 @@
                 <w:b w:val="0"/>
                 <w:bCs w:val="0"/>
                 <w:webHidden/>
-                <w:sz w:val="24"/>
-                <w:szCs w:val="24"/>
+                <w:sz w:val="26"/>
+                <w:szCs w:val="26"/>
               </w:rPr>
               <w:tab/>
             </w:r>
@@ -8504,8 +8581,8 @@
                 <w:b w:val="0"/>
                 <w:bCs w:val="0"/>
                 <w:webHidden/>
-                <w:sz w:val="24"/>
-                <w:szCs w:val="24"/>
+                <w:sz w:val="26"/>
+                <w:szCs w:val="26"/>
               </w:rPr>
               <w:fldChar w:fldCharType="begin"/>
             </w:r>
@@ -8514,18 +8591,18 @@
                 <w:b w:val="0"/>
                 <w:bCs w:val="0"/>
                 <w:webHidden/>
-                <w:sz w:val="24"/>
-                <w:szCs w:val="24"/>
-              </w:rPr>
-              <w:instrText xml:space="preserve"> PAGEREF _Toc228375928 \h </w:instrText>
+                <w:sz w:val="26"/>
+                <w:szCs w:val="26"/>
+              </w:rPr>
+              <w:instrText xml:space="preserve"> PAGEREF _Toc229230372 \h </w:instrText>
             </w:r>
             <w:r>
               <w:rPr>
                 <w:b w:val="0"/>
                 <w:bCs w:val="0"/>
                 <w:webHidden/>
-                <w:sz w:val="24"/>
-                <w:szCs w:val="24"/>
+                <w:sz w:val="26"/>
+                <w:szCs w:val="26"/>
               </w:rPr>
             </w:r>
             <w:r>
@@ -8533,8 +8610,8 @@
                 <w:b w:val="0"/>
                 <w:bCs w:val="0"/>
                 <w:webHidden/>
-                <w:sz w:val="24"/>
-                <w:szCs w:val="24"/>
+                <w:sz w:val="26"/>
+                <w:szCs w:val="26"/>
               </w:rPr>
               <w:fldChar w:fldCharType="separate"/>
             </w:r>
@@ -8543,18 +8620,18 @@
                 <w:b w:val="0"/>
                 <w:bCs w:val="0"/>
                 <w:webHidden/>
-                <w:sz w:val="24"/>
-                <w:szCs w:val="24"/>
-              </w:rPr>
-              <w:t>18</w:t>
+                <w:sz w:val="26"/>
+                <w:szCs w:val="26"/>
+              </w:rPr>
+              <w:t>16</w:t>
             </w:r>
             <w:r>
               <w:rPr>
                 <w:b w:val="0"/>
                 <w:bCs w:val="0"/>
                 <w:webHidden/>
-                <w:sz w:val="24"/>
-                <w:szCs w:val="24"/>
+                <w:sz w:val="26"/>
+                <w:szCs w:val="26"/>
               </w:rPr>
               <w:fldChar w:fldCharType="end"/>
             </w:r>
@@ -8563,25 +8640,27 @@
         <w:p>
           <w:pPr>
             <w:pStyle w:val="TOC2"/>
+            <w:spacing w:after="0" w:line="360" w:lineRule="auto"/>
+            <w:ind w:left="0"/>
             <w:rPr>
               <w:rFonts w:eastAsiaTheme="minorEastAsia"/>
               <w:b w:val="0"/>
               <w:bCs w:val="0"/>
               <w:kern w:val="2"/>
-              <w:sz w:val="24"/>
-              <w:szCs w:val="24"/>
+              <w:sz w:val="26"/>
+              <w:szCs w:val="26"/>
               <w:lang w:eastAsia="zh-CN"/>
               <w14:ligatures w14:val="standardContextual"/>
             </w:rPr>
           </w:pPr>
-          <w:hyperlink w:anchor="_Toc228375929" w:history="1">
+          <w:hyperlink w:anchor="_Toc229230373" w:history="1">
             <w:r>
               <w:rPr>
                 <w:rStyle w:val="Hyperlink"/>
                 <w:b w:val="0"/>
                 <w:bCs w:val="0"/>
-                <w:sz w:val="24"/>
-                <w:szCs w:val="24"/>
+                <w:sz w:val="26"/>
+                <w:szCs w:val="26"/>
               </w:rPr>
               <w:t>5.33.</w:t>
             </w:r>
@@ -8591,8 +8670,8 @@
                 <w:b w:val="0"/>
                 <w:bCs w:val="0"/>
                 <w:kern w:val="2"/>
-                <w:sz w:val="24"/>
-                <w:szCs w:val="24"/>
+                <w:sz w:val="26"/>
+                <w:szCs w:val="26"/>
                 <w:lang w:eastAsia="zh-CN"/>
                 <w14:ligatures w14:val="standardContextual"/>
               </w:rPr>
@@ -8603,8 +8682,8 @@
                 <w:rStyle w:val="Hyperlink"/>
                 <w:b w:val="0"/>
                 <w:bCs w:val="0"/>
-                <w:sz w:val="24"/>
-                <w:szCs w:val="24"/>
+                <w:sz w:val="26"/>
+                <w:szCs w:val="26"/>
               </w:rPr>
               <w:t>User Story 33: Xem danh sách bài tập</w:t>
             </w:r>
@@ -8613,8 +8692,8 @@
                 <w:b w:val="0"/>
                 <w:bCs w:val="0"/>
                 <w:webHidden/>
-                <w:sz w:val="24"/>
-                <w:szCs w:val="24"/>
+                <w:sz w:val="26"/>
+                <w:szCs w:val="26"/>
               </w:rPr>
               <w:tab/>
             </w:r>
@@ -8623,8 +8702,8 @@
                 <w:b w:val="0"/>
                 <w:bCs w:val="0"/>
                 <w:webHidden/>
-                <w:sz w:val="24"/>
-                <w:szCs w:val="24"/>
+                <w:sz w:val="26"/>
+                <w:szCs w:val="26"/>
               </w:rPr>
               <w:fldChar w:fldCharType="begin"/>
             </w:r>
@@ -8633,18 +8712,18 @@
                 <w:b w:val="0"/>
                 <w:bCs w:val="0"/>
                 <w:webHidden/>
-                <w:sz w:val="24"/>
-                <w:szCs w:val="24"/>
-              </w:rPr>
-              <w:instrText xml:space="preserve"> PAGEREF _Toc228375929 \h </w:instrText>
+                <w:sz w:val="26"/>
+                <w:szCs w:val="26"/>
+              </w:rPr>
+              <w:instrText xml:space="preserve"> PAGEREF _Toc229230373 \h </w:instrText>
             </w:r>
             <w:r>
               <w:rPr>
                 <w:b w:val="0"/>
                 <w:bCs w:val="0"/>
                 <w:webHidden/>
-                <w:sz w:val="24"/>
-                <w:szCs w:val="24"/>
+                <w:sz w:val="26"/>
+                <w:szCs w:val="26"/>
               </w:rPr>
             </w:r>
             <w:r>
@@ -8652,8 +8731,8 @@
                 <w:b w:val="0"/>
                 <w:bCs w:val="0"/>
                 <w:webHidden/>
-                <w:sz w:val="24"/>
-                <w:szCs w:val="24"/>
+                <w:sz w:val="26"/>
+                <w:szCs w:val="26"/>
               </w:rPr>
               <w:fldChar w:fldCharType="separate"/>
             </w:r>
@@ -8662,18 +8741,18 @@
                 <w:b w:val="0"/>
                 <w:bCs w:val="0"/>
                 <w:webHidden/>
-                <w:sz w:val="24"/>
-                <w:szCs w:val="24"/>
-              </w:rPr>
-              <w:t>18</w:t>
+                <w:sz w:val="26"/>
+                <w:szCs w:val="26"/>
+              </w:rPr>
+              <w:t>16</w:t>
             </w:r>
             <w:r>
               <w:rPr>
                 <w:b w:val="0"/>
                 <w:bCs w:val="0"/>
                 <w:webHidden/>
-                <w:sz w:val="24"/>
-                <w:szCs w:val="24"/>
+                <w:sz w:val="26"/>
+                <w:szCs w:val="26"/>
               </w:rPr>
               <w:fldChar w:fldCharType="end"/>
             </w:r>
@@ -8682,25 +8761,27 @@
         <w:p>
           <w:pPr>
             <w:pStyle w:val="TOC2"/>
+            <w:spacing w:after="0" w:line="360" w:lineRule="auto"/>
+            <w:ind w:left="0"/>
             <w:rPr>
               <w:rFonts w:eastAsiaTheme="minorEastAsia"/>
               <w:b w:val="0"/>
               <w:bCs w:val="0"/>
               <w:kern w:val="2"/>
-              <w:sz w:val="24"/>
-              <w:szCs w:val="24"/>
+              <w:sz w:val="26"/>
+              <w:szCs w:val="26"/>
               <w:lang w:eastAsia="zh-CN"/>
               <w14:ligatures w14:val="standardContextual"/>
             </w:rPr>
           </w:pPr>
-          <w:hyperlink w:anchor="_Toc228375930" w:history="1">
+          <w:hyperlink w:anchor="_Toc229230374" w:history="1">
             <w:r>
               <w:rPr>
                 <w:rStyle w:val="Hyperlink"/>
                 <w:b w:val="0"/>
                 <w:bCs w:val="0"/>
-                <w:sz w:val="24"/>
-                <w:szCs w:val="24"/>
+                <w:sz w:val="26"/>
+                <w:szCs w:val="26"/>
               </w:rPr>
               <w:t>5.34.</w:t>
             </w:r>
@@ -8710,8 +8791,8 @@
                 <w:b w:val="0"/>
                 <w:bCs w:val="0"/>
                 <w:kern w:val="2"/>
-                <w:sz w:val="24"/>
-                <w:szCs w:val="24"/>
+                <w:sz w:val="26"/>
+                <w:szCs w:val="26"/>
                 <w:lang w:eastAsia="zh-CN"/>
                 <w14:ligatures w14:val="standardContextual"/>
               </w:rPr>
@@ -8722,8 +8803,8 @@
                 <w:rStyle w:val="Hyperlink"/>
                 <w:b w:val="0"/>
                 <w:bCs w:val="0"/>
-                <w:sz w:val="24"/>
-                <w:szCs w:val="24"/>
+                <w:sz w:val="26"/>
+                <w:szCs w:val="26"/>
               </w:rPr>
               <w:t>User Story 34: Nộp bài tập trực tuyến</w:t>
             </w:r>
@@ -8732,8 +8813,8 @@
                 <w:b w:val="0"/>
                 <w:bCs w:val="0"/>
                 <w:webHidden/>
-                <w:sz w:val="24"/>
-                <w:szCs w:val="24"/>
+                <w:sz w:val="26"/>
+                <w:szCs w:val="26"/>
               </w:rPr>
               <w:tab/>
             </w:r>
@@ -8742,8 +8823,8 @@
                 <w:b w:val="0"/>
                 <w:bCs w:val="0"/>
                 <w:webHidden/>
-                <w:sz w:val="24"/>
-                <w:szCs w:val="24"/>
+                <w:sz w:val="26"/>
+                <w:szCs w:val="26"/>
               </w:rPr>
               <w:fldChar w:fldCharType="begin"/>
             </w:r>
@@ -8752,18 +8833,18 @@
                 <w:b w:val="0"/>
                 <w:bCs w:val="0"/>
                 <w:webHidden/>
-                <w:sz w:val="24"/>
-                <w:szCs w:val="24"/>
-              </w:rPr>
-              <w:instrText xml:space="preserve"> PAGEREF _Toc228375930 \h </w:instrText>
+                <w:sz w:val="26"/>
+                <w:szCs w:val="26"/>
+              </w:rPr>
+              <w:instrText xml:space="preserve"> PAGEREF _Toc229230374 \h </w:instrText>
             </w:r>
             <w:r>
               <w:rPr>
                 <w:b w:val="0"/>
                 <w:bCs w:val="0"/>
                 <w:webHidden/>
-                <w:sz w:val="24"/>
-                <w:szCs w:val="24"/>
+                <w:sz w:val="26"/>
+                <w:szCs w:val="26"/>
               </w:rPr>
             </w:r>
             <w:r>
@@ -8771,8 +8852,8 @@
                 <w:b w:val="0"/>
                 <w:bCs w:val="0"/>
                 <w:webHidden/>
-                <w:sz w:val="24"/>
-                <w:szCs w:val="24"/>
+                <w:sz w:val="26"/>
+                <w:szCs w:val="26"/>
               </w:rPr>
               <w:fldChar w:fldCharType="separate"/>
             </w:r>
@@ -8781,18 +8862,18 @@
                 <w:b w:val="0"/>
                 <w:bCs w:val="0"/>
                 <w:webHidden/>
-                <w:sz w:val="24"/>
-                <w:szCs w:val="24"/>
-              </w:rPr>
-              <w:t>18</w:t>
+                <w:sz w:val="26"/>
+                <w:szCs w:val="26"/>
+              </w:rPr>
+              <w:t>16</w:t>
             </w:r>
             <w:r>
               <w:rPr>
                 <w:b w:val="0"/>
                 <w:bCs w:val="0"/>
                 <w:webHidden/>
-                <w:sz w:val="24"/>
-                <w:szCs w:val="24"/>
+                <w:sz w:val="26"/>
+                <w:szCs w:val="26"/>
               </w:rPr>
               <w:fldChar w:fldCharType="end"/>
             </w:r>
@@ -8801,25 +8882,27 @@
         <w:p>
           <w:pPr>
             <w:pStyle w:val="TOC2"/>
+            <w:spacing w:after="0" w:line="360" w:lineRule="auto"/>
+            <w:ind w:left="0"/>
             <w:rPr>
               <w:rFonts w:eastAsiaTheme="minorEastAsia"/>
               <w:b w:val="0"/>
               <w:bCs w:val="0"/>
               <w:kern w:val="2"/>
-              <w:sz w:val="24"/>
-              <w:szCs w:val="24"/>
+              <w:sz w:val="26"/>
+              <w:szCs w:val="26"/>
               <w:lang w:eastAsia="zh-CN"/>
               <w14:ligatures w14:val="standardContextual"/>
             </w:rPr>
           </w:pPr>
-          <w:hyperlink w:anchor="_Toc228375931" w:history="1">
+          <w:hyperlink w:anchor="_Toc229230375" w:history="1">
             <w:r>
               <w:rPr>
                 <w:rStyle w:val="Hyperlink"/>
                 <w:b w:val="0"/>
                 <w:bCs w:val="0"/>
-                <w:sz w:val="24"/>
-                <w:szCs w:val="24"/>
+                <w:sz w:val="26"/>
+                <w:szCs w:val="26"/>
               </w:rPr>
               <w:t>5.35.</w:t>
             </w:r>
@@ -8829,8 +8912,8 @@
                 <w:b w:val="0"/>
                 <w:bCs w:val="0"/>
                 <w:kern w:val="2"/>
-                <w:sz w:val="24"/>
-                <w:szCs w:val="24"/>
+                <w:sz w:val="26"/>
+                <w:szCs w:val="26"/>
                 <w:lang w:eastAsia="zh-CN"/>
                 <w14:ligatures w14:val="standardContextual"/>
               </w:rPr>
@@ -8841,8 +8924,8 @@
                 <w:rStyle w:val="Hyperlink"/>
                 <w:b w:val="0"/>
                 <w:bCs w:val="0"/>
-                <w:sz w:val="24"/>
-                <w:szCs w:val="24"/>
+                <w:sz w:val="26"/>
+                <w:szCs w:val="26"/>
               </w:rPr>
               <w:t>User Story 35: Xem thông báo hệ thống</w:t>
             </w:r>
@@ -8851,8 +8934,8 @@
                 <w:b w:val="0"/>
                 <w:bCs w:val="0"/>
                 <w:webHidden/>
-                <w:sz w:val="24"/>
-                <w:szCs w:val="24"/>
+                <w:sz w:val="26"/>
+                <w:szCs w:val="26"/>
               </w:rPr>
               <w:tab/>
             </w:r>
@@ -8861,8 +8944,8 @@
                 <w:b w:val="0"/>
                 <w:bCs w:val="0"/>
                 <w:webHidden/>
-                <w:sz w:val="24"/>
-                <w:szCs w:val="24"/>
+                <w:sz w:val="26"/>
+                <w:szCs w:val="26"/>
               </w:rPr>
               <w:fldChar w:fldCharType="begin"/>
             </w:r>
@@ -8871,18 +8954,18 @@
                 <w:b w:val="0"/>
                 <w:bCs w:val="0"/>
                 <w:webHidden/>
-                <w:sz w:val="24"/>
-                <w:szCs w:val="24"/>
-              </w:rPr>
-              <w:instrText xml:space="preserve"> PAGEREF _Toc228375931 \h </w:instrText>
+                <w:sz w:val="26"/>
+                <w:szCs w:val="26"/>
+              </w:rPr>
+              <w:instrText xml:space="preserve"> PAGEREF _Toc229230375 \h </w:instrText>
             </w:r>
             <w:r>
               <w:rPr>
                 <w:b w:val="0"/>
                 <w:bCs w:val="0"/>
                 <w:webHidden/>
-                <w:sz w:val="24"/>
-                <w:szCs w:val="24"/>
+                <w:sz w:val="26"/>
+                <w:szCs w:val="26"/>
               </w:rPr>
             </w:r>
             <w:r>
@@ -8890,8 +8973,8 @@
                 <w:b w:val="0"/>
                 <w:bCs w:val="0"/>
                 <w:webHidden/>
-                <w:sz w:val="24"/>
-                <w:szCs w:val="24"/>
+                <w:sz w:val="26"/>
+                <w:szCs w:val="26"/>
               </w:rPr>
               <w:fldChar w:fldCharType="separate"/>
             </w:r>
@@ -8900,18 +8983,18 @@
                 <w:b w:val="0"/>
                 <w:bCs w:val="0"/>
                 <w:webHidden/>
-                <w:sz w:val="24"/>
-                <w:szCs w:val="24"/>
-              </w:rPr>
-              <w:t>19</w:t>
+                <w:sz w:val="26"/>
+                <w:szCs w:val="26"/>
+              </w:rPr>
+              <w:t>17</w:t>
             </w:r>
             <w:r>
               <w:rPr>
                 <w:b w:val="0"/>
                 <w:bCs w:val="0"/>
                 <w:webHidden/>
-                <w:sz w:val="24"/>
-                <w:szCs w:val="24"/>
+                <w:sz w:val="26"/>
+                <w:szCs w:val="26"/>
               </w:rPr>
               <w:fldChar w:fldCharType="end"/>
             </w:r>
@@ -8920,25 +9003,27 @@
         <w:p>
           <w:pPr>
             <w:pStyle w:val="TOC2"/>
+            <w:spacing w:after="0" w:line="360" w:lineRule="auto"/>
+            <w:ind w:left="0"/>
             <w:rPr>
               <w:rFonts w:eastAsiaTheme="minorEastAsia"/>
               <w:b w:val="0"/>
               <w:bCs w:val="0"/>
               <w:kern w:val="2"/>
-              <w:sz w:val="24"/>
-              <w:szCs w:val="24"/>
+              <w:sz w:val="26"/>
+              <w:szCs w:val="26"/>
               <w:lang w:eastAsia="zh-CN"/>
               <w14:ligatures w14:val="standardContextual"/>
             </w:rPr>
           </w:pPr>
-          <w:hyperlink w:anchor="_Toc228375932" w:history="1">
+          <w:hyperlink w:anchor="_Toc229230376" w:history="1">
             <w:r>
               <w:rPr>
                 <w:rStyle w:val="Hyperlink"/>
                 <w:b w:val="0"/>
                 <w:bCs w:val="0"/>
-                <w:sz w:val="24"/>
-                <w:szCs w:val="24"/>
+                <w:sz w:val="26"/>
+                <w:szCs w:val="26"/>
               </w:rPr>
               <w:t>5.36.</w:t>
             </w:r>
@@ -8948,8 +9033,8 @@
                 <w:b w:val="0"/>
                 <w:bCs w:val="0"/>
                 <w:kern w:val="2"/>
-                <w:sz w:val="24"/>
-                <w:szCs w:val="24"/>
+                <w:sz w:val="26"/>
+                <w:szCs w:val="26"/>
                 <w:lang w:eastAsia="zh-CN"/>
                 <w14:ligatures w14:val="standardContextual"/>
               </w:rPr>
@@ -8960,8 +9045,8 @@
                 <w:rStyle w:val="Hyperlink"/>
                 <w:b w:val="0"/>
                 <w:bCs w:val="0"/>
-                <w:sz w:val="24"/>
-                <w:szCs w:val="24"/>
+                <w:sz w:val="26"/>
+                <w:szCs w:val="26"/>
               </w:rPr>
               <w:t>User Story 36: Xem tổng quan tình hình học tập</w:t>
             </w:r>
@@ -8970,8 +9055,8 @@
                 <w:b w:val="0"/>
                 <w:bCs w:val="0"/>
                 <w:webHidden/>
-                <w:sz w:val="24"/>
-                <w:szCs w:val="24"/>
+                <w:sz w:val="26"/>
+                <w:szCs w:val="26"/>
               </w:rPr>
               <w:tab/>
             </w:r>
@@ -8980,8 +9065,8 @@
                 <w:b w:val="0"/>
                 <w:bCs w:val="0"/>
                 <w:webHidden/>
-                <w:sz w:val="24"/>
-                <w:szCs w:val="24"/>
+                <w:sz w:val="26"/>
+                <w:szCs w:val="26"/>
               </w:rPr>
               <w:fldChar w:fldCharType="begin"/>
             </w:r>
@@ -8990,18 +9075,18 @@
                 <w:b w:val="0"/>
                 <w:bCs w:val="0"/>
                 <w:webHidden/>
-                <w:sz w:val="24"/>
-                <w:szCs w:val="24"/>
-              </w:rPr>
-              <w:instrText xml:space="preserve"> PAGEREF _Toc228375932 \h </w:instrText>
+                <w:sz w:val="26"/>
+                <w:szCs w:val="26"/>
+              </w:rPr>
+              <w:instrText xml:space="preserve"> PAGEREF _Toc229230376 \h </w:instrText>
             </w:r>
             <w:r>
               <w:rPr>
                 <w:b w:val="0"/>
                 <w:bCs w:val="0"/>
                 <w:webHidden/>
-                <w:sz w:val="24"/>
-                <w:szCs w:val="24"/>
+                <w:sz w:val="26"/>
+                <w:szCs w:val="26"/>
               </w:rPr>
             </w:r>
             <w:r>
@@ -9009,8 +9094,8 @@
                 <w:b w:val="0"/>
                 <w:bCs w:val="0"/>
                 <w:webHidden/>
-                <w:sz w:val="24"/>
-                <w:szCs w:val="24"/>
+                <w:sz w:val="26"/>
+                <w:szCs w:val="26"/>
               </w:rPr>
               <w:fldChar w:fldCharType="separate"/>
             </w:r>
@@ -9019,18 +9104,18 @@
                 <w:b w:val="0"/>
                 <w:bCs w:val="0"/>
                 <w:webHidden/>
-                <w:sz w:val="24"/>
-                <w:szCs w:val="24"/>
-              </w:rPr>
-              <w:t>19</w:t>
+                <w:sz w:val="26"/>
+                <w:szCs w:val="26"/>
+              </w:rPr>
+              <w:t>17</w:t>
             </w:r>
             <w:r>
               <w:rPr>
                 <w:b w:val="0"/>
                 <w:bCs w:val="0"/>
                 <w:webHidden/>
-                <w:sz w:val="24"/>
-                <w:szCs w:val="24"/>
+                <w:sz w:val="26"/>
+                <w:szCs w:val="26"/>
               </w:rPr>
               <w:fldChar w:fldCharType="end"/>
             </w:r>
@@ -9039,25 +9124,27 @@
         <w:p>
           <w:pPr>
             <w:pStyle w:val="TOC2"/>
+            <w:spacing w:after="0" w:line="360" w:lineRule="auto"/>
+            <w:ind w:left="0"/>
             <w:rPr>
               <w:rFonts w:eastAsiaTheme="minorEastAsia"/>
               <w:b w:val="0"/>
               <w:bCs w:val="0"/>
               <w:kern w:val="2"/>
-              <w:sz w:val="24"/>
-              <w:szCs w:val="24"/>
+              <w:sz w:val="26"/>
+              <w:szCs w:val="26"/>
               <w:lang w:eastAsia="zh-CN"/>
               <w14:ligatures w14:val="standardContextual"/>
             </w:rPr>
           </w:pPr>
-          <w:hyperlink w:anchor="_Toc228375933" w:history="1">
+          <w:hyperlink w:anchor="_Toc229230377" w:history="1">
             <w:r>
               <w:rPr>
                 <w:rStyle w:val="Hyperlink"/>
                 <w:b w:val="0"/>
                 <w:bCs w:val="0"/>
-                <w:sz w:val="24"/>
-                <w:szCs w:val="24"/>
+                <w:sz w:val="26"/>
+                <w:szCs w:val="26"/>
               </w:rPr>
               <w:t>5.37.</w:t>
             </w:r>
@@ -9067,8 +9154,8 @@
                 <w:b w:val="0"/>
                 <w:bCs w:val="0"/>
                 <w:kern w:val="2"/>
-                <w:sz w:val="24"/>
-                <w:szCs w:val="24"/>
+                <w:sz w:val="26"/>
+                <w:szCs w:val="26"/>
                 <w:lang w:eastAsia="zh-CN"/>
                 <w14:ligatures w14:val="standardContextual"/>
               </w:rPr>
@@ -9079,8 +9166,8 @@
                 <w:rStyle w:val="Hyperlink"/>
                 <w:b w:val="0"/>
                 <w:bCs w:val="0"/>
-                <w:sz w:val="24"/>
-                <w:szCs w:val="24"/>
+                <w:sz w:val="26"/>
+                <w:szCs w:val="26"/>
               </w:rPr>
               <w:t>User Story 37: Xem thông tin học sinh liên kết</w:t>
             </w:r>
@@ -9089,8 +9176,8 @@
                 <w:b w:val="0"/>
                 <w:bCs w:val="0"/>
                 <w:webHidden/>
-                <w:sz w:val="24"/>
-                <w:szCs w:val="24"/>
+                <w:sz w:val="26"/>
+                <w:szCs w:val="26"/>
               </w:rPr>
               <w:tab/>
             </w:r>
@@ -9099,8 +9186,8 @@
                 <w:b w:val="0"/>
                 <w:bCs w:val="0"/>
                 <w:webHidden/>
-                <w:sz w:val="24"/>
-                <w:szCs w:val="24"/>
+                <w:sz w:val="26"/>
+                <w:szCs w:val="26"/>
               </w:rPr>
               <w:fldChar w:fldCharType="begin"/>
             </w:r>
@@ -9109,18 +9196,18 @@
                 <w:b w:val="0"/>
                 <w:bCs w:val="0"/>
                 <w:webHidden/>
-                <w:sz w:val="24"/>
-                <w:szCs w:val="24"/>
-              </w:rPr>
-              <w:instrText xml:space="preserve"> PAGEREF _Toc228375933 \h </w:instrText>
+                <w:sz w:val="26"/>
+                <w:szCs w:val="26"/>
+              </w:rPr>
+              <w:instrText xml:space="preserve"> PAGEREF _Toc229230377 \h </w:instrText>
             </w:r>
             <w:r>
               <w:rPr>
                 <w:b w:val="0"/>
                 <w:bCs w:val="0"/>
                 <w:webHidden/>
-                <w:sz w:val="24"/>
-                <w:szCs w:val="24"/>
+                <w:sz w:val="26"/>
+                <w:szCs w:val="26"/>
               </w:rPr>
             </w:r>
             <w:r>
@@ -9128,8 +9215,8 @@
                 <w:b w:val="0"/>
                 <w:bCs w:val="0"/>
                 <w:webHidden/>
-                <w:sz w:val="24"/>
-                <w:szCs w:val="24"/>
+                <w:sz w:val="26"/>
+                <w:szCs w:val="26"/>
               </w:rPr>
               <w:fldChar w:fldCharType="separate"/>
             </w:r>
@@ -9138,18 +9225,18 @@
                 <w:b w:val="0"/>
                 <w:bCs w:val="0"/>
                 <w:webHidden/>
-                <w:sz w:val="24"/>
-                <w:szCs w:val="24"/>
-              </w:rPr>
-              <w:t>20</w:t>
+                <w:sz w:val="26"/>
+                <w:szCs w:val="26"/>
+              </w:rPr>
+              <w:t>18</w:t>
             </w:r>
             <w:r>
               <w:rPr>
                 <w:b w:val="0"/>
                 <w:bCs w:val="0"/>
                 <w:webHidden/>
-                <w:sz w:val="24"/>
-                <w:szCs w:val="24"/>
+                <w:sz w:val="26"/>
+                <w:szCs w:val="26"/>
               </w:rPr>
               <w:fldChar w:fldCharType="end"/>
             </w:r>
@@ -9158,25 +9245,27 @@
         <w:p>
           <w:pPr>
             <w:pStyle w:val="TOC2"/>
+            <w:spacing w:after="0" w:line="360" w:lineRule="auto"/>
+            <w:ind w:left="0"/>
             <w:rPr>
               <w:rFonts w:eastAsiaTheme="minorEastAsia"/>
               <w:b w:val="0"/>
               <w:bCs w:val="0"/>
               <w:kern w:val="2"/>
-              <w:sz w:val="24"/>
-              <w:szCs w:val="24"/>
+              <w:sz w:val="26"/>
+              <w:szCs w:val="26"/>
               <w:lang w:eastAsia="zh-CN"/>
               <w14:ligatures w14:val="standardContextual"/>
             </w:rPr>
           </w:pPr>
-          <w:hyperlink w:anchor="_Toc228375934" w:history="1">
+          <w:hyperlink w:anchor="_Toc229230378" w:history="1">
             <w:r>
               <w:rPr>
                 <w:rStyle w:val="Hyperlink"/>
                 <w:b w:val="0"/>
                 <w:bCs w:val="0"/>
-                <w:sz w:val="24"/>
-                <w:szCs w:val="24"/>
+                <w:sz w:val="26"/>
+                <w:szCs w:val="26"/>
               </w:rPr>
               <w:t>5.38.</w:t>
             </w:r>
@@ -9186,8 +9275,8 @@
                 <w:b w:val="0"/>
                 <w:bCs w:val="0"/>
                 <w:kern w:val="2"/>
-                <w:sz w:val="24"/>
-                <w:szCs w:val="24"/>
+                <w:sz w:val="26"/>
+                <w:szCs w:val="26"/>
                 <w:lang w:eastAsia="zh-CN"/>
                 <w14:ligatures w14:val="standardContextual"/>
               </w:rPr>
@@ -9198,8 +9287,8 @@
                 <w:rStyle w:val="Hyperlink"/>
                 <w:b w:val="0"/>
                 <w:bCs w:val="0"/>
-                <w:sz w:val="24"/>
-                <w:szCs w:val="24"/>
+                <w:sz w:val="26"/>
+                <w:szCs w:val="26"/>
               </w:rPr>
               <w:t>User Story 38: Xem điểm của học sinh</w:t>
             </w:r>
@@ -9208,8 +9297,8 @@
                 <w:b w:val="0"/>
                 <w:bCs w:val="0"/>
                 <w:webHidden/>
-                <w:sz w:val="24"/>
-                <w:szCs w:val="24"/>
+                <w:sz w:val="26"/>
+                <w:szCs w:val="26"/>
               </w:rPr>
               <w:tab/>
             </w:r>
@@ -9218,8 +9307,8 @@
                 <w:b w:val="0"/>
                 <w:bCs w:val="0"/>
                 <w:webHidden/>
-                <w:sz w:val="24"/>
-                <w:szCs w:val="24"/>
+                <w:sz w:val="26"/>
+                <w:szCs w:val="26"/>
               </w:rPr>
               <w:fldChar w:fldCharType="begin"/>
             </w:r>
@@ -9228,18 +9317,18 @@
                 <w:b w:val="0"/>
                 <w:bCs w:val="0"/>
                 <w:webHidden/>
-                <w:sz w:val="24"/>
-                <w:szCs w:val="24"/>
-              </w:rPr>
-              <w:instrText xml:space="preserve"> PAGEREF _Toc228375934 \h </w:instrText>
+                <w:sz w:val="26"/>
+                <w:szCs w:val="26"/>
+              </w:rPr>
+              <w:instrText xml:space="preserve"> PAGEREF _Toc229230378 \h </w:instrText>
             </w:r>
             <w:r>
               <w:rPr>
                 <w:b w:val="0"/>
                 <w:bCs w:val="0"/>
                 <w:webHidden/>
-                <w:sz w:val="24"/>
-                <w:szCs w:val="24"/>
+                <w:sz w:val="26"/>
+                <w:szCs w:val="26"/>
               </w:rPr>
             </w:r>
             <w:r>
@@ -9247,8 +9336,8 @@
                 <w:b w:val="0"/>
                 <w:bCs w:val="0"/>
                 <w:webHidden/>
-                <w:sz w:val="24"/>
-                <w:szCs w:val="24"/>
+                <w:sz w:val="26"/>
+                <w:szCs w:val="26"/>
               </w:rPr>
               <w:fldChar w:fldCharType="separate"/>
             </w:r>
@@ -9257,18 +9346,18 @@
                 <w:b w:val="0"/>
                 <w:bCs w:val="0"/>
                 <w:webHidden/>
-                <w:sz w:val="24"/>
-                <w:szCs w:val="24"/>
-              </w:rPr>
-              <w:t>20</w:t>
+                <w:sz w:val="26"/>
+                <w:szCs w:val="26"/>
+              </w:rPr>
+              <w:t>18</w:t>
             </w:r>
             <w:r>
               <w:rPr>
                 <w:b w:val="0"/>
                 <w:bCs w:val="0"/>
                 <w:webHidden/>
-                <w:sz w:val="24"/>
-                <w:szCs w:val="24"/>
+                <w:sz w:val="26"/>
+                <w:szCs w:val="26"/>
               </w:rPr>
               <w:fldChar w:fldCharType="end"/>
             </w:r>
@@ -9277,25 +9366,27 @@
         <w:p>
           <w:pPr>
             <w:pStyle w:val="TOC2"/>
+            <w:spacing w:after="0" w:line="360" w:lineRule="auto"/>
+            <w:ind w:left="0"/>
             <w:rPr>
               <w:rFonts w:eastAsiaTheme="minorEastAsia"/>
               <w:b w:val="0"/>
               <w:bCs w:val="0"/>
               <w:kern w:val="2"/>
-              <w:sz w:val="24"/>
-              <w:szCs w:val="24"/>
+              <w:sz w:val="26"/>
+              <w:szCs w:val="26"/>
               <w:lang w:eastAsia="zh-CN"/>
               <w14:ligatures w14:val="standardContextual"/>
             </w:rPr>
           </w:pPr>
-          <w:hyperlink w:anchor="_Toc228375935" w:history="1">
+          <w:hyperlink w:anchor="_Toc229230379" w:history="1">
             <w:r>
               <w:rPr>
                 <w:rStyle w:val="Hyperlink"/>
                 <w:b w:val="0"/>
                 <w:bCs w:val="0"/>
-                <w:sz w:val="24"/>
-                <w:szCs w:val="24"/>
+                <w:sz w:val="26"/>
+                <w:szCs w:val="26"/>
               </w:rPr>
               <w:t>5.39.</w:t>
             </w:r>
@@ -9305,8 +9396,8 @@
                 <w:b w:val="0"/>
                 <w:bCs w:val="0"/>
                 <w:kern w:val="2"/>
-                <w:sz w:val="24"/>
-                <w:szCs w:val="24"/>
+                <w:sz w:val="26"/>
+                <w:szCs w:val="26"/>
                 <w:lang w:eastAsia="zh-CN"/>
                 <w14:ligatures w14:val="standardContextual"/>
               </w:rPr>
@@ -9317,8 +9408,8 @@
                 <w:rStyle w:val="Hyperlink"/>
                 <w:b w:val="0"/>
                 <w:bCs w:val="0"/>
-                <w:sz w:val="24"/>
-                <w:szCs w:val="24"/>
+                <w:sz w:val="26"/>
+                <w:szCs w:val="26"/>
               </w:rPr>
               <w:t>User Story 39: Xem dữ liệu chuyên cần</w:t>
             </w:r>
@@ -9327,8 +9418,8 @@
                 <w:rStyle w:val="Hyperlink"/>
                 <w:b w:val="0"/>
                 <w:bCs w:val="0"/>
-                <w:sz w:val="24"/>
-                <w:szCs w:val="24"/>
+                <w:sz w:val="26"/>
+                <w:szCs w:val="26"/>
                 <w:lang w:val="vi-VN"/>
               </w:rPr>
               <w:t xml:space="preserve"> của học sinh</w:t>
@@ -9338,8 +9429,8 @@
                 <w:b w:val="0"/>
                 <w:bCs w:val="0"/>
                 <w:webHidden/>
-                <w:sz w:val="24"/>
-                <w:szCs w:val="24"/>
+                <w:sz w:val="26"/>
+                <w:szCs w:val="26"/>
               </w:rPr>
               <w:tab/>
             </w:r>
@@ -9348,8 +9439,8 @@
                 <w:b w:val="0"/>
                 <w:bCs w:val="0"/>
                 <w:webHidden/>
-                <w:sz w:val="24"/>
-                <w:szCs w:val="24"/>
+                <w:sz w:val="26"/>
+                <w:szCs w:val="26"/>
               </w:rPr>
               <w:fldChar w:fldCharType="begin"/>
             </w:r>
@@ -9358,18 +9449,18 @@
                 <w:b w:val="0"/>
                 <w:bCs w:val="0"/>
                 <w:webHidden/>
-                <w:sz w:val="24"/>
-                <w:szCs w:val="24"/>
-              </w:rPr>
-              <w:instrText xml:space="preserve"> PAGEREF _Toc228375935 \h </w:instrText>
+                <w:sz w:val="26"/>
+                <w:szCs w:val="26"/>
+              </w:rPr>
+              <w:instrText xml:space="preserve"> PAGEREF _Toc229230379 \h </w:instrText>
             </w:r>
             <w:r>
               <w:rPr>
                 <w:b w:val="0"/>
                 <w:bCs w:val="0"/>
                 <w:webHidden/>
-                <w:sz w:val="24"/>
-                <w:szCs w:val="24"/>
+                <w:sz w:val="26"/>
+                <w:szCs w:val="26"/>
               </w:rPr>
             </w:r>
             <w:r>
@@ -9377,8 +9468,8 @@
                 <w:b w:val="0"/>
                 <w:bCs w:val="0"/>
                 <w:webHidden/>
-                <w:sz w:val="24"/>
-                <w:szCs w:val="24"/>
+                <w:sz w:val="26"/>
+                <w:szCs w:val="26"/>
               </w:rPr>
               <w:fldChar w:fldCharType="separate"/>
             </w:r>
@@ -9387,18 +9478,18 @@
                 <w:b w:val="0"/>
                 <w:bCs w:val="0"/>
                 <w:webHidden/>
-                <w:sz w:val="24"/>
-                <w:szCs w:val="24"/>
-              </w:rPr>
-              <w:t>20</w:t>
+                <w:sz w:val="26"/>
+                <w:szCs w:val="26"/>
+              </w:rPr>
+              <w:t>18</w:t>
             </w:r>
             <w:r>
               <w:rPr>
                 <w:b w:val="0"/>
                 <w:bCs w:val="0"/>
                 <w:webHidden/>
-                <w:sz w:val="24"/>
-                <w:szCs w:val="24"/>
+                <w:sz w:val="26"/>
+                <w:szCs w:val="26"/>
               </w:rPr>
               <w:fldChar w:fldCharType="end"/>
             </w:r>
@@ -9407,25 +9498,27 @@
         <w:p>
           <w:pPr>
             <w:pStyle w:val="TOC2"/>
+            <w:spacing w:after="0" w:line="360" w:lineRule="auto"/>
+            <w:ind w:left="0"/>
             <w:rPr>
               <w:rFonts w:eastAsiaTheme="minorEastAsia"/>
               <w:b w:val="0"/>
               <w:bCs w:val="0"/>
               <w:kern w:val="2"/>
-              <w:sz w:val="24"/>
-              <w:szCs w:val="24"/>
+              <w:sz w:val="26"/>
+              <w:szCs w:val="26"/>
               <w:lang w:eastAsia="zh-CN"/>
               <w14:ligatures w14:val="standardContextual"/>
             </w:rPr>
           </w:pPr>
-          <w:hyperlink w:anchor="_Toc228375936" w:history="1">
+          <w:hyperlink w:anchor="_Toc229230380" w:history="1">
             <w:r>
               <w:rPr>
                 <w:rStyle w:val="Hyperlink"/>
                 <w:b w:val="0"/>
                 <w:bCs w:val="0"/>
-                <w:sz w:val="24"/>
-                <w:szCs w:val="24"/>
+                <w:sz w:val="26"/>
+                <w:szCs w:val="26"/>
               </w:rPr>
               <w:t>5.40.</w:t>
             </w:r>
@@ -9435,8 +9528,8 @@
                 <w:b w:val="0"/>
                 <w:bCs w:val="0"/>
                 <w:kern w:val="2"/>
-                <w:sz w:val="24"/>
-                <w:szCs w:val="24"/>
+                <w:sz w:val="26"/>
+                <w:szCs w:val="26"/>
                 <w:lang w:eastAsia="zh-CN"/>
                 <w14:ligatures w14:val="standardContextual"/>
               </w:rPr>
@@ -9447,8 +9540,8 @@
                 <w:rStyle w:val="Hyperlink"/>
                 <w:b w:val="0"/>
                 <w:bCs w:val="0"/>
-                <w:sz w:val="24"/>
-                <w:szCs w:val="24"/>
+                <w:sz w:val="26"/>
+                <w:szCs w:val="26"/>
               </w:rPr>
               <w:t>User Story 40: Xem thời khóa biểu của học sinh</w:t>
             </w:r>
@@ -9457,8 +9550,8 @@
                 <w:b w:val="0"/>
                 <w:bCs w:val="0"/>
                 <w:webHidden/>
-                <w:sz w:val="24"/>
-                <w:szCs w:val="24"/>
+                <w:sz w:val="26"/>
+                <w:szCs w:val="26"/>
               </w:rPr>
               <w:tab/>
             </w:r>
@@ -9467,8 +9560,8 @@
                 <w:b w:val="0"/>
                 <w:bCs w:val="0"/>
                 <w:webHidden/>
-                <w:sz w:val="24"/>
-                <w:szCs w:val="24"/>
+                <w:sz w:val="26"/>
+                <w:szCs w:val="26"/>
               </w:rPr>
               <w:fldChar w:fldCharType="begin"/>
             </w:r>
@@ -9477,18 +9570,18 @@
                 <w:b w:val="0"/>
                 <w:bCs w:val="0"/>
                 <w:webHidden/>
-                <w:sz w:val="24"/>
-                <w:szCs w:val="24"/>
-              </w:rPr>
-              <w:instrText xml:space="preserve"> PAGEREF _Toc228375936 \h </w:instrText>
+                <w:sz w:val="26"/>
+                <w:szCs w:val="26"/>
+              </w:rPr>
+              <w:instrText xml:space="preserve"> PAGEREF _Toc229230380 \h </w:instrText>
             </w:r>
             <w:r>
               <w:rPr>
                 <w:b w:val="0"/>
                 <w:bCs w:val="0"/>
                 <w:webHidden/>
-                <w:sz w:val="24"/>
-                <w:szCs w:val="24"/>
+                <w:sz w:val="26"/>
+                <w:szCs w:val="26"/>
               </w:rPr>
             </w:r>
             <w:r>
@@ -9496,8 +9589,8 @@
                 <w:b w:val="0"/>
                 <w:bCs w:val="0"/>
                 <w:webHidden/>
-                <w:sz w:val="24"/>
-                <w:szCs w:val="24"/>
+                <w:sz w:val="26"/>
+                <w:szCs w:val="26"/>
               </w:rPr>
               <w:fldChar w:fldCharType="separate"/>
             </w:r>
@@ -9506,18 +9599,18 @@
                 <w:b w:val="0"/>
                 <w:bCs w:val="0"/>
                 <w:webHidden/>
-                <w:sz w:val="24"/>
-                <w:szCs w:val="24"/>
-              </w:rPr>
-              <w:t>21</w:t>
+                <w:sz w:val="26"/>
+                <w:szCs w:val="26"/>
+              </w:rPr>
+              <w:t>19</w:t>
             </w:r>
             <w:r>
               <w:rPr>
                 <w:b w:val="0"/>
                 <w:bCs w:val="0"/>
                 <w:webHidden/>
-                <w:sz w:val="24"/>
-                <w:szCs w:val="24"/>
+                <w:sz w:val="26"/>
+                <w:szCs w:val="26"/>
               </w:rPr>
               <w:fldChar w:fldCharType="end"/>
             </w:r>
@@ -9526,25 +9619,27 @@
         <w:p>
           <w:pPr>
             <w:pStyle w:val="TOC2"/>
+            <w:spacing w:after="0" w:line="360" w:lineRule="auto"/>
+            <w:ind w:left="0"/>
             <w:rPr>
               <w:rFonts w:eastAsiaTheme="minorEastAsia"/>
               <w:b w:val="0"/>
               <w:bCs w:val="0"/>
               <w:kern w:val="2"/>
-              <w:sz w:val="24"/>
-              <w:szCs w:val="24"/>
+              <w:sz w:val="26"/>
+              <w:szCs w:val="26"/>
               <w:lang w:eastAsia="zh-CN"/>
               <w14:ligatures w14:val="standardContextual"/>
             </w:rPr>
           </w:pPr>
-          <w:hyperlink w:anchor="_Toc228375937" w:history="1">
+          <w:hyperlink w:anchor="_Toc229230381" w:history="1">
             <w:r>
               <w:rPr>
                 <w:rStyle w:val="Hyperlink"/>
                 <w:b w:val="0"/>
                 <w:bCs w:val="0"/>
-                <w:sz w:val="24"/>
-                <w:szCs w:val="24"/>
+                <w:sz w:val="26"/>
+                <w:szCs w:val="26"/>
               </w:rPr>
               <w:t>5.41.</w:t>
             </w:r>
@@ -9554,8 +9649,8 @@
                 <w:b w:val="0"/>
                 <w:bCs w:val="0"/>
                 <w:kern w:val="2"/>
-                <w:sz w:val="24"/>
-                <w:szCs w:val="24"/>
+                <w:sz w:val="26"/>
+                <w:szCs w:val="26"/>
                 <w:lang w:eastAsia="zh-CN"/>
                 <w14:ligatures w14:val="standardContextual"/>
               </w:rPr>
@@ -9566,8 +9661,8 @@
                 <w:rStyle w:val="Hyperlink"/>
                 <w:b w:val="0"/>
                 <w:bCs w:val="0"/>
-                <w:sz w:val="24"/>
-                <w:szCs w:val="24"/>
+                <w:sz w:val="26"/>
+                <w:szCs w:val="26"/>
               </w:rPr>
               <w:t>User Story 41: Xem thông báo liên quan</w:t>
             </w:r>
@@ -9576,8 +9671,8 @@
                 <w:b w:val="0"/>
                 <w:bCs w:val="0"/>
                 <w:webHidden/>
-                <w:sz w:val="24"/>
-                <w:szCs w:val="24"/>
+                <w:sz w:val="26"/>
+                <w:szCs w:val="26"/>
               </w:rPr>
               <w:tab/>
             </w:r>
@@ -9586,8 +9681,8 @@
                 <w:b w:val="0"/>
                 <w:bCs w:val="0"/>
                 <w:webHidden/>
-                <w:sz w:val="24"/>
-                <w:szCs w:val="24"/>
+                <w:sz w:val="26"/>
+                <w:szCs w:val="26"/>
               </w:rPr>
               <w:fldChar w:fldCharType="begin"/>
             </w:r>
@@ -9596,18 +9691,18 @@
                 <w:b w:val="0"/>
                 <w:bCs w:val="0"/>
                 <w:webHidden/>
-                <w:sz w:val="24"/>
-                <w:szCs w:val="24"/>
-              </w:rPr>
-              <w:instrText xml:space="preserve"> PAGEREF _Toc228375937 \h </w:instrText>
+                <w:sz w:val="26"/>
+                <w:szCs w:val="26"/>
+              </w:rPr>
+              <w:instrText xml:space="preserve"> PAGEREF _Toc229230381 \h </w:instrText>
             </w:r>
             <w:r>
               <w:rPr>
                 <w:b w:val="0"/>
                 <w:bCs w:val="0"/>
                 <w:webHidden/>
-                <w:sz w:val="24"/>
-                <w:szCs w:val="24"/>
+                <w:sz w:val="26"/>
+                <w:szCs w:val="26"/>
               </w:rPr>
             </w:r>
             <w:r>
@@ -9615,8 +9710,8 @@
                 <w:b w:val="0"/>
                 <w:bCs w:val="0"/>
                 <w:webHidden/>
-                <w:sz w:val="24"/>
-                <w:szCs w:val="24"/>
+                <w:sz w:val="26"/>
+                <w:szCs w:val="26"/>
               </w:rPr>
               <w:fldChar w:fldCharType="separate"/>
             </w:r>
@@ -9625,18 +9720,18 @@
                 <w:b w:val="0"/>
                 <w:bCs w:val="0"/>
                 <w:webHidden/>
-                <w:sz w:val="24"/>
-                <w:szCs w:val="24"/>
-              </w:rPr>
-              <w:t>21</w:t>
+                <w:sz w:val="26"/>
+                <w:szCs w:val="26"/>
+              </w:rPr>
+              <w:t>19</w:t>
             </w:r>
             <w:r>
               <w:rPr>
                 <w:b w:val="0"/>
                 <w:bCs w:val="0"/>
                 <w:webHidden/>
-                <w:sz w:val="24"/>
-                <w:szCs w:val="24"/>
+                <w:sz w:val="26"/>
+                <w:szCs w:val="26"/>
               </w:rPr>
               <w:fldChar w:fldCharType="end"/>
             </w:r>
@@ -9645,25 +9740,27 @@
         <w:p>
           <w:pPr>
             <w:pStyle w:val="TOC2"/>
+            <w:spacing w:after="0" w:line="360" w:lineRule="auto"/>
+            <w:ind w:left="0"/>
             <w:rPr>
               <w:rFonts w:eastAsiaTheme="minorEastAsia"/>
               <w:b w:val="0"/>
               <w:bCs w:val="0"/>
               <w:kern w:val="2"/>
-              <w:sz w:val="24"/>
-              <w:szCs w:val="24"/>
+              <w:sz w:val="26"/>
+              <w:szCs w:val="26"/>
               <w:lang w:eastAsia="zh-CN"/>
               <w14:ligatures w14:val="standardContextual"/>
             </w:rPr>
           </w:pPr>
-          <w:hyperlink w:anchor="_Toc228375938" w:history="1">
+          <w:hyperlink w:anchor="_Toc229230382" w:history="1">
             <w:r>
               <w:rPr>
                 <w:rStyle w:val="Hyperlink"/>
                 <w:b w:val="0"/>
                 <w:bCs w:val="0"/>
-                <w:sz w:val="24"/>
-                <w:szCs w:val="24"/>
+                <w:sz w:val="26"/>
+                <w:szCs w:val="26"/>
               </w:rPr>
               <w:t>5.42.</w:t>
             </w:r>
@@ -9673,8 +9770,8 @@
                 <w:b w:val="0"/>
                 <w:bCs w:val="0"/>
                 <w:kern w:val="2"/>
-                <w:sz w:val="24"/>
-                <w:szCs w:val="24"/>
+                <w:sz w:val="26"/>
+                <w:szCs w:val="26"/>
                 <w:lang w:eastAsia="zh-CN"/>
                 <w14:ligatures w14:val="standardContextual"/>
               </w:rPr>
@@ -9685,8 +9782,8 @@
                 <w:rStyle w:val="Hyperlink"/>
                 <w:b w:val="0"/>
                 <w:bCs w:val="0"/>
-                <w:sz w:val="24"/>
-                <w:szCs w:val="24"/>
+                <w:sz w:val="26"/>
+                <w:szCs w:val="26"/>
               </w:rPr>
               <w:t>User Story 42</w:t>
             </w:r>
@@ -9695,8 +9792,8 @@
                 <w:rStyle w:val="Hyperlink"/>
                 <w:b w:val="0"/>
                 <w:bCs w:val="0"/>
-                <w:sz w:val="24"/>
-                <w:szCs w:val="24"/>
+                <w:sz w:val="26"/>
+                <w:szCs w:val="26"/>
                 <w:lang w:val="vi-VN"/>
               </w:rPr>
               <w:t xml:space="preserve">: </w:t>
@@ -9706,8 +9803,8 @@
                 <w:rStyle w:val="Hyperlink"/>
                 <w:b w:val="0"/>
                 <w:bCs w:val="0"/>
-                <w:sz w:val="24"/>
-                <w:szCs w:val="24"/>
+                <w:sz w:val="26"/>
+                <w:szCs w:val="26"/>
               </w:rPr>
               <w:t>Xem tổng quan tình hình học tập của học sinh</w:t>
             </w:r>
@@ -9716,8 +9813,8 @@
                 <w:b w:val="0"/>
                 <w:bCs w:val="0"/>
                 <w:webHidden/>
-                <w:sz w:val="24"/>
-                <w:szCs w:val="24"/>
+                <w:sz w:val="26"/>
+                <w:szCs w:val="26"/>
               </w:rPr>
               <w:tab/>
             </w:r>
@@ -9726,8 +9823,8 @@
                 <w:b w:val="0"/>
                 <w:bCs w:val="0"/>
                 <w:webHidden/>
-                <w:sz w:val="24"/>
-                <w:szCs w:val="24"/>
+                <w:sz w:val="26"/>
+                <w:szCs w:val="26"/>
               </w:rPr>
               <w:fldChar w:fldCharType="begin"/>
             </w:r>
@@ -9736,18 +9833,18 @@
                 <w:b w:val="0"/>
                 <w:bCs w:val="0"/>
                 <w:webHidden/>
-                <w:sz w:val="24"/>
-                <w:szCs w:val="24"/>
-              </w:rPr>
-              <w:instrText xml:space="preserve"> PAGEREF _Toc228375938 \h </w:instrText>
+                <w:sz w:val="26"/>
+                <w:szCs w:val="26"/>
+              </w:rPr>
+              <w:instrText xml:space="preserve"> PAGEREF _Toc229230382 \h </w:instrText>
             </w:r>
             <w:r>
               <w:rPr>
                 <w:b w:val="0"/>
                 <w:bCs w:val="0"/>
                 <w:webHidden/>
-                <w:sz w:val="24"/>
-                <w:szCs w:val="24"/>
+                <w:sz w:val="26"/>
+                <w:szCs w:val="26"/>
               </w:rPr>
             </w:r>
             <w:r>
@@ -9755,8 +9852,8 @@
                 <w:b w:val="0"/>
                 <w:bCs w:val="0"/>
                 <w:webHidden/>
-                <w:sz w:val="24"/>
-                <w:szCs w:val="24"/>
+                <w:sz w:val="26"/>
+                <w:szCs w:val="26"/>
               </w:rPr>
               <w:fldChar w:fldCharType="separate"/>
             </w:r>
@@ -9765,18 +9862,18 @@
                 <w:b w:val="0"/>
                 <w:bCs w:val="0"/>
                 <w:webHidden/>
-                <w:sz w:val="24"/>
-                <w:szCs w:val="24"/>
-              </w:rPr>
-              <w:t>22</w:t>
+                <w:sz w:val="26"/>
+                <w:szCs w:val="26"/>
+              </w:rPr>
+              <w:t>20</w:t>
             </w:r>
             <w:r>
               <w:rPr>
                 <w:b w:val="0"/>
                 <w:bCs w:val="0"/>
                 <w:webHidden/>
-                <w:sz w:val="24"/>
-                <w:szCs w:val="24"/>
+                <w:sz w:val="26"/>
+                <w:szCs w:val="26"/>
               </w:rPr>
               <w:fldChar w:fldCharType="end"/>
             </w:r>
@@ -9784,6 +9881,7 @@
         </w:p>
         <w:p>
           <w:pPr>
+            <w:spacing w:after="0" w:line="360" w:lineRule="auto"/>
             <w:rPr>
               <w:rFonts w:ascii="Times New Roman" w:hAnsi="Times New Roman" w:cs="Times New Roman"/>
             </w:rPr>
@@ -9792,6 +9890,8 @@
             <w:rPr>
               <w:rFonts w:ascii="Times New Roman" w:hAnsi="Times New Roman" w:cs="Times New Roman"/>
               <w:noProof/>
+              <w:sz w:val="26"/>
+              <w:szCs w:val="26"/>
             </w:rPr>
             <w:fldChar w:fldCharType="end"/>
           </w:r>
@@ -9832,91 +9932,15 @@
           <w:sz w:val="26"/>
           <w:szCs w:val="26"/>
         </w:rPr>
-      </w:pPr>
-      <w:bookmarkStart w:id="0" w:name="_Toc228375892"/>
-      <w:r>
-        <w:rPr>
-          <w:rFonts w:ascii="Times New Roman" w:hAnsi="Times New Roman" w:cs="Times New Roman"/>
-          <w:b/>
-          <w:sz w:val="26"/>
-          <w:szCs w:val="26"/>
-        </w:rPr>
-        <w:lastRenderedPageBreak/>
-        <w:t>MỤC ĐÍCH TÀI LIÊU</w:t>
-      </w:r>
-      <w:bookmarkEnd w:id="0"/>
-    </w:p>
-    <w:p>
-      <w:pPr>
-        <w:pStyle w:val="ListParagraph"/>
-        <w:numPr>
-          <w:ilvl w:val="0"/>
-          <w:numId w:val="3"/>
-        </w:numPr>
-        <w:spacing w:after="0" w:line="360" w:lineRule="auto"/>
-        <w:jc w:val="both"/>
-        <w:rPr>
-          <w:rFonts w:ascii="Times New Roman" w:hAnsi="Times New Roman" w:cs="Times New Roman"/>
-          <w:sz w:val="26"/>
-          <w:szCs w:val="26"/>
-        </w:rPr>
-      </w:pPr>
-      <w:r>
-        <w:rPr>
-          <w:rFonts w:ascii="Times New Roman" w:hAnsi="Times New Roman" w:cs="Times New Roman"/>
-          <w:sz w:val="26"/>
-          <w:szCs w:val="26"/>
-        </w:rPr>
-        <w:t>Tài liệu này sẽ chỉ định các đặc tính của “Xây dựng hệ thống cổng kết nối trường học, phụ huynh và học sinh tích hợp AI hỗ trợ các công việc quản lý và tra cứu thông tin” sẽ được phát triển. Khách hàng và các bên liên quan sẽ sử dụng tài liệu này để đảm bảo tính đầy đủ và chính xác của các yêu cầu hệ thống, bao gồm yêu cầu chức năng và các yêu cầu về chất lượng.</w:t>
-      </w:r>
-    </w:p>
-    <w:p>
-      <w:pPr>
-        <w:pStyle w:val="ListParagraph"/>
-        <w:numPr>
-          <w:ilvl w:val="0"/>
-          <w:numId w:val="3"/>
-        </w:numPr>
-        <w:spacing w:after="0" w:line="360" w:lineRule="auto"/>
-        <w:jc w:val="both"/>
-        <w:rPr>
-          <w:rFonts w:ascii="Times New Roman" w:hAnsi="Times New Roman" w:cs="Times New Roman"/>
-          <w:sz w:val="26"/>
-          <w:szCs w:val="26"/>
-        </w:rPr>
-      </w:pPr>
-      <w:r>
-        <w:rPr>
-          <w:rFonts w:ascii="Times New Roman" w:hAnsi="Times New Roman" w:cs="Times New Roman"/>
-          <w:sz w:val="26"/>
-          <w:szCs w:val="26"/>
-        </w:rPr>
-        <w:t>Tài liệu này thảo luận về hướng phát triển của hệ thống, đồng thời hỗ trợ việc điều chỉnh các yêu cầu sử dụng sao cho phù hợp với nhu cầu thực tế.</w:t>
-      </w:r>
-    </w:p>
-    <w:p>
-      <w:pPr>
-        <w:pStyle w:val="ListParagraph"/>
-        <w:numPr>
-          <w:ilvl w:val="0"/>
-          <w:numId w:val="3"/>
-        </w:numPr>
-        <w:spacing w:after="0" w:line="360" w:lineRule="auto"/>
-        <w:jc w:val="both"/>
-        <w:rPr>
-          <w:rFonts w:ascii="Times New Roman" w:hAnsi="Times New Roman" w:cs="Times New Roman"/>
-          <w:sz w:val="26"/>
-          <w:szCs w:val="26"/>
-        </w:rPr>
-      </w:pPr>
-      <w:r>
-        <w:rPr>
-          <w:rFonts w:ascii="Times New Roman" w:hAnsi="Times New Roman" w:cs="Times New Roman"/>
-          <w:sz w:val="26"/>
-          <w:szCs w:val="26"/>
-        </w:rPr>
-        <w:t>Đối tượng sử dụng của tài liệu này bao gồm khách hàng (nhà trường), giảng viên hướng dẫn và bất kỳ nhóm phát triển phần mềm nào trong tương lai có nhu cầu mở rộng hệ thống.</w:t>
-      </w:r>
+        <w:sectPr>
+          <w:footerReference w:type="default" r:id="rId11"/>
+          <w:pgSz w:w="11907" w:h="16839" w:code="9"/>
+          <w:pgMar w:top="1134" w:right="851" w:bottom="1134" w:left="1701" w:header="720" w:footer="680" w:gutter="0"/>
+          <w:pgNumType w:start="1"/>
+          <w:cols w:space="720"/>
+          <w:docGrid w:linePitch="360"/>
+        </w:sectPr>
+      </w:pPr>
     </w:p>
     <w:p>
       <w:pPr>
@@ -9935,7 +9959,109 @@
           <w:szCs w:val="26"/>
         </w:rPr>
       </w:pPr>
-      <w:bookmarkStart w:id="1" w:name="_Toc228375893"/>
+      <w:bookmarkStart w:id="0" w:name="_Toc229230336"/>
+      <w:r>
+        <w:rPr>
+          <w:rFonts w:ascii="Times New Roman" w:hAnsi="Times New Roman" w:cs="Times New Roman"/>
+          <w:b/>
+          <w:sz w:val="26"/>
+          <w:szCs w:val="26"/>
+        </w:rPr>
+        <w:lastRenderedPageBreak/>
+        <w:t>MỤC ĐÍCH TÀI LIÊU</w:t>
+      </w:r>
+      <w:bookmarkEnd w:id="0"/>
+    </w:p>
+    <w:p>
+      <w:pPr>
+        <w:pStyle w:val="ListParagraph"/>
+        <w:numPr>
+          <w:ilvl w:val="0"/>
+          <w:numId w:val="3"/>
+        </w:numPr>
+        <w:spacing w:after="0" w:line="360" w:lineRule="auto"/>
+        <w:jc w:val="both"/>
+        <w:rPr>
+          <w:rFonts w:ascii="Times New Roman" w:hAnsi="Times New Roman" w:cs="Times New Roman"/>
+          <w:sz w:val="26"/>
+          <w:szCs w:val="26"/>
+        </w:rPr>
+      </w:pPr>
+      <w:r>
+        <w:rPr>
+          <w:rFonts w:ascii="Times New Roman" w:hAnsi="Times New Roman" w:cs="Times New Roman"/>
+          <w:sz w:val="26"/>
+          <w:szCs w:val="26"/>
+        </w:rPr>
+        <w:t>Tài liệu này sẽ chỉ định các đặc tính của “Xây dựng hệ thống cổng kết nối trường học, phụ huynh và học sinh tích hợp AI hỗ trợ các công việc quản lý và tra cứu thông tin” sẽ được phát triển. Khách hàng và các bên liên quan sẽ sử dụng tài liệu này để đảm bảo tính đầy đủ và chính xác của các yêu cầu hệ thống, bao gồm yêu cầu chức năng và các yêu cầu về chất lượng.</w:t>
+      </w:r>
+    </w:p>
+    <w:p>
+      <w:pPr>
+        <w:pStyle w:val="ListParagraph"/>
+        <w:numPr>
+          <w:ilvl w:val="0"/>
+          <w:numId w:val="3"/>
+        </w:numPr>
+        <w:spacing w:after="0" w:line="360" w:lineRule="auto"/>
+        <w:jc w:val="both"/>
+        <w:rPr>
+          <w:rFonts w:ascii="Times New Roman" w:hAnsi="Times New Roman" w:cs="Times New Roman"/>
+          <w:sz w:val="26"/>
+          <w:szCs w:val="26"/>
+        </w:rPr>
+      </w:pPr>
+      <w:r>
+        <w:rPr>
+          <w:rFonts w:ascii="Times New Roman" w:hAnsi="Times New Roman" w:cs="Times New Roman"/>
+          <w:sz w:val="26"/>
+          <w:szCs w:val="26"/>
+        </w:rPr>
+        <w:t>Tài liệu này thảo luận về hướng phát triển của hệ thống, đồng thời hỗ trợ việc điều chỉnh các yêu cầu sử dụng sao cho phù hợp với nhu cầu thực tế.</w:t>
+      </w:r>
+    </w:p>
+    <w:p>
+      <w:pPr>
+        <w:pStyle w:val="ListParagraph"/>
+        <w:numPr>
+          <w:ilvl w:val="0"/>
+          <w:numId w:val="3"/>
+        </w:numPr>
+        <w:spacing w:after="0" w:line="360" w:lineRule="auto"/>
+        <w:jc w:val="both"/>
+        <w:rPr>
+          <w:rFonts w:ascii="Times New Roman" w:hAnsi="Times New Roman" w:cs="Times New Roman"/>
+          <w:sz w:val="26"/>
+          <w:szCs w:val="26"/>
+        </w:rPr>
+      </w:pPr>
+      <w:r>
+        <w:rPr>
+          <w:rFonts w:ascii="Times New Roman" w:hAnsi="Times New Roman" w:cs="Times New Roman"/>
+          <w:sz w:val="26"/>
+          <w:szCs w:val="26"/>
+        </w:rPr>
+        <w:t>Đối tượng sử dụng của tài liệu này bao gồm khách hàng (nhà trường), giảng viên hướng dẫn và bất kỳ nhóm phát triển phần mềm nào trong tương lai có nhu cầu mở rộng hệ thống.</w:t>
+      </w:r>
+    </w:p>
+    <w:p>
+      <w:pPr>
+        <w:pStyle w:val="ListParagraph"/>
+        <w:numPr>
+          <w:ilvl w:val="0"/>
+          <w:numId w:val="1"/>
+        </w:numPr>
+        <w:spacing w:after="0" w:line="360" w:lineRule="auto"/>
+        <w:jc w:val="both"/>
+        <w:outlineLvl w:val="0"/>
+        <w:rPr>
+          <w:rFonts w:ascii="Times New Roman" w:hAnsi="Times New Roman" w:cs="Times New Roman"/>
+          <w:b/>
+          <w:sz w:val="26"/>
+          <w:szCs w:val="26"/>
+        </w:rPr>
+      </w:pPr>
+      <w:bookmarkStart w:id="1" w:name="_Toc229230337"/>
       <w:r>
         <w:rPr>
           <w:rFonts w:ascii="Times New Roman" w:hAnsi="Times New Roman" w:cs="Times New Roman"/>
@@ -10078,7 +10204,7 @@
           <w:szCs w:val="26"/>
         </w:rPr>
       </w:pPr>
-      <w:bookmarkStart w:id="2" w:name="_Toc228375894"/>
+      <w:bookmarkStart w:id="2" w:name="_Toc229230338"/>
       <w:r>
         <w:rPr>
           <w:rFonts w:ascii="Times New Roman" w:hAnsi="Times New Roman" w:cs="Times New Roman"/>
@@ -10245,7 +10371,7 @@
           <w:szCs w:val="26"/>
         </w:rPr>
       </w:pPr>
-      <w:bookmarkStart w:id="3" w:name="_Toc228375895"/>
+      <w:bookmarkStart w:id="3" w:name="_Toc229230339"/>
       <w:r>
         <w:rPr>
           <w:rFonts w:ascii="Times New Roman" w:hAnsi="Times New Roman" w:cs="Times New Roman"/>
@@ -10364,8 +10490,8 @@
           <w:szCs w:val="26"/>
         </w:rPr>
       </w:pPr>
-      <w:bookmarkStart w:id="4" w:name="_Toc228375896"/>
-      <w:bookmarkStart w:id="5" w:name="_Hlk178772877"/>
+      <w:bookmarkStart w:id="4" w:name="_Hlk178772877"/>
+      <w:bookmarkStart w:id="5" w:name="_Toc229230340"/>
       <w:r>
         <w:rPr>
           <w:rFonts w:ascii="Times New Roman" w:hAnsi="Times New Roman" w:cs="Times New Roman"/>
@@ -10376,7 +10502,7 @@
         <w:lastRenderedPageBreak/>
         <w:t>USER STORY TRONG HỆ THỐNG</w:t>
       </w:r>
-      <w:bookmarkEnd w:id="4"/>
+      <w:bookmarkEnd w:id="5"/>
     </w:p>
     <w:p>
       <w:pPr>
@@ -10395,7 +10521,7 @@
           <w:szCs w:val="26"/>
         </w:rPr>
       </w:pPr>
-      <w:bookmarkStart w:id="6" w:name="_Toc228375897"/>
+      <w:bookmarkStart w:id="6" w:name="_Toc229230341"/>
       <w:r>
         <w:rPr>
           <w:rFonts w:ascii="Times New Roman" w:eastAsia="Calibri" w:hAnsi="Times New Roman" w:cs="Times New Roman"/>
@@ -10810,7 +10936,7 @@
           <w:szCs w:val="26"/>
         </w:rPr>
       </w:pPr>
-      <w:bookmarkStart w:id="7" w:name="_Toc228375898"/>
+      <w:bookmarkStart w:id="7" w:name="_Toc229230342"/>
       <w:r>
         <w:rPr>
           <w:rFonts w:ascii="Times New Roman" w:eastAsia="Calibri" w:hAnsi="Times New Roman" w:cs="Times New Roman"/>
@@ -11168,7 +11294,7 @@
           <w:lang w:val="vi-VN"/>
         </w:rPr>
       </w:pPr>
-      <w:bookmarkStart w:id="8" w:name="_Toc228375899"/>
+      <w:bookmarkStart w:id="8" w:name="_Toc229230343"/>
       <w:r>
         <w:rPr>
           <w:rFonts w:ascii="Times New Roman" w:eastAsia="Calibri" w:hAnsi="Times New Roman" w:cs="Times New Roman"/>
@@ -11573,7 +11699,7 @@
           <w:szCs w:val="26"/>
         </w:rPr>
       </w:pPr>
-      <w:bookmarkStart w:id="9" w:name="_Toc228375900"/>
+      <w:bookmarkStart w:id="9" w:name="_Toc229230344"/>
       <w:r>
         <w:rPr>
           <w:rFonts w:ascii="Times New Roman" w:eastAsia="Calibri" w:hAnsi="Times New Roman" w:cs="Times New Roman"/>
@@ -11952,7 +12078,7 @@
           <w:szCs w:val="26"/>
         </w:rPr>
       </w:pPr>
-      <w:bookmarkStart w:id="10" w:name="_Toc228375901"/>
+      <w:bookmarkStart w:id="10" w:name="_Toc229230345"/>
       <w:r>
         <w:rPr>
           <w:rFonts w:ascii="Times New Roman" w:eastAsia="Calibri" w:hAnsi="Times New Roman" w:cs="Times New Roman"/>
@@ -12436,7 +12562,7 @@
           <w:szCs w:val="26"/>
         </w:rPr>
       </w:pPr>
-      <w:bookmarkStart w:id="11" w:name="_Toc228375902"/>
+      <w:bookmarkStart w:id="11" w:name="_Toc229230346"/>
       <w:r>
         <w:rPr>
           <w:rFonts w:ascii="Times New Roman" w:eastAsia="Calibri" w:hAnsi="Times New Roman" w:cs="Times New Roman"/>
@@ -12925,7 +13051,7 @@
           <w:szCs w:val="26"/>
         </w:rPr>
       </w:pPr>
-      <w:bookmarkStart w:id="12" w:name="_Toc228375903"/>
+      <w:bookmarkStart w:id="12" w:name="_Toc229230347"/>
       <w:r>
         <w:rPr>
           <w:rFonts w:ascii="Times New Roman" w:eastAsia="Calibri" w:hAnsi="Times New Roman" w:cs="Times New Roman"/>
@@ -13296,7 +13422,7 @@
           <w:szCs w:val="26"/>
         </w:rPr>
       </w:pPr>
-      <w:bookmarkStart w:id="14" w:name="_Toc228375904"/>
+      <w:bookmarkStart w:id="14" w:name="_Toc229230348"/>
       <w:r>
         <w:rPr>
           <w:rFonts w:ascii="Times New Roman" w:eastAsia="Calibri" w:hAnsi="Times New Roman" w:cs="Times New Roman"/>
@@ -13733,7 +13859,7 @@
           <w:szCs w:val="26"/>
         </w:rPr>
       </w:pPr>
-      <w:bookmarkStart w:id="15" w:name="_Toc228375905"/>
+      <w:bookmarkStart w:id="15" w:name="_Toc229230349"/>
       <w:r>
         <w:rPr>
           <w:rFonts w:ascii="Times New Roman" w:eastAsia="Calibri" w:hAnsi="Times New Roman" w:cs="Times New Roman"/>
@@ -14204,7 +14330,7 @@
           <w:szCs w:val="26"/>
         </w:rPr>
       </w:pPr>
-      <w:bookmarkStart w:id="16" w:name="_Toc228375906"/>
+      <w:bookmarkStart w:id="16" w:name="_Toc229230350"/>
       <w:r>
         <w:rPr>
           <w:rFonts w:ascii="Times New Roman" w:eastAsia="Calibri" w:hAnsi="Times New Roman" w:cs="Times New Roman"/>
@@ -14669,7 +14795,7 @@
           <w:szCs w:val="26"/>
         </w:rPr>
       </w:pPr>
-      <w:bookmarkStart w:id="17" w:name="_Toc228375907"/>
+      <w:bookmarkStart w:id="17" w:name="_Toc229230351"/>
       <w:r>
         <w:rPr>
           <w:rFonts w:ascii="Times New Roman" w:eastAsia="Calibri" w:hAnsi="Times New Roman" w:cs="Times New Roman"/>
@@ -15251,8 +15377,8 @@
           <w:szCs w:val="26"/>
         </w:rPr>
       </w:pPr>
-      <w:bookmarkStart w:id="18" w:name="_Toc228375908"/>
-      <w:bookmarkStart w:id="19" w:name="_Hlk183638458"/>
+      <w:bookmarkStart w:id="18" w:name="_Hlk183638458"/>
+      <w:bookmarkStart w:id="19" w:name="_Toc229230352"/>
       <w:r>
         <w:rPr>
           <w:rFonts w:ascii="Times New Roman" w:eastAsia="Calibri" w:hAnsi="Times New Roman" w:cs="Times New Roman"/>
@@ -15289,7 +15415,7 @@
         </w:rPr>
         <w:t>Quản lý danh mục môn học</w:t>
       </w:r>
-      <w:bookmarkEnd w:id="18"/>
+      <w:bookmarkEnd w:id="19"/>
     </w:p>
     <w:tbl>
       <w:tblPr>
@@ -15689,7 +15815,7 @@
           </w:p>
         </w:tc>
       </w:tr>
-      <w:bookmarkEnd w:id="19"/>
+      <w:bookmarkEnd w:id="18"/>
     </w:tbl>
     <w:p>
       <w:pPr>
@@ -15719,8 +15845,8 @@
           <w:szCs w:val="26"/>
         </w:rPr>
       </w:pPr>
-      <w:bookmarkStart w:id="20" w:name="_Toc228375909"/>
-      <w:bookmarkEnd w:id="5"/>
+      <w:bookmarkStart w:id="20" w:name="_Toc229230353"/>
+      <w:bookmarkEnd w:id="4"/>
       <w:r>
         <w:rPr>
           <w:rFonts w:ascii="Times New Roman" w:eastAsia="Calibri" w:hAnsi="Times New Roman" w:cs="Times New Roman"/>
@@ -16195,7 +16321,7 @@
           <w:szCs w:val="26"/>
         </w:rPr>
       </w:pPr>
-      <w:bookmarkStart w:id="21" w:name="_Toc228375910"/>
+      <w:bookmarkStart w:id="21" w:name="_Toc229230354"/>
       <w:r>
         <w:rPr>
           <w:rFonts w:ascii="Times New Roman" w:eastAsia="Calibri" w:hAnsi="Times New Roman" w:cs="Times New Roman"/>
@@ -16622,7 +16748,7 @@
           <w:szCs w:val="26"/>
         </w:rPr>
       </w:pPr>
-      <w:bookmarkStart w:id="22" w:name="_Toc228375911"/>
+      <w:bookmarkStart w:id="22" w:name="_Toc229230355"/>
       <w:r>
         <w:rPr>
           <w:rFonts w:ascii="Times New Roman" w:eastAsia="Calibri" w:hAnsi="Times New Roman" w:cs="Times New Roman"/>
@@ -17059,7 +17185,7 @@
           <w:szCs w:val="26"/>
         </w:rPr>
       </w:pPr>
-      <w:bookmarkStart w:id="23" w:name="_Toc228375912"/>
+      <w:bookmarkStart w:id="23" w:name="_Toc229230356"/>
       <w:r>
         <w:rPr>
           <w:rFonts w:ascii="Times New Roman" w:eastAsia="Calibri" w:hAnsi="Times New Roman" w:cs="Times New Roman"/>
@@ -17523,7 +17649,7 @@
           <w:szCs w:val="26"/>
         </w:rPr>
       </w:pPr>
-      <w:bookmarkStart w:id="24" w:name="_Toc228375913"/>
+      <w:bookmarkStart w:id="24" w:name="_Toc229230357"/>
       <w:r>
         <w:rPr>
           <w:rFonts w:ascii="Times New Roman" w:eastAsia="Calibri" w:hAnsi="Times New Roman" w:cs="Times New Roman"/>
@@ -17894,8 +18020,8 @@
           <w:szCs w:val="26"/>
         </w:rPr>
       </w:pPr>
-      <w:bookmarkStart w:id="25" w:name="_Toc228375914"/>
-      <w:bookmarkStart w:id="26" w:name="_Hlk179233457"/>
+      <w:bookmarkStart w:id="25" w:name="_Hlk179233457"/>
+      <w:bookmarkStart w:id="26" w:name="_Toc229230358"/>
       <w:r>
         <w:rPr>
           <w:rFonts w:ascii="Times New Roman" w:hAnsi="Times New Roman" w:cs="Times New Roman"/>
@@ -17941,7 +18067,7 @@
         </w:rPr>
         <w:t>Xem danh sách lớp giảng dạy</w:t>
       </w:r>
-      <w:bookmarkEnd w:id="25"/>
+      <w:bookmarkEnd w:id="26"/>
     </w:p>
     <w:tbl>
       <w:tblPr>
@@ -18379,7 +18505,7 @@
         </w:rPr>
       </w:pPr>
       <w:bookmarkStart w:id="28" w:name="_Hlk179373801"/>
-      <w:bookmarkEnd w:id="26"/>
+      <w:bookmarkEnd w:id="25"/>
       <w:bookmarkEnd w:id="27"/>
     </w:p>
     <w:p>
@@ -18399,7 +18525,7 @@
           <w:szCs w:val="26"/>
         </w:rPr>
       </w:pPr>
-      <w:bookmarkStart w:id="29" w:name="_Toc228375915"/>
+      <w:bookmarkStart w:id="29" w:name="_Toc229230359"/>
       <w:r>
         <w:rPr>
           <w:rFonts w:ascii="Times New Roman" w:hAnsi="Times New Roman" w:cs="Times New Roman"/>
@@ -18916,7 +19042,7 @@
           <w:szCs w:val="26"/>
         </w:rPr>
       </w:pPr>
-      <w:bookmarkStart w:id="30" w:name="_Toc228375916"/>
+      <w:bookmarkStart w:id="30" w:name="_Toc229230360"/>
       <w:r>
         <w:rPr>
           <w:rFonts w:ascii="Times New Roman" w:hAnsi="Times New Roman" w:cs="Times New Roman"/>
@@ -19436,7 +19562,7 @@
           <w:szCs w:val="26"/>
         </w:rPr>
       </w:pPr>
-      <w:bookmarkStart w:id="32" w:name="_Toc228375917"/>
+      <w:bookmarkStart w:id="32" w:name="_Toc229230361"/>
       <w:r>
         <w:rPr>
           <w:rFonts w:ascii="Times New Roman" w:hAnsi="Times New Roman" w:cs="Times New Roman"/>
@@ -19940,7 +20066,7 @@
           <w:szCs w:val="26"/>
         </w:rPr>
       </w:pPr>
-      <w:bookmarkStart w:id="33" w:name="_Toc228375918"/>
+      <w:bookmarkStart w:id="33" w:name="_Toc229230362"/>
       <w:r>
         <w:rPr>
           <w:rFonts w:ascii="Times New Roman" w:hAnsi="Times New Roman" w:cs="Times New Roman"/>
@@ -20437,7 +20563,7 @@
           <w:szCs w:val="26"/>
         </w:rPr>
       </w:pPr>
-      <w:bookmarkStart w:id="35" w:name="_Toc228375919"/>
+      <w:bookmarkStart w:id="35" w:name="_Toc229230363"/>
       <w:r>
         <w:rPr>
           <w:rFonts w:ascii="Times New Roman" w:hAnsi="Times New Roman" w:cs="Times New Roman"/>
@@ -20936,7 +21062,7 @@
           <w:szCs w:val="26"/>
         </w:rPr>
       </w:pPr>
-      <w:bookmarkStart w:id="36" w:name="_Toc228375920"/>
+      <w:bookmarkStart w:id="36" w:name="_Toc229230364"/>
       <w:r>
         <w:rPr>
           <w:rFonts w:ascii="Times New Roman" w:hAnsi="Times New Roman" w:cs="Times New Roman"/>
@@ -21356,7 +21482,7 @@
           <w:szCs w:val="26"/>
         </w:rPr>
       </w:pPr>
-      <w:bookmarkStart w:id="37" w:name="_Toc228375921"/>
+      <w:bookmarkStart w:id="37" w:name="_Toc229230365"/>
       <w:r>
         <w:rPr>
           <w:rFonts w:ascii="Times New Roman" w:hAnsi="Times New Roman" w:cs="Times New Roman"/>
@@ -21854,7 +21980,7 @@
           <w:szCs w:val="26"/>
         </w:rPr>
       </w:pPr>
-      <w:bookmarkStart w:id="38" w:name="_Toc228375922"/>
+      <w:bookmarkStart w:id="38" w:name="_Toc229230366"/>
       <w:r>
         <w:rPr>
           <w:rFonts w:ascii="Times New Roman" w:hAnsi="Times New Roman" w:cs="Times New Roman"/>
@@ -22312,7 +22438,7 @@
           <w:szCs w:val="26"/>
         </w:rPr>
       </w:pPr>
-      <w:bookmarkStart w:id="39" w:name="_Toc228375923"/>
+      <w:bookmarkStart w:id="39" w:name="_Toc229230367"/>
       <w:r>
         <w:rPr>
           <w:rFonts w:ascii="Times New Roman" w:hAnsi="Times New Roman" w:cs="Times New Roman"/>
@@ -22776,7 +22902,7 @@
           <w:lang w:val="vi-VN"/>
         </w:rPr>
       </w:pPr>
-      <w:bookmarkStart w:id="40" w:name="_Toc228375924"/>
+      <w:bookmarkStart w:id="40" w:name="_Toc229230368"/>
       <w:r>
         <w:rPr>
           <w:rFonts w:ascii="Times New Roman" w:hAnsi="Times New Roman" w:cs="Times New Roman"/>
@@ -23221,7 +23347,7 @@
           <w:szCs w:val="26"/>
         </w:rPr>
       </w:pPr>
-      <w:bookmarkStart w:id="41" w:name="_Toc228375925"/>
+      <w:bookmarkStart w:id="41" w:name="_Toc229230369"/>
       <w:r>
         <w:rPr>
           <w:rFonts w:ascii="Times New Roman" w:hAnsi="Times New Roman" w:cs="Times New Roman"/>
@@ -23634,7 +23760,7 @@
           <w:szCs w:val="26"/>
         </w:rPr>
       </w:pPr>
-      <w:bookmarkStart w:id="42" w:name="_Toc228375926"/>
+      <w:bookmarkStart w:id="42" w:name="_Toc229230370"/>
       <w:r>
         <w:rPr>
           <w:rFonts w:ascii="Times New Roman" w:hAnsi="Times New Roman" w:cs="Times New Roman"/>
@@ -24070,7 +24196,7 @@
           <w:szCs w:val="26"/>
         </w:rPr>
       </w:pPr>
-      <w:bookmarkStart w:id="43" w:name="_Toc228375927"/>
+      <w:bookmarkStart w:id="43" w:name="_Toc229230371"/>
       <w:r>
         <w:rPr>
           <w:rFonts w:ascii="Times New Roman" w:hAnsi="Times New Roman" w:cs="Times New Roman"/>
@@ -24460,7 +24586,7 @@
           <w:szCs w:val="26"/>
         </w:rPr>
       </w:pPr>
-      <w:bookmarkStart w:id="44" w:name="_Toc228375928"/>
+      <w:bookmarkStart w:id="44" w:name="_Toc229230372"/>
       <w:r>
         <w:rPr>
           <w:rFonts w:ascii="Times New Roman" w:hAnsi="Times New Roman" w:cs="Times New Roman"/>
@@ -24881,7 +25007,7 @@
           <w:szCs w:val="26"/>
         </w:rPr>
       </w:pPr>
-      <w:bookmarkStart w:id="45" w:name="_Toc228375929"/>
+      <w:bookmarkStart w:id="45" w:name="_Toc229230373"/>
       <w:r>
         <w:rPr>
           <w:rFonts w:ascii="Times New Roman" w:hAnsi="Times New Roman" w:cs="Times New Roman"/>
@@ -25277,7 +25403,7 @@
           <w:szCs w:val="26"/>
         </w:rPr>
       </w:pPr>
-      <w:bookmarkStart w:id="46" w:name="_Toc228375930"/>
+      <w:bookmarkStart w:id="46" w:name="_Toc229230374"/>
       <w:r>
         <w:rPr>
           <w:rFonts w:ascii="Times New Roman" w:hAnsi="Times New Roman" w:cs="Times New Roman"/>
@@ -25712,7 +25838,7 @@
           <w:szCs w:val="26"/>
         </w:rPr>
       </w:pPr>
-      <w:bookmarkStart w:id="47" w:name="_Toc228375931"/>
+      <w:bookmarkStart w:id="47" w:name="_Toc229230375"/>
       <w:r>
         <w:rPr>
           <w:rFonts w:ascii="Times New Roman" w:hAnsi="Times New Roman" w:cs="Times New Roman"/>
@@ -26141,7 +26267,7 @@
           <w:szCs w:val="26"/>
         </w:rPr>
       </w:pPr>
-      <w:bookmarkStart w:id="48" w:name="_Toc228375932"/>
+      <w:bookmarkStart w:id="48" w:name="_Toc229230376"/>
       <w:r>
         <w:rPr>
           <w:rFonts w:ascii="Times New Roman" w:hAnsi="Times New Roman" w:cs="Times New Roman"/>
@@ -26508,7 +26634,7 @@
           <w:szCs w:val="26"/>
         </w:rPr>
       </w:pPr>
-      <w:bookmarkStart w:id="49" w:name="_Toc228375933"/>
+      <w:bookmarkStart w:id="49" w:name="_Toc229230377"/>
       <w:r>
         <w:rPr>
           <w:rFonts w:ascii="Times New Roman" w:hAnsi="Times New Roman" w:cs="Times New Roman"/>
@@ -26918,7 +27044,7 @@
           <w:szCs w:val="26"/>
         </w:rPr>
       </w:pPr>
-      <w:bookmarkStart w:id="50" w:name="_Toc228375934"/>
+      <w:bookmarkStart w:id="50" w:name="_Toc229230378"/>
       <w:r>
         <w:rPr>
           <w:rFonts w:ascii="Times New Roman" w:hAnsi="Times New Roman" w:cs="Times New Roman"/>
@@ -27324,7 +27450,7 @@
           <w:szCs w:val="26"/>
         </w:rPr>
       </w:pPr>
-      <w:bookmarkStart w:id="51" w:name="_Toc228375935"/>
+      <w:bookmarkStart w:id="51" w:name="_Toc229230379"/>
       <w:r>
         <w:rPr>
           <w:rFonts w:ascii="Times New Roman" w:hAnsi="Times New Roman" w:cs="Times New Roman"/>
@@ -27700,7 +27826,7 @@
           <w:szCs w:val="26"/>
         </w:rPr>
       </w:pPr>
-      <w:bookmarkStart w:id="52" w:name="_Toc228375936"/>
+      <w:bookmarkStart w:id="52" w:name="_Toc229230380"/>
       <w:r>
         <w:rPr>
           <w:rFonts w:ascii="Times New Roman" w:hAnsi="Times New Roman" w:cs="Times New Roman"/>
@@ -28104,7 +28230,7 @@
           <w:szCs w:val="26"/>
         </w:rPr>
       </w:pPr>
-      <w:bookmarkStart w:id="53" w:name="_Toc228375937"/>
+      <w:bookmarkStart w:id="53" w:name="_Toc229230381"/>
       <w:r>
         <w:rPr>
           <w:rFonts w:ascii="Times New Roman" w:hAnsi="Times New Roman" w:cs="Times New Roman"/>
@@ -28515,7 +28641,7 @@
           <w:szCs w:val="26"/>
         </w:rPr>
       </w:pPr>
-      <w:bookmarkStart w:id="54" w:name="_Toc228375938"/>
+      <w:bookmarkStart w:id="54" w:name="_Toc229230382"/>
       <w:r>
         <w:rPr>
           <w:rFonts w:ascii="Times New Roman" w:hAnsi="Times New Roman" w:cs="Times New Roman"/>
@@ -28933,6 +29059,12 @@
   <w:p>
     <w:pPr>
       <w:pStyle w:val="Footer"/>
+      <w:jc w:val="right"/>
+    </w:pPr>
+  </w:p>
+  <w:p>
+    <w:pPr>
+      <w:pStyle w:val="Footer"/>
       <w:pBdr>
         <w:top w:val="thinThickSmallGap" w:sz="24" w:space="1" w:color="622423" w:themeColor="accent2" w:themeShade="7F"/>
       </w:pBdr>
@@ -28940,6 +29072,7 @@
         <w:rFonts w:ascii="Times New Roman" w:eastAsiaTheme="majorEastAsia" w:hAnsi="Times New Roman" w:cs="Times New Roman"/>
         <w:sz w:val="26"/>
         <w:szCs w:val="26"/>
+        <w:lang w:val="vi-VN"/>
       </w:rPr>
     </w:pPr>
     <w:r>
@@ -28957,11 +29090,24 @@
         <w:szCs w:val="26"/>
       </w:rPr>
       <w:ptab w:relativeTo="margin" w:alignment="right" w:leader="none"/>
+    </w:r>
+    <w:r>
+      <w:rPr>
+        <w:rFonts w:ascii="Times New Roman" w:eastAsiaTheme="majorEastAsia" w:hAnsi="Times New Roman" w:cs="Times New Roman"/>
+        <w:sz w:val="26"/>
+        <w:szCs w:val="26"/>
+      </w:rPr>
+      <w:t xml:space="preserve"> </w:t>
     </w:r>
   </w:p>
   <w:p>
     <w:pPr>
       <w:pStyle w:val="Footer"/>
+      <w:tabs>
+        <w:tab w:val="clear" w:pos="4680"/>
+        <w:tab w:val="clear" w:pos="9360"/>
+        <w:tab w:val="left" w:pos="2863"/>
+      </w:tabs>
     </w:pPr>
   </w:p>
 </w:ftr>
@@ -29003,14 +29149,6 @@
         <w:szCs w:val="26"/>
       </w:rPr>
       <w:ptab w:relativeTo="margin" w:alignment="right" w:leader="none"/>
-    </w:r>
-    <w:r>
-      <w:rPr>
-        <w:rFonts w:ascii="Times New Roman" w:eastAsiaTheme="majorEastAsia" w:hAnsi="Times New Roman" w:cs="Times New Roman"/>
-        <w:sz w:val="26"/>
-        <w:szCs w:val="26"/>
-      </w:rPr>
-      <w:t xml:space="preserve"> </w:t>
     </w:r>
   </w:p>
   <w:p>
@@ -29061,14 +29199,6 @@
         <w:szCs w:val="26"/>
       </w:rPr>
       <w:ptab w:relativeTo="margin" w:alignment="right" w:leader="none"/>
-    </w:r>
-    <w:r>
-      <w:rPr>
-        <w:rFonts w:ascii="Times New Roman" w:eastAsiaTheme="majorEastAsia" w:hAnsi="Times New Roman" w:cs="Times New Roman"/>
-        <w:sz w:val="26"/>
-        <w:szCs w:val="26"/>
-      </w:rPr>
-      <w:t xml:space="preserve"> </w:t>
     </w:r>
     <w:r>
       <w:rPr>
